--- a/William/Node Backend/William_Jackson.docx
+++ b/William/Node Backend/William_Jackson.docx
@@ -41,6 +41,46 @@
           <w:szCs w:val="19"/>
         </w:rPr>
         <w:t>Senior Software Engineer</w:t>
+      </w:r>
+      <w:r>
+        <w:rPr>
+          <w:rFonts w:ascii="Arial" w:eastAsia="Arial" w:hAnsi="Arial" w:cs="Arial"/>
+          <w:color w:val="555555"/>
+          <w:sz w:val="19"/>
+          <w:szCs w:val="19"/>
+        </w:rPr>
+        <w:t xml:space="preserve"> – Node (Expre</w:t>
+      </w:r>
+      <w:r>
+        <w:rPr>
+          <w:rFonts w:ascii="Arial" w:eastAsia="Arial" w:hAnsi="Arial" w:cs="Arial"/>
+          <w:color w:val="555555"/>
+          <w:sz w:val="19"/>
+          <w:szCs w:val="19"/>
+        </w:rPr>
+        <w:t>ss/</w:t>
+      </w:r>
+      <w:proofErr w:type="spellStart"/>
+      <w:r>
+        <w:rPr>
+          <w:rFonts w:ascii="Arial" w:eastAsia="Arial" w:hAnsi="Arial" w:cs="Arial"/>
+          <w:color w:val="555555"/>
+          <w:sz w:val="19"/>
+          <w:szCs w:val="19"/>
+        </w:rPr>
+        <w:t>NestJS</w:t>
+      </w:r>
+      <w:bookmarkStart w:id="0" w:name="_GoBack"/>
+      <w:bookmarkEnd w:id="0"/>
+      <w:proofErr w:type="spellEnd"/>
+      <w:r>
+        <w:rPr>
+          <w:rFonts w:ascii="Arial" w:eastAsia="Arial" w:hAnsi="Arial" w:cs="Arial"/>
+          <w:color w:val="555555"/>
+          <w:sz w:val="19"/>
+          <w:szCs w:val="19"/>
+        </w:rPr>
+        <w:t>) AWS/Azure</w:t>
       </w:r>
     </w:p>
     <w:tbl>
@@ -177,258 +217,106 @@
         </w:rPr>
       </w:pPr>
       <w:r>
-        <w:rPr>
-          <w:rFonts w:ascii="Arial" w:hAnsi="Arial" w:cs="Arial"/>
-          <w:b/>
-          <w:bCs/>
-          <w:szCs w:val="24"/>
-        </w:rPr>
-        <w:t>Senior backend engineer</w:t>
-      </w:r>
+        <w:t xml:space="preserve">Senior Software Engineer with 10+ years of experience building </w:t>
+      </w:r>
+      <w:r>
+        <w:rPr>
+          <w:rStyle w:val="Strong"/>
+        </w:rPr>
+        <w:t>backend platforms</w:t>
+      </w:r>
+      <w:r>
+        <w:t xml:space="preserve">, </w:t>
+      </w:r>
+      <w:r>
+        <w:rPr>
+          <w:rStyle w:val="Strong"/>
+        </w:rPr>
+        <w:t>API-first systems</w:t>
+      </w:r>
+      <w:r>
+        <w:t xml:space="preserve">, and </w:t>
+      </w:r>
+      <w:r>
+        <w:rPr>
+          <w:rStyle w:val="Strong"/>
+        </w:rPr>
+        <w:t>cloud-native services</w:t>
+      </w:r>
+      <w:r>
+        <w:t xml:space="preserve"> for networking, business workflow, and </w:t>
+      </w:r>
+      <w:proofErr w:type="spellStart"/>
+      <w:r>
+        <w:t>SaaS</w:t>
+      </w:r>
+      <w:proofErr w:type="spellEnd"/>
+      <w:r>
+        <w:t xml:space="preserve">-driven product environments. Strong background designing resilient services with </w:t>
+      </w:r>
+      <w:r>
+        <w:rPr>
+          <w:rStyle w:val="Strong"/>
+        </w:rPr>
+        <w:t>Node.js 14–22</w:t>
+      </w:r>
+      <w:r>
+        <w:t xml:space="preserve">, </w:t>
+      </w:r>
+      <w:proofErr w:type="spellStart"/>
+      <w:r>
+        <w:rPr>
+          <w:rStyle w:val="Strong"/>
+        </w:rPr>
+        <w:t>TypeScript</w:t>
+      </w:r>
+      <w:proofErr w:type="spellEnd"/>
+      <w:r>
+        <w:rPr>
+          <w:rStyle w:val="Strong"/>
+        </w:rPr>
+        <w:t xml:space="preserve"> 4.x–5.x</w:t>
+      </w:r>
+      <w:r>
+        <w:t xml:space="preserve">, </w:t>
+      </w:r>
+      <w:r>
+        <w:rPr>
+          <w:rStyle w:val="Strong"/>
+        </w:rPr>
+        <w:t>Express.js 4.x–5.x</w:t>
+      </w:r>
+      <w:r>
+        <w:t xml:space="preserve">, and </w:t>
+      </w:r>
+      <w:proofErr w:type="spellStart"/>
+      <w:r>
+        <w:rPr>
+          <w:rStyle w:val="Strong"/>
+        </w:rPr>
+        <w:t>NestJS</w:t>
+      </w:r>
+      <w:proofErr w:type="spellEnd"/>
+      <w:r>
+        <w:rPr>
+          <w:rStyle w:val="Strong"/>
+        </w:rPr>
+        <w:t xml:space="preserve"> 9.x–10.x</w:t>
+      </w:r>
+      <w:r>
+        <w:t xml:space="preserve">, with practical ownership across service decomposition, event-driven processing, relational data design, caching, and production reliability. </w:t>
+      </w:r>
+      <w:proofErr w:type="gramStart"/>
+      <w:r>
+        <w:t>Delivers realistic engineering value by solving latency issues, stabilizing error-prone integrations, modernizing legacy code paths, and implementing secure backend capabilities that improve maintainability, release confidence, and operational visibility.</w:t>
+      </w:r>
+      <w:proofErr w:type="gramEnd"/>
       <w:r>
         <w:rPr>
           <w:rFonts w:ascii="Arial" w:hAnsi="Arial" w:cs="Arial"/>
           <w:szCs w:val="24"/>
         </w:rPr>
-        <w:t xml:space="preserve"> with ~10 years building </w:t>
-      </w:r>
-      <w:r>
-        <w:rPr>
-          <w:rFonts w:ascii="Arial" w:hAnsi="Arial" w:cs="Arial"/>
-          <w:b/>
-          <w:bCs/>
-          <w:szCs w:val="24"/>
-        </w:rPr>
-        <w:t>Node.js (Express/</w:t>
-      </w:r>
-      <w:proofErr w:type="spellStart"/>
-      <w:r>
-        <w:rPr>
-          <w:rFonts w:ascii="Arial" w:hAnsi="Arial" w:cs="Arial"/>
-          <w:b/>
-          <w:bCs/>
-          <w:szCs w:val="24"/>
-        </w:rPr>
-        <w:t>NestJS</w:t>
-      </w:r>
-      <w:proofErr w:type="spellEnd"/>
-      <w:r>
-        <w:rPr>
-          <w:rFonts w:ascii="Arial" w:hAnsi="Arial" w:cs="Arial"/>
-          <w:b/>
-          <w:bCs/>
-          <w:szCs w:val="24"/>
-        </w:rPr>
-        <w:t>)</w:t>
-      </w:r>
-      <w:r>
-        <w:rPr>
-          <w:rFonts w:ascii="Arial" w:hAnsi="Arial" w:cs="Arial"/>
-          <w:szCs w:val="24"/>
-        </w:rPr>
-        <w:t xml:space="preserve"> services on </w:t>
-      </w:r>
-      <w:r>
-        <w:rPr>
-          <w:rFonts w:ascii="Arial" w:hAnsi="Arial" w:cs="Arial"/>
-          <w:b/>
-          <w:bCs/>
-          <w:szCs w:val="24"/>
-        </w:rPr>
-        <w:t>AWS-first</w:t>
-      </w:r>
-      <w:r>
-        <w:rPr>
-          <w:rFonts w:ascii="Arial" w:hAnsi="Arial" w:cs="Arial"/>
-          <w:szCs w:val="24"/>
-        </w:rPr>
-        <w:t xml:space="preserve"> architectures, focused on </w:t>
-      </w:r>
-      <w:r>
-        <w:rPr>
-          <w:rFonts w:ascii="Arial" w:hAnsi="Arial" w:cs="Arial"/>
-          <w:b/>
-          <w:bCs/>
-          <w:szCs w:val="24"/>
-        </w:rPr>
-        <w:t>API design</w:t>
-      </w:r>
-      <w:r>
-        <w:rPr>
-          <w:rFonts w:ascii="Arial" w:hAnsi="Arial" w:cs="Arial"/>
-          <w:szCs w:val="24"/>
-        </w:rPr>
-        <w:t xml:space="preserve">, </w:t>
-      </w:r>
-      <w:r>
-        <w:rPr>
-          <w:rFonts w:ascii="Arial" w:hAnsi="Arial" w:cs="Arial"/>
-          <w:b/>
-          <w:bCs/>
-          <w:szCs w:val="24"/>
-        </w:rPr>
-        <w:t>event-driven systems</w:t>
-      </w:r>
-      <w:r>
-        <w:rPr>
-          <w:rFonts w:ascii="Arial" w:hAnsi="Arial" w:cs="Arial"/>
-          <w:szCs w:val="24"/>
-        </w:rPr>
-        <w:t xml:space="preserve">, and </w:t>
-      </w:r>
-      <w:r>
-        <w:rPr>
-          <w:rFonts w:ascii="Arial" w:hAnsi="Arial" w:cs="Arial"/>
-          <w:b/>
-          <w:bCs/>
-          <w:szCs w:val="24"/>
-        </w:rPr>
-        <w:t>operability</w:t>
-      </w:r>
-      <w:r>
-        <w:rPr>
-          <w:rFonts w:ascii="Arial" w:hAnsi="Arial" w:cs="Arial"/>
-          <w:szCs w:val="24"/>
-        </w:rPr>
-        <w:t xml:space="preserve"> (tracing, metrics, logs). Strong experience modernizing legacy systems into </w:t>
-      </w:r>
-      <w:proofErr w:type="spellStart"/>
-      <w:r>
-        <w:rPr>
-          <w:rFonts w:ascii="Arial" w:hAnsi="Arial" w:cs="Arial"/>
-          <w:b/>
-          <w:bCs/>
-          <w:szCs w:val="24"/>
-        </w:rPr>
-        <w:t>microservices</w:t>
-      </w:r>
-      <w:proofErr w:type="spellEnd"/>
-      <w:r>
-        <w:rPr>
-          <w:rFonts w:ascii="Arial" w:hAnsi="Arial" w:cs="Arial"/>
-          <w:szCs w:val="24"/>
-        </w:rPr>
-        <w:t xml:space="preserve">, hardening </w:t>
-      </w:r>
-      <w:r>
-        <w:rPr>
-          <w:rFonts w:ascii="Arial" w:hAnsi="Arial" w:cs="Arial"/>
-          <w:b/>
-          <w:bCs/>
-          <w:szCs w:val="24"/>
-        </w:rPr>
-        <w:t>OAuth2/OIDC + JWT</w:t>
-      </w:r>
-      <w:r>
-        <w:rPr>
-          <w:rFonts w:ascii="Arial" w:hAnsi="Arial" w:cs="Arial"/>
-          <w:szCs w:val="24"/>
-        </w:rPr>
-        <w:t xml:space="preserve"> security, and improving reliability with </w:t>
-      </w:r>
-      <w:r>
-        <w:rPr>
-          <w:rFonts w:ascii="Arial" w:hAnsi="Arial" w:cs="Arial"/>
-          <w:b/>
-          <w:bCs/>
-          <w:szCs w:val="24"/>
-        </w:rPr>
-        <w:t>SLO-driven</w:t>
-      </w:r>
-      <w:r>
-        <w:rPr>
-          <w:rFonts w:ascii="Arial" w:hAnsi="Arial" w:cs="Arial"/>
-          <w:szCs w:val="24"/>
-        </w:rPr>
-        <w:t xml:space="preserve"> monitoring using </w:t>
-      </w:r>
-      <w:proofErr w:type="spellStart"/>
-      <w:r>
-        <w:rPr>
-          <w:rFonts w:ascii="Arial" w:hAnsi="Arial" w:cs="Arial"/>
-          <w:b/>
-          <w:bCs/>
-          <w:szCs w:val="24"/>
-        </w:rPr>
-        <w:t>OpenTelemetry</w:t>
-      </w:r>
-      <w:proofErr w:type="spellEnd"/>
-      <w:r>
-        <w:rPr>
-          <w:rFonts w:ascii="Arial" w:hAnsi="Arial" w:cs="Arial"/>
-          <w:szCs w:val="24"/>
-        </w:rPr>
-        <w:t xml:space="preserve">, </w:t>
-      </w:r>
-      <w:proofErr w:type="spellStart"/>
-      <w:r>
-        <w:rPr>
-          <w:rFonts w:ascii="Arial" w:hAnsi="Arial" w:cs="Arial"/>
-          <w:b/>
-          <w:bCs/>
-          <w:szCs w:val="24"/>
-        </w:rPr>
-        <w:t>Datadog</w:t>
-      </w:r>
-      <w:proofErr w:type="spellEnd"/>
-      <w:r>
-        <w:rPr>
-          <w:rFonts w:ascii="Arial" w:hAnsi="Arial" w:cs="Arial"/>
-          <w:szCs w:val="24"/>
-        </w:rPr>
-        <w:t xml:space="preserve">, </w:t>
-      </w:r>
-      <w:r>
-        <w:rPr>
-          <w:rFonts w:ascii="Arial" w:hAnsi="Arial" w:cs="Arial"/>
-          <w:b/>
-          <w:bCs/>
-          <w:szCs w:val="24"/>
-        </w:rPr>
-        <w:t>Prometheus</w:t>
-      </w:r>
-      <w:r>
-        <w:rPr>
-          <w:rFonts w:ascii="Arial" w:hAnsi="Arial" w:cs="Arial"/>
-          <w:szCs w:val="24"/>
-        </w:rPr>
-        <w:t xml:space="preserve">, </w:t>
-      </w:r>
-      <w:proofErr w:type="spellStart"/>
-      <w:r>
-        <w:rPr>
-          <w:rFonts w:ascii="Arial" w:hAnsi="Arial" w:cs="Arial"/>
-          <w:b/>
-          <w:bCs/>
-          <w:szCs w:val="24"/>
-        </w:rPr>
-        <w:t>Grafana</w:t>
-      </w:r>
-      <w:proofErr w:type="spellEnd"/>
-      <w:r>
-        <w:rPr>
-          <w:rFonts w:ascii="Arial" w:hAnsi="Arial" w:cs="Arial"/>
-          <w:szCs w:val="24"/>
-        </w:rPr>
-        <w:t xml:space="preserve">, and </w:t>
-      </w:r>
-      <w:proofErr w:type="spellStart"/>
-      <w:r>
-        <w:rPr>
-          <w:rFonts w:ascii="Arial" w:hAnsi="Arial" w:cs="Arial"/>
-          <w:b/>
-          <w:bCs/>
-          <w:szCs w:val="24"/>
-        </w:rPr>
-        <w:t>CloudWatch</w:t>
-      </w:r>
-      <w:proofErr w:type="spellEnd"/>
-      <w:r>
-        <w:rPr>
-          <w:rFonts w:ascii="Arial" w:hAnsi="Arial" w:cs="Arial"/>
-          <w:szCs w:val="24"/>
-        </w:rPr>
-        <w:t xml:space="preserve">. </w:t>
+        <w:t xml:space="preserve"> </w:t>
       </w:r>
     </w:p>
     <w:p>
@@ -454,224 +342,123 @@
         <w:pStyle w:val="NormalWeb"/>
         <w:numPr>
           <w:ilvl w:val="0"/>
-          <w:numId w:val="9"/>
+          <w:numId w:val="38"/>
         </w:numPr>
+        <w:spacing w:before="0" w:beforeAutospacing="0" w:after="0" w:afterAutospacing="0"/>
         <w:jc w:val="both"/>
         <w:rPr>
-          <w:rFonts w:ascii="Arial" w:hAnsi="Arial" w:cs="Arial"/>
-          <w:sz w:val="12"/>
-        </w:rPr>
-      </w:pPr>
-      <w:r>
-        <w:rPr>
-          <w:rStyle w:val="Strong"/>
-          <w:rFonts w:ascii="Arial" w:hAnsi="Arial" w:cs="Arial"/>
-          <w:sz w:val="18"/>
-        </w:rPr>
-        <w:t>Backend &amp; APIs</w:t>
-      </w:r>
-      <w:r>
-        <w:rPr>
-          <w:rFonts w:ascii="Arial" w:hAnsi="Arial" w:cs="Arial"/>
-          <w:sz w:val="18"/>
-        </w:rPr>
-        <w:t xml:space="preserve"> — </w:t>
-      </w:r>
-      <w:r>
-        <w:rPr>
-          <w:rStyle w:val="Strong"/>
-          <w:rFonts w:ascii="Arial" w:hAnsi="Arial" w:cs="Arial"/>
-          <w:sz w:val="18"/>
-        </w:rPr>
-        <w:t>Node.js</w:t>
-      </w:r>
-      <w:r>
-        <w:rPr>
-          <w:rFonts w:ascii="Arial" w:hAnsi="Arial" w:cs="Arial"/>
-          <w:sz w:val="18"/>
+          <w:sz w:val="20"/>
+        </w:rPr>
+      </w:pPr>
+      <w:r>
+        <w:rPr>
+          <w:rStyle w:val="Strong"/>
+          <w:sz w:val="20"/>
+        </w:rPr>
+        <w:t>Backend:</w:t>
+      </w:r>
+      <w:r>
+        <w:rPr>
+          <w:sz w:val="20"/>
+        </w:rPr>
+        <w:t xml:space="preserve"> </w:t>
+      </w:r>
+      <w:r>
+        <w:rPr>
+          <w:rStyle w:val="Strong"/>
+          <w:sz w:val="20"/>
+        </w:rPr>
+        <w:t>Node.js 14–22</w:t>
+      </w:r>
+      <w:r>
+        <w:rPr>
+          <w:sz w:val="20"/>
         </w:rPr>
         <w:t xml:space="preserve">, </w:t>
       </w:r>
-      <w:r>
-        <w:rPr>
-          <w:rStyle w:val="Strong"/>
-          <w:rFonts w:ascii="Arial" w:hAnsi="Arial" w:cs="Arial"/>
-          <w:sz w:val="18"/>
-        </w:rPr>
-        <w:t>Express</w:t>
-      </w:r>
-      <w:r>
-        <w:rPr>
-          <w:rFonts w:ascii="Arial" w:hAnsi="Arial" w:cs="Arial"/>
-          <w:sz w:val="18"/>
+      <w:proofErr w:type="spellStart"/>
+      <w:r>
+        <w:rPr>
+          <w:rStyle w:val="Strong"/>
+          <w:sz w:val="20"/>
+        </w:rPr>
+        <w:t>TypeScript</w:t>
+      </w:r>
+      <w:proofErr w:type="spellEnd"/>
+      <w:r>
+        <w:rPr>
+          <w:rStyle w:val="Strong"/>
+          <w:sz w:val="20"/>
+        </w:rPr>
+        <w:t xml:space="preserve"> 4.x–5.x</w:t>
+      </w:r>
+      <w:r>
+        <w:rPr>
+          <w:sz w:val="20"/>
         </w:rPr>
         <w:t xml:space="preserve">, </w:t>
       </w:r>
+      <w:r>
+        <w:rPr>
+          <w:rStyle w:val="Strong"/>
+          <w:sz w:val="20"/>
+        </w:rPr>
+        <w:t>JavaScript ES6+</w:t>
+      </w:r>
+      <w:r>
+        <w:rPr>
+          <w:sz w:val="20"/>
+        </w:rPr>
+        <w:t xml:space="preserve">, </w:t>
+      </w:r>
+      <w:r>
+        <w:rPr>
+          <w:rStyle w:val="Strong"/>
+          <w:sz w:val="20"/>
+        </w:rPr>
+        <w:t>Express.js 4.x–5.x</w:t>
+      </w:r>
+      <w:r>
+        <w:rPr>
+          <w:sz w:val="20"/>
+        </w:rPr>
+        <w:t xml:space="preserve">, </w:t>
+      </w:r>
       <w:proofErr w:type="spellStart"/>
       <w:r>
         <w:rPr>
           <w:rStyle w:val="Strong"/>
-          <w:rFonts w:ascii="Arial" w:hAnsi="Arial" w:cs="Arial"/>
-          <w:sz w:val="18"/>
+          <w:sz w:val="20"/>
+        </w:rPr>
+        <w:t>NestJS</w:t>
+      </w:r>
+      <w:proofErr w:type="spellEnd"/>
+      <w:r>
+        <w:rPr>
+          <w:rStyle w:val="Strong"/>
+          <w:sz w:val="20"/>
+        </w:rPr>
+        <w:t xml:space="preserve"> 9.x–10.x</w:t>
+      </w:r>
+      <w:r>
+        <w:rPr>
+          <w:sz w:val="20"/>
+        </w:rPr>
+        <w:t xml:space="preserve">, REST API design, </w:t>
+      </w:r>
+      <w:proofErr w:type="spellStart"/>
+      <w:r>
+        <w:rPr>
+          <w:sz w:val="20"/>
         </w:rPr>
         <w:t>microservices</w:t>
       </w:r>
       <w:proofErr w:type="spellEnd"/>
       <w:r>
         <w:rPr>
-          <w:rFonts w:ascii="Arial" w:hAnsi="Arial" w:cs="Arial"/>
-          <w:sz w:val="18"/>
-        </w:rPr>
-        <w:t xml:space="preserve">, </w:t>
-      </w:r>
-      <w:r>
-        <w:rPr>
-          <w:rStyle w:val="Strong"/>
-          <w:rFonts w:ascii="Arial" w:hAnsi="Arial" w:cs="Arial"/>
-          <w:sz w:val="18"/>
-        </w:rPr>
-        <w:t>distributed systems</w:t>
-      </w:r>
-      <w:r>
-        <w:rPr>
-          <w:rFonts w:ascii="Arial" w:hAnsi="Arial" w:cs="Arial"/>
-          <w:sz w:val="18"/>
-        </w:rPr>
-        <w:t xml:space="preserve">, </w:t>
-      </w:r>
-      <w:r>
-        <w:rPr>
-          <w:rStyle w:val="Strong"/>
-          <w:rFonts w:ascii="Arial" w:hAnsi="Arial" w:cs="Arial"/>
-          <w:sz w:val="18"/>
-        </w:rPr>
-        <w:t>event-driven architecture</w:t>
-      </w:r>
-      <w:r>
-        <w:rPr>
-          <w:rFonts w:ascii="Arial" w:hAnsi="Arial" w:cs="Arial"/>
-          <w:sz w:val="18"/>
-        </w:rPr>
-        <w:t xml:space="preserve">, </w:t>
-      </w:r>
-      <w:r>
-        <w:rPr>
-          <w:rStyle w:val="Strong"/>
-          <w:rFonts w:ascii="Arial" w:hAnsi="Arial" w:cs="Arial"/>
-          <w:sz w:val="18"/>
-        </w:rPr>
-        <w:t>REST APIs</w:t>
-      </w:r>
-      <w:r>
-        <w:rPr>
-          <w:rFonts w:ascii="Arial" w:hAnsi="Arial" w:cs="Arial"/>
-          <w:sz w:val="18"/>
-        </w:rPr>
-        <w:t xml:space="preserve">, </w:t>
-      </w:r>
-      <w:proofErr w:type="spellStart"/>
-      <w:r>
-        <w:rPr>
-          <w:rStyle w:val="Strong"/>
-          <w:rFonts w:ascii="Arial" w:hAnsi="Arial" w:cs="Arial"/>
-          <w:sz w:val="18"/>
-        </w:rPr>
-        <w:t>GraphQL</w:t>
-      </w:r>
-      <w:proofErr w:type="spellEnd"/>
-      <w:r>
-        <w:rPr>
-          <w:rFonts w:ascii="Arial" w:hAnsi="Arial" w:cs="Arial"/>
-          <w:sz w:val="18"/>
-        </w:rPr>
-        <w:t xml:space="preserve">, </w:t>
-      </w:r>
-      <w:proofErr w:type="spellStart"/>
-      <w:r>
-        <w:rPr>
-          <w:rStyle w:val="Strong"/>
-          <w:rFonts w:ascii="Arial" w:hAnsi="Arial" w:cs="Arial"/>
-          <w:sz w:val="18"/>
-        </w:rPr>
-        <w:t>WebSockets</w:t>
-      </w:r>
-      <w:proofErr w:type="spellEnd"/>
-      <w:r>
-        <w:rPr>
-          <w:rFonts w:ascii="Arial" w:hAnsi="Arial" w:cs="Arial"/>
-          <w:sz w:val="18"/>
-        </w:rPr>
-        <w:t xml:space="preserve">, </w:t>
-      </w:r>
-      <w:r>
-        <w:rPr>
-          <w:rStyle w:val="Strong"/>
-          <w:rFonts w:ascii="Arial" w:hAnsi="Arial" w:cs="Arial"/>
-          <w:sz w:val="18"/>
-        </w:rPr>
-        <w:t>background jobs</w:t>
-      </w:r>
-      <w:r>
-        <w:rPr>
-          <w:rFonts w:ascii="Arial" w:hAnsi="Arial" w:cs="Arial"/>
-          <w:sz w:val="18"/>
-        </w:rPr>
-        <w:t xml:space="preserve">, </w:t>
-      </w:r>
-      <w:r>
-        <w:rPr>
-          <w:rStyle w:val="Strong"/>
-          <w:rFonts w:ascii="Arial" w:hAnsi="Arial" w:cs="Arial"/>
-          <w:sz w:val="18"/>
-        </w:rPr>
-        <w:t>API versioning</w:t>
-      </w:r>
-      <w:r>
-        <w:rPr>
-          <w:rFonts w:ascii="Arial" w:hAnsi="Arial" w:cs="Arial"/>
-          <w:sz w:val="18"/>
-        </w:rPr>
-        <w:t xml:space="preserve">, </w:t>
-      </w:r>
-      <w:r>
-        <w:rPr>
-          <w:rStyle w:val="Strong"/>
-          <w:rFonts w:ascii="Arial" w:hAnsi="Arial" w:cs="Arial"/>
-          <w:sz w:val="18"/>
-        </w:rPr>
-        <w:t>rate limiting</w:t>
-      </w:r>
-      <w:r>
-        <w:rPr>
-          <w:rFonts w:ascii="Arial" w:hAnsi="Arial" w:cs="Arial"/>
-          <w:sz w:val="18"/>
-        </w:rPr>
-        <w:t xml:space="preserve">, </w:t>
-      </w:r>
-      <w:proofErr w:type="spellStart"/>
-      <w:r>
-        <w:rPr>
-          <w:rStyle w:val="Strong"/>
-          <w:rFonts w:ascii="Arial" w:hAnsi="Arial" w:cs="Arial"/>
-          <w:sz w:val="18"/>
-        </w:rPr>
-        <w:t>idempotency</w:t>
-      </w:r>
-      <w:proofErr w:type="spellEnd"/>
-      <w:r>
-        <w:rPr>
-          <w:rFonts w:ascii="Arial" w:hAnsi="Arial" w:cs="Arial"/>
-          <w:sz w:val="18"/>
-        </w:rPr>
-        <w:t xml:space="preserve">, </w:t>
-      </w:r>
-      <w:r>
-        <w:rPr>
-          <w:rStyle w:val="Strong"/>
-          <w:rFonts w:ascii="Arial" w:hAnsi="Arial" w:cs="Arial"/>
-          <w:sz w:val="18"/>
-        </w:rPr>
-        <w:t>secure coding</w:t>
+          <w:sz w:val="20"/>
+        </w:rPr>
+        <w:t>, backend modularization, server-side validation, authentication flows, authorization design, background job processing, event-driven architecture, API integrations</w:t>
       </w:r>
     </w:p>
     <w:p>
@@ -679,106 +466,108 @@
         <w:pStyle w:val="NormalWeb"/>
         <w:numPr>
           <w:ilvl w:val="0"/>
-          <w:numId w:val="9"/>
+          <w:numId w:val="38"/>
         </w:numPr>
+        <w:spacing w:before="0" w:beforeAutospacing="0" w:after="0" w:afterAutospacing="0"/>
         <w:jc w:val="both"/>
         <w:rPr>
-          <w:rFonts w:ascii="Arial" w:hAnsi="Arial" w:cs="Arial"/>
-          <w:sz w:val="12"/>
-        </w:rPr>
-      </w:pPr>
-      <w:r>
-        <w:rPr>
-          <w:rStyle w:val="Strong"/>
-          <w:rFonts w:ascii="Arial" w:hAnsi="Arial" w:cs="Arial"/>
-          <w:sz w:val="18"/>
-        </w:rPr>
-        <w:t>Data, Messaging &amp; Search</w:t>
-      </w:r>
-      <w:r>
-        <w:rPr>
-          <w:rFonts w:ascii="Arial" w:hAnsi="Arial" w:cs="Arial"/>
-          <w:sz w:val="18"/>
-        </w:rPr>
-        <w:t xml:space="preserve"> — Relational: </w:t>
+          <w:sz w:val="20"/>
+        </w:rPr>
+      </w:pPr>
+      <w:r>
+        <w:rPr>
+          <w:rStyle w:val="Strong"/>
+          <w:sz w:val="20"/>
+        </w:rPr>
+        <w:t>Data &amp; Messaging:</w:t>
+      </w:r>
+      <w:r>
+        <w:rPr>
+          <w:sz w:val="20"/>
+        </w:rPr>
+        <w:t xml:space="preserve"> </w:t>
       </w:r>
       <w:proofErr w:type="spellStart"/>
       <w:r>
         <w:rPr>
           <w:rStyle w:val="Strong"/>
-          <w:rFonts w:ascii="Arial" w:hAnsi="Arial" w:cs="Arial"/>
-          <w:sz w:val="18"/>
+          <w:sz w:val="20"/>
         </w:rPr>
         <w:t>PostgreSQL</w:t>
       </w:r>
       <w:proofErr w:type="spellEnd"/>
       <w:r>
         <w:rPr>
-          <w:rFonts w:ascii="Arial" w:hAnsi="Arial" w:cs="Arial"/>
-          <w:sz w:val="18"/>
+          <w:sz w:val="20"/>
         </w:rPr>
         <w:t xml:space="preserve">, </w:t>
       </w:r>
       <w:r>
         <w:rPr>
           <w:rStyle w:val="Strong"/>
-          <w:rFonts w:ascii="Arial" w:hAnsi="Arial" w:cs="Arial"/>
-          <w:sz w:val="18"/>
+          <w:sz w:val="20"/>
         </w:rPr>
         <w:t>MySQL</w:t>
       </w:r>
       <w:r>
         <w:rPr>
-          <w:rFonts w:ascii="Arial" w:hAnsi="Arial" w:cs="Arial"/>
-          <w:sz w:val="18"/>
+          <w:sz w:val="20"/>
         </w:rPr>
         <w:t xml:space="preserve">, </w:t>
       </w:r>
       <w:r>
         <w:rPr>
           <w:rStyle w:val="Strong"/>
-          <w:rFonts w:ascii="Arial" w:hAnsi="Arial" w:cs="Arial"/>
-          <w:sz w:val="18"/>
+          <w:sz w:val="20"/>
         </w:rPr>
         <w:t>SQL Server</w:t>
       </w:r>
       <w:r>
         <w:rPr>
-          <w:rFonts w:ascii="Arial" w:hAnsi="Arial" w:cs="Arial"/>
-          <w:sz w:val="18"/>
-        </w:rPr>
-        <w:t xml:space="preserve"> | </w:t>
+          <w:sz w:val="20"/>
+        </w:rPr>
+        <w:t xml:space="preserve">, </w:t>
       </w:r>
       <w:proofErr w:type="spellStart"/>
       <w:r>
         <w:rPr>
-          <w:rFonts w:ascii="Arial" w:hAnsi="Arial" w:cs="Arial"/>
-          <w:sz w:val="18"/>
-        </w:rPr>
-        <w:t>NoSQL</w:t>
+          <w:rStyle w:val="Strong"/>
+          <w:sz w:val="20"/>
+        </w:rPr>
+        <w:t>MongoDB</w:t>
       </w:r>
       <w:proofErr w:type="spellEnd"/>
       <w:r>
         <w:rPr>
-          <w:rFonts w:ascii="Arial" w:hAnsi="Arial" w:cs="Arial"/>
-          <w:sz w:val="18"/>
-        </w:rPr>
-        <w:t xml:space="preserve">: </w:t>
+          <w:sz w:val="20"/>
+        </w:rPr>
+        <w:t xml:space="preserve">, </w:t>
       </w:r>
       <w:proofErr w:type="spellStart"/>
       <w:r>
         <w:rPr>
           <w:rStyle w:val="Strong"/>
-          <w:rFonts w:ascii="Arial" w:hAnsi="Arial" w:cs="Arial"/>
-          <w:sz w:val="18"/>
+          <w:sz w:val="20"/>
         </w:rPr>
         <w:t>Redis</w:t>
       </w:r>
       <w:proofErr w:type="spellEnd"/>
       <w:r>
         <w:rPr>
-          <w:rFonts w:ascii="Arial" w:hAnsi="Arial" w:cs="Arial"/>
-          <w:sz w:val="18"/>
+          <w:sz w:val="20"/>
+        </w:rPr>
+        <w:t xml:space="preserve">, schema design, query tuning, indexing, transaction handling, pagination strategy, caching, </w:t>
+      </w:r>
+      <w:r>
+        <w:rPr>
+          <w:rStyle w:val="Strong"/>
+          <w:sz w:val="20"/>
+        </w:rPr>
+        <w:t>Kafka</w:t>
+      </w:r>
+      <w:r>
+        <w:rPr>
+          <w:sz w:val="20"/>
         </w:rPr>
         <w:t xml:space="preserve">, </w:t>
       </w:r>
@@ -786,159 +575,61 @@
       <w:r>
         <w:rPr>
           <w:rStyle w:val="Strong"/>
-          <w:rFonts w:ascii="Arial" w:hAnsi="Arial" w:cs="Arial"/>
-          <w:sz w:val="18"/>
-        </w:rPr>
-        <w:t>MongoDB</w:t>
+          <w:sz w:val="20"/>
+        </w:rPr>
+        <w:t>RabbitMQ</w:t>
       </w:r>
       <w:proofErr w:type="spellEnd"/>
       <w:r>
         <w:rPr>
-          <w:rFonts w:ascii="Arial" w:hAnsi="Arial" w:cs="Arial"/>
-          <w:sz w:val="18"/>
+          <w:sz w:val="20"/>
         </w:rPr>
         <w:t xml:space="preserve">, </w:t>
       </w:r>
-      <w:proofErr w:type="spellStart"/>
-      <w:r>
-        <w:rPr>
-          <w:rStyle w:val="Strong"/>
-          <w:rFonts w:ascii="Arial" w:hAnsi="Arial" w:cs="Arial"/>
-          <w:sz w:val="18"/>
-        </w:rPr>
-        <w:t>DynamoDB</w:t>
-      </w:r>
-      <w:proofErr w:type="spellEnd"/>
-      <w:r>
-        <w:rPr>
-          <w:rFonts w:ascii="Arial" w:hAnsi="Arial" w:cs="Arial"/>
-          <w:sz w:val="18"/>
-        </w:rPr>
-        <w:t xml:space="preserve"> | Queues/streams: </w:t>
-      </w:r>
-      <w:r>
-        <w:rPr>
-          <w:rStyle w:val="Strong"/>
-          <w:rFonts w:ascii="Arial" w:hAnsi="Arial" w:cs="Arial"/>
-          <w:sz w:val="18"/>
-        </w:rPr>
-        <w:t>AWS SQS/SNS</w:t>
-      </w:r>
-      <w:r>
-        <w:rPr>
-          <w:rFonts w:ascii="Arial" w:hAnsi="Arial" w:cs="Arial"/>
-          <w:sz w:val="18"/>
+      <w:r>
+        <w:rPr>
+          <w:rStyle w:val="Strong"/>
+          <w:sz w:val="20"/>
+        </w:rPr>
+        <w:t>AWS SQS</w:t>
+      </w:r>
+      <w:r>
+        <w:rPr>
+          <w:sz w:val="20"/>
         </w:rPr>
         <w:t xml:space="preserve">, </w:t>
       </w:r>
       <w:r>
         <w:rPr>
           <w:rStyle w:val="Strong"/>
-          <w:rFonts w:ascii="Arial" w:hAnsi="Arial" w:cs="Arial"/>
-          <w:sz w:val="18"/>
-        </w:rPr>
-        <w:t>Kafka</w:t>
-      </w:r>
-      <w:r>
-        <w:rPr>
-          <w:rFonts w:ascii="Arial" w:hAnsi="Arial" w:cs="Arial"/>
-          <w:sz w:val="18"/>
-        </w:rPr>
-        <w:t xml:space="preserve">, </w:t>
-      </w:r>
-      <w:proofErr w:type="spellStart"/>
-      <w:r>
-        <w:rPr>
-          <w:rStyle w:val="Strong"/>
-          <w:rFonts w:ascii="Arial" w:hAnsi="Arial" w:cs="Arial"/>
-          <w:sz w:val="18"/>
-        </w:rPr>
-        <w:t>RabbitMQ</w:t>
-      </w:r>
-      <w:proofErr w:type="spellEnd"/>
-      <w:r>
-        <w:rPr>
-          <w:rFonts w:ascii="Arial" w:hAnsi="Arial" w:cs="Arial"/>
-          <w:sz w:val="18"/>
-        </w:rPr>
-        <w:t xml:space="preserve"> | Search: </w:t>
-      </w:r>
-      <w:proofErr w:type="spellStart"/>
-      <w:r>
-        <w:rPr>
-          <w:rStyle w:val="Strong"/>
-          <w:rFonts w:ascii="Arial" w:hAnsi="Arial" w:cs="Arial"/>
-          <w:sz w:val="18"/>
-        </w:rPr>
-        <w:t>Elasticsearch</w:t>
-      </w:r>
-      <w:proofErr w:type="spellEnd"/>
-      <w:r>
-        <w:rPr>
-          <w:rFonts w:ascii="Arial" w:hAnsi="Arial" w:cs="Arial"/>
-          <w:sz w:val="18"/>
-        </w:rPr>
-        <w:t xml:space="preserve">, </w:t>
-      </w:r>
-      <w:r>
-        <w:rPr>
-          <w:rStyle w:val="Strong"/>
-          <w:rFonts w:ascii="Arial" w:hAnsi="Arial" w:cs="Arial"/>
-          <w:sz w:val="18"/>
-        </w:rPr>
-        <w:t>OpenSearch</w:t>
-      </w:r>
-      <w:r>
-        <w:rPr>
-          <w:rFonts w:ascii="Arial" w:hAnsi="Arial" w:cs="Arial"/>
-          <w:sz w:val="18"/>
-        </w:rPr>
-        <w:t xml:space="preserve"> | Analytics: </w:t>
-      </w:r>
-      <w:r>
-        <w:rPr>
-          <w:rStyle w:val="Strong"/>
-          <w:rFonts w:ascii="Arial" w:hAnsi="Arial" w:cs="Arial"/>
-          <w:sz w:val="18"/>
-        </w:rPr>
-        <w:t>Redshift</w:t>
-      </w:r>
-      <w:r>
-        <w:rPr>
-          <w:rFonts w:ascii="Arial" w:hAnsi="Arial" w:cs="Arial"/>
-          <w:sz w:val="18"/>
-        </w:rPr>
-        <w:t xml:space="preserve">, </w:t>
-      </w:r>
-      <w:proofErr w:type="spellStart"/>
-      <w:r>
-        <w:rPr>
-          <w:rStyle w:val="Strong"/>
-          <w:rFonts w:ascii="Arial" w:hAnsi="Arial" w:cs="Arial"/>
-          <w:sz w:val="18"/>
-        </w:rPr>
-        <w:t>BigQuery</w:t>
-      </w:r>
-      <w:proofErr w:type="spellEnd"/>
+          <w:sz w:val="20"/>
+        </w:rPr>
+        <w:t>AWS SNS</w:t>
+      </w:r>
+      <w:r>
+        <w:rPr>
+          <w:sz w:val="20"/>
+        </w:rPr>
+        <w:t>, asynchronous processing, retry handling, idempotent consumers</w:t>
+      </w:r>
     </w:p>
     <w:p>
       <w:pPr>
         <w:pStyle w:val="NormalWeb"/>
         <w:numPr>
           <w:ilvl w:val="0"/>
-          <w:numId w:val="9"/>
+          <w:numId w:val="38"/>
         </w:numPr>
+        <w:spacing w:before="0" w:beforeAutospacing="0" w:after="0" w:afterAutospacing="0"/>
         <w:jc w:val="both"/>
         <w:rPr>
-          <w:rFonts w:ascii="Arial" w:hAnsi="Arial" w:cs="Arial"/>
-          <w:sz w:val="12"/>
-        </w:rPr>
-      </w:pPr>
-      <w:r>
-        <w:rPr>
-          <w:rStyle w:val="Strong"/>
-          <w:rFonts w:ascii="Arial" w:hAnsi="Arial" w:cs="Arial"/>
-          <w:sz w:val="18"/>
+          <w:sz w:val="20"/>
+        </w:rPr>
+      </w:pPr>
+      <w:r>
+        <w:rPr>
+          <w:rStyle w:val="Strong"/>
+          <w:sz w:val="20"/>
         </w:rPr>
         <w:t xml:space="preserve">Cloud &amp; </w:t>
       </w:r>
@@ -946,106 +637,140 @@
       <w:r>
         <w:rPr>
           <w:rStyle w:val="Strong"/>
-          <w:rFonts w:ascii="Arial" w:hAnsi="Arial" w:cs="Arial"/>
-          <w:sz w:val="18"/>
+          <w:sz w:val="20"/>
         </w:rPr>
         <w:t>DevOps</w:t>
       </w:r>
       <w:proofErr w:type="spellEnd"/>
       <w:r>
         <w:rPr>
-          <w:rFonts w:ascii="Arial" w:hAnsi="Arial" w:cs="Arial"/>
-          <w:sz w:val="18"/>
-        </w:rPr>
-        <w:t xml:space="preserve"> — AWS (primary): </w:t>
-      </w:r>
-      <w:r>
-        <w:rPr>
-          <w:rStyle w:val="Strong"/>
-          <w:rFonts w:ascii="Arial" w:hAnsi="Arial" w:cs="Arial"/>
-          <w:sz w:val="18"/>
+          <w:rStyle w:val="Strong"/>
+          <w:sz w:val="20"/>
+        </w:rPr>
+        <w:t>:</w:t>
+      </w:r>
+      <w:r>
+        <w:rPr>
+          <w:sz w:val="20"/>
+        </w:rPr>
+        <w:t xml:space="preserve"> </w:t>
+      </w:r>
+      <w:r>
+        <w:rPr>
+          <w:rStyle w:val="Strong"/>
+          <w:sz w:val="20"/>
+        </w:rPr>
+        <w:t>AWS</w:t>
+      </w:r>
+      <w:r>
+        <w:rPr>
+          <w:sz w:val="20"/>
+        </w:rPr>
+        <w:t xml:space="preserve">, </w:t>
+      </w:r>
+      <w:r>
+        <w:rPr>
+          <w:rStyle w:val="Strong"/>
+          <w:sz w:val="20"/>
+        </w:rPr>
+        <w:t>EC2</w:t>
+      </w:r>
+      <w:r>
+        <w:rPr>
+          <w:sz w:val="20"/>
+        </w:rPr>
+        <w:t xml:space="preserve">, </w:t>
+      </w:r>
+      <w:r>
+        <w:rPr>
+          <w:rStyle w:val="Strong"/>
+          <w:sz w:val="20"/>
+        </w:rPr>
+        <w:t>ECS</w:t>
+      </w:r>
+      <w:r>
+        <w:rPr>
+          <w:sz w:val="20"/>
+        </w:rPr>
+        <w:t xml:space="preserve">, </w:t>
+      </w:r>
+      <w:r>
+        <w:rPr>
+          <w:rStyle w:val="Strong"/>
+          <w:sz w:val="20"/>
         </w:rPr>
         <w:t>EKS</w:t>
       </w:r>
       <w:r>
         <w:rPr>
-          <w:rFonts w:ascii="Arial" w:hAnsi="Arial" w:cs="Arial"/>
-          <w:sz w:val="18"/>
+          <w:sz w:val="20"/>
         </w:rPr>
         <w:t xml:space="preserve">, </w:t>
       </w:r>
       <w:r>
         <w:rPr>
           <w:rStyle w:val="Strong"/>
-          <w:rFonts w:ascii="Arial" w:hAnsi="Arial" w:cs="Arial"/>
-          <w:sz w:val="18"/>
-        </w:rPr>
-        <w:t>ECS</w:t>
-      </w:r>
-      <w:r>
-        <w:rPr>
-          <w:rFonts w:ascii="Arial" w:hAnsi="Arial" w:cs="Arial"/>
-          <w:sz w:val="18"/>
+          <w:sz w:val="20"/>
+        </w:rPr>
+        <w:t>Lambda</w:t>
+      </w:r>
+      <w:r>
+        <w:rPr>
+          <w:sz w:val="20"/>
         </w:rPr>
         <w:t xml:space="preserve">, </w:t>
       </w:r>
       <w:r>
         <w:rPr>
           <w:rStyle w:val="Strong"/>
-          <w:rFonts w:ascii="Arial" w:hAnsi="Arial" w:cs="Arial"/>
-          <w:sz w:val="18"/>
-        </w:rPr>
-        <w:t>EC2</w:t>
-      </w:r>
-      <w:r>
-        <w:rPr>
-          <w:rFonts w:ascii="Arial" w:hAnsi="Arial" w:cs="Arial"/>
-          <w:sz w:val="18"/>
+          <w:sz w:val="20"/>
+        </w:rPr>
+        <w:t>API Gateway</w:t>
+      </w:r>
+      <w:r>
+        <w:rPr>
+          <w:sz w:val="20"/>
         </w:rPr>
         <w:t xml:space="preserve">, </w:t>
       </w:r>
       <w:r>
         <w:rPr>
           <w:rStyle w:val="Strong"/>
-          <w:rFonts w:ascii="Arial" w:hAnsi="Arial" w:cs="Arial"/>
-          <w:sz w:val="18"/>
-        </w:rPr>
-        <w:t>Lambda</w:t>
-      </w:r>
-      <w:r>
-        <w:rPr>
-          <w:rFonts w:ascii="Arial" w:hAnsi="Arial" w:cs="Arial"/>
-          <w:sz w:val="18"/>
+          <w:sz w:val="20"/>
+        </w:rPr>
+        <w:t>S3</w:t>
+      </w:r>
+      <w:r>
+        <w:rPr>
+          <w:sz w:val="20"/>
         </w:rPr>
         <w:t xml:space="preserve">, </w:t>
       </w:r>
       <w:r>
         <w:rPr>
           <w:rStyle w:val="Strong"/>
-          <w:rFonts w:ascii="Arial" w:hAnsi="Arial" w:cs="Arial"/>
-          <w:sz w:val="18"/>
-        </w:rPr>
-        <w:t>API Gateway</w:t>
-      </w:r>
-      <w:r>
-        <w:rPr>
-          <w:rFonts w:ascii="Arial" w:hAnsi="Arial" w:cs="Arial"/>
-          <w:sz w:val="18"/>
+          <w:sz w:val="20"/>
+        </w:rPr>
+        <w:t>RDS</w:t>
+      </w:r>
+      <w:r>
+        <w:rPr>
+          <w:sz w:val="20"/>
         </w:rPr>
         <w:t xml:space="preserve">, </w:t>
       </w:r>
-      <w:r>
-        <w:rPr>
-          <w:rStyle w:val="Strong"/>
-          <w:rFonts w:ascii="Arial" w:hAnsi="Arial" w:cs="Arial"/>
-          <w:sz w:val="18"/>
-        </w:rPr>
-        <w:t>S3</w:t>
-      </w:r>
-      <w:r>
-        <w:rPr>
-          <w:rFonts w:ascii="Arial" w:hAnsi="Arial" w:cs="Arial"/>
-          <w:sz w:val="18"/>
+      <w:proofErr w:type="spellStart"/>
+      <w:r>
+        <w:rPr>
+          <w:rStyle w:val="Strong"/>
+          <w:sz w:val="20"/>
+        </w:rPr>
+        <w:t>CloudFront</w:t>
+      </w:r>
+      <w:proofErr w:type="spellEnd"/>
+      <w:r>
+        <w:rPr>
+          <w:sz w:val="20"/>
         </w:rPr>
         <w:t xml:space="preserve">, </w:t>
       </w:r>
@@ -1053,31 +778,29 @@
       <w:r>
         <w:rPr>
           <w:rStyle w:val="Strong"/>
-          <w:rFonts w:ascii="Arial" w:hAnsi="Arial" w:cs="Arial"/>
-          <w:sz w:val="18"/>
-        </w:rPr>
-        <w:t>CloudFront</w:t>
+          <w:sz w:val="20"/>
+        </w:rPr>
+        <w:t>DynamoDB</w:t>
       </w:r>
       <w:proofErr w:type="spellEnd"/>
       <w:r>
         <w:rPr>
-          <w:rFonts w:ascii="Arial" w:hAnsi="Arial" w:cs="Arial"/>
-          <w:sz w:val="18"/>
+          <w:sz w:val="20"/>
         </w:rPr>
         <w:t xml:space="preserve">, </w:t>
       </w:r>
-      <w:r>
-        <w:rPr>
-          <w:rStyle w:val="Strong"/>
-          <w:rFonts w:ascii="Arial" w:hAnsi="Arial" w:cs="Arial"/>
-          <w:sz w:val="18"/>
-        </w:rPr>
-        <w:t>RDS</w:t>
-      </w:r>
-      <w:r>
-        <w:rPr>
-          <w:rFonts w:ascii="Arial" w:hAnsi="Arial" w:cs="Arial"/>
-          <w:sz w:val="18"/>
+      <w:proofErr w:type="spellStart"/>
+      <w:r>
+        <w:rPr>
+          <w:rStyle w:val="Strong"/>
+          <w:sz w:val="20"/>
+        </w:rPr>
+        <w:t>ElastiCache</w:t>
+      </w:r>
+      <w:proofErr w:type="spellEnd"/>
+      <w:r>
+        <w:rPr>
+          <w:sz w:val="20"/>
         </w:rPr>
         <w:t xml:space="preserve">, </w:t>
       </w:r>
@@ -1085,33 +808,42 @@
       <w:r>
         <w:rPr>
           <w:rStyle w:val="Strong"/>
-          <w:rFonts w:ascii="Arial" w:hAnsi="Arial" w:cs="Arial"/>
-          <w:sz w:val="18"/>
-        </w:rPr>
-        <w:t>DynamoDB</w:t>
+          <w:sz w:val="20"/>
+        </w:rPr>
+        <w:t>EventBridge</w:t>
       </w:r>
       <w:proofErr w:type="spellEnd"/>
       <w:r>
         <w:rPr>
-          <w:rFonts w:ascii="Arial" w:hAnsi="Arial" w:cs="Arial"/>
-          <w:sz w:val="18"/>
+          <w:sz w:val="20"/>
         </w:rPr>
         <w:t xml:space="preserve">, </w:t>
       </w:r>
+      <w:r>
+        <w:rPr>
+          <w:rStyle w:val="Strong"/>
+          <w:sz w:val="20"/>
+        </w:rPr>
+        <w:t>Step Functions</w:t>
+      </w:r>
+      <w:r>
+        <w:rPr>
+          <w:sz w:val="20"/>
+        </w:rPr>
+        <w:t xml:space="preserve">, </w:t>
+      </w:r>
       <w:proofErr w:type="spellStart"/>
       <w:r>
         <w:rPr>
           <w:rStyle w:val="Strong"/>
-          <w:rFonts w:ascii="Arial" w:hAnsi="Arial" w:cs="Arial"/>
-          <w:sz w:val="18"/>
-        </w:rPr>
-        <w:t>ElastiCache</w:t>
+          <w:sz w:val="20"/>
+        </w:rPr>
+        <w:t>Docker</w:t>
       </w:r>
       <w:proofErr w:type="spellEnd"/>
       <w:r>
         <w:rPr>
-          <w:rFonts w:ascii="Arial" w:hAnsi="Arial" w:cs="Arial"/>
-          <w:sz w:val="18"/>
+          <w:sz w:val="20"/>
         </w:rPr>
         <w:t xml:space="preserve">, </w:t>
       </w:r>
@@ -1119,451 +851,92 @@
       <w:r>
         <w:rPr>
           <w:rStyle w:val="Strong"/>
-          <w:rFonts w:ascii="Arial" w:hAnsi="Arial" w:cs="Arial"/>
-          <w:sz w:val="18"/>
-        </w:rPr>
-        <w:t>EventBridge</w:t>
+          <w:sz w:val="20"/>
+        </w:rPr>
+        <w:t>Kubernetes</w:t>
       </w:r>
       <w:proofErr w:type="spellEnd"/>
       <w:r>
         <w:rPr>
-          <w:rFonts w:ascii="Arial" w:hAnsi="Arial" w:cs="Arial"/>
-          <w:sz w:val="18"/>
+          <w:sz w:val="20"/>
         </w:rPr>
         <w:t xml:space="preserve">, </w:t>
       </w:r>
-      <w:r>
-        <w:rPr>
-          <w:rStyle w:val="Strong"/>
-          <w:rFonts w:ascii="Arial" w:hAnsi="Arial" w:cs="Arial"/>
-          <w:sz w:val="18"/>
-        </w:rPr>
-        <w:t>Step Functions</w:t>
-      </w:r>
-      <w:r>
-        <w:rPr>
-          <w:rFonts w:ascii="Arial" w:hAnsi="Arial" w:cs="Arial"/>
-          <w:sz w:val="18"/>
+      <w:proofErr w:type="spellStart"/>
+      <w:r>
+        <w:rPr>
+          <w:rStyle w:val="Strong"/>
+          <w:sz w:val="20"/>
+        </w:rPr>
+        <w:t>Terraform</w:t>
+      </w:r>
+      <w:proofErr w:type="spellEnd"/>
+      <w:r>
+        <w:rPr>
+          <w:sz w:val="20"/>
         </w:rPr>
         <w:t xml:space="preserve">, </w:t>
       </w:r>
-      <w:r>
-        <w:rPr>
-          <w:rStyle w:val="Strong"/>
-          <w:rFonts w:ascii="Arial" w:hAnsi="Arial" w:cs="Arial"/>
-          <w:sz w:val="18"/>
-        </w:rPr>
-        <w:t>IAM</w:t>
-      </w:r>
-      <w:r>
-        <w:rPr>
-          <w:rFonts w:ascii="Arial" w:hAnsi="Arial" w:cs="Arial"/>
-          <w:sz w:val="18"/>
-        </w:rPr>
-        <w:t xml:space="preserve"> | Azure: </w:t>
-      </w:r>
-      <w:r>
-        <w:rPr>
-          <w:rStyle w:val="Strong"/>
-          <w:rFonts w:ascii="Arial" w:hAnsi="Arial" w:cs="Arial"/>
-          <w:sz w:val="18"/>
-        </w:rPr>
-        <w:t>AKS</w:t>
-      </w:r>
-      <w:r>
-        <w:rPr>
-          <w:rFonts w:ascii="Arial" w:hAnsi="Arial" w:cs="Arial"/>
-          <w:sz w:val="18"/>
+      <w:proofErr w:type="spellStart"/>
+      <w:r>
+        <w:rPr>
+          <w:rStyle w:val="Strong"/>
+          <w:sz w:val="20"/>
+        </w:rPr>
+        <w:t>GitHub</w:t>
+      </w:r>
+      <w:proofErr w:type="spellEnd"/>
+      <w:r>
+        <w:rPr>
+          <w:rStyle w:val="Strong"/>
+          <w:sz w:val="20"/>
+        </w:rPr>
+        <w:t xml:space="preserve"> Actions</w:t>
+      </w:r>
+      <w:r>
+        <w:rPr>
+          <w:sz w:val="20"/>
         </w:rPr>
         <w:t xml:space="preserve">, </w:t>
       </w:r>
-      <w:r>
-        <w:rPr>
-          <w:rStyle w:val="Strong"/>
-          <w:rFonts w:ascii="Arial" w:hAnsi="Arial" w:cs="Arial"/>
-          <w:sz w:val="18"/>
-        </w:rPr>
-        <w:t>App Service</w:t>
-      </w:r>
-      <w:r>
-        <w:rPr>
-          <w:rFonts w:ascii="Arial" w:hAnsi="Arial" w:cs="Arial"/>
-          <w:sz w:val="18"/>
-        </w:rPr>
-        <w:t xml:space="preserve">, </w:t>
-      </w:r>
-      <w:r>
-        <w:rPr>
-          <w:rStyle w:val="Strong"/>
-          <w:rFonts w:ascii="Arial" w:hAnsi="Arial" w:cs="Arial"/>
-          <w:sz w:val="18"/>
-        </w:rPr>
-        <w:t>Azure SQL</w:t>
-      </w:r>
-      <w:r>
-        <w:rPr>
-          <w:rFonts w:ascii="Arial" w:hAnsi="Arial" w:cs="Arial"/>
-          <w:sz w:val="18"/>
-        </w:rPr>
-        <w:t xml:space="preserve">, </w:t>
-      </w:r>
-      <w:r>
-        <w:rPr>
-          <w:rStyle w:val="Strong"/>
-          <w:rFonts w:ascii="Arial" w:hAnsi="Arial" w:cs="Arial"/>
-          <w:sz w:val="18"/>
-        </w:rPr>
-        <w:t>Service Bus</w:t>
-      </w:r>
-      <w:r>
-        <w:rPr>
-          <w:rFonts w:ascii="Arial" w:hAnsi="Arial" w:cs="Arial"/>
-          <w:sz w:val="18"/>
-        </w:rPr>
-        <w:t xml:space="preserve">, </w:t>
-      </w:r>
-      <w:r>
-        <w:rPr>
-          <w:rStyle w:val="Strong"/>
-          <w:rFonts w:ascii="Arial" w:hAnsi="Arial" w:cs="Arial"/>
-          <w:sz w:val="18"/>
-        </w:rPr>
-        <w:t>Key Vault</w:t>
-      </w:r>
-      <w:r>
-        <w:rPr>
-          <w:rFonts w:ascii="Arial" w:hAnsi="Arial" w:cs="Arial"/>
-          <w:sz w:val="18"/>
-        </w:rPr>
-        <w:t xml:space="preserve">, </w:t>
-      </w:r>
-      <w:r>
-        <w:rPr>
-          <w:rStyle w:val="Strong"/>
-          <w:rFonts w:ascii="Arial" w:hAnsi="Arial" w:cs="Arial"/>
-          <w:sz w:val="18"/>
-        </w:rPr>
-        <w:t>Application Insights</w:t>
-      </w:r>
-      <w:r>
-        <w:rPr>
-          <w:rFonts w:ascii="Arial" w:hAnsi="Arial" w:cs="Arial"/>
-          <w:sz w:val="18"/>
-        </w:rPr>
-        <w:t xml:space="preserve"> | GCP: </w:t>
-      </w:r>
-      <w:r>
-        <w:rPr>
-          <w:rStyle w:val="Strong"/>
-          <w:rFonts w:ascii="Arial" w:hAnsi="Arial" w:cs="Arial"/>
-          <w:sz w:val="18"/>
-        </w:rPr>
-        <w:t>GKE</w:t>
-      </w:r>
-      <w:r>
-        <w:rPr>
-          <w:rFonts w:ascii="Arial" w:hAnsi="Arial" w:cs="Arial"/>
-          <w:sz w:val="18"/>
-        </w:rPr>
-        <w:t xml:space="preserve">, </w:t>
-      </w:r>
-      <w:r>
-        <w:rPr>
-          <w:rStyle w:val="Strong"/>
-          <w:rFonts w:ascii="Arial" w:hAnsi="Arial" w:cs="Arial"/>
-          <w:sz w:val="18"/>
-        </w:rPr>
-        <w:t>Cloud Run</w:t>
-      </w:r>
-      <w:r>
-        <w:rPr>
-          <w:rFonts w:ascii="Arial" w:hAnsi="Arial" w:cs="Arial"/>
-          <w:sz w:val="18"/>
-        </w:rPr>
-        <w:t xml:space="preserve">, </w:t>
-      </w:r>
-      <w:r>
-        <w:rPr>
-          <w:rStyle w:val="Strong"/>
-          <w:rFonts w:ascii="Arial" w:hAnsi="Arial" w:cs="Arial"/>
-          <w:sz w:val="18"/>
-        </w:rPr>
-        <w:t>Pub/Sub</w:t>
-      </w:r>
-      <w:r>
-        <w:rPr>
-          <w:rFonts w:ascii="Arial" w:hAnsi="Arial" w:cs="Arial"/>
-          <w:sz w:val="18"/>
-        </w:rPr>
-        <w:t xml:space="preserve">, </w:t>
-      </w:r>
-      <w:r>
-        <w:rPr>
-          <w:rStyle w:val="Strong"/>
-          <w:rFonts w:ascii="Arial" w:hAnsi="Arial" w:cs="Arial"/>
-          <w:sz w:val="18"/>
-        </w:rPr>
-        <w:t>Cloud Storage</w:t>
-      </w:r>
-      <w:r>
-        <w:rPr>
-          <w:rFonts w:ascii="Arial" w:hAnsi="Arial" w:cs="Arial"/>
-          <w:sz w:val="18"/>
-        </w:rPr>
-        <w:t xml:space="preserve">, </w:t>
-      </w:r>
       <w:proofErr w:type="spellStart"/>
       <w:r>
         <w:rPr>
           <w:rStyle w:val="Strong"/>
-          <w:rFonts w:ascii="Arial" w:hAnsi="Arial" w:cs="Arial"/>
-          <w:sz w:val="18"/>
-        </w:rPr>
-        <w:t>BigQuery</w:t>
+          <w:sz w:val="20"/>
+        </w:rPr>
+        <w:t>GitLab</w:t>
       </w:r>
       <w:proofErr w:type="spellEnd"/>
       <w:r>
         <w:rPr>
-          <w:rFonts w:ascii="Arial" w:hAnsi="Arial" w:cs="Arial"/>
-          <w:sz w:val="18"/>
-        </w:rPr>
-        <w:t xml:space="preserve"> | </w:t>
-      </w:r>
-      <w:proofErr w:type="spellStart"/>
-      <w:r>
-        <w:rPr>
-          <w:rStyle w:val="Strong"/>
-          <w:rFonts w:ascii="Arial" w:hAnsi="Arial" w:cs="Arial"/>
-          <w:sz w:val="18"/>
-        </w:rPr>
-        <w:t>Docker</w:t>
-      </w:r>
-      <w:proofErr w:type="spellEnd"/>
-      <w:r>
-        <w:rPr>
-          <w:rFonts w:ascii="Arial" w:hAnsi="Arial" w:cs="Arial"/>
-          <w:sz w:val="18"/>
-        </w:rPr>
-        <w:t xml:space="preserve">, </w:t>
-      </w:r>
-      <w:proofErr w:type="spellStart"/>
-      <w:r>
-        <w:rPr>
-          <w:rStyle w:val="Strong"/>
-          <w:rFonts w:ascii="Arial" w:hAnsi="Arial" w:cs="Arial"/>
-          <w:sz w:val="18"/>
-        </w:rPr>
-        <w:t>Kubernetes</w:t>
-      </w:r>
-      <w:proofErr w:type="spellEnd"/>
-      <w:r>
-        <w:rPr>
-          <w:rFonts w:ascii="Arial" w:hAnsi="Arial" w:cs="Arial"/>
-          <w:sz w:val="18"/>
-        </w:rPr>
-        <w:t xml:space="preserve">, </w:t>
-      </w:r>
-      <w:r>
-        <w:rPr>
-          <w:rStyle w:val="Strong"/>
-          <w:rFonts w:ascii="Arial" w:hAnsi="Arial" w:cs="Arial"/>
-          <w:sz w:val="18"/>
-        </w:rPr>
-        <w:t>Helm</w:t>
-      </w:r>
-      <w:r>
-        <w:rPr>
-          <w:rFonts w:ascii="Arial" w:hAnsi="Arial" w:cs="Arial"/>
-          <w:sz w:val="18"/>
-        </w:rPr>
-        <w:t xml:space="preserve">, </w:t>
-      </w:r>
-      <w:r>
-        <w:rPr>
-          <w:rStyle w:val="Strong"/>
-          <w:rFonts w:ascii="Arial" w:hAnsi="Arial" w:cs="Arial"/>
-          <w:sz w:val="18"/>
-        </w:rPr>
-        <w:t>Argo CD</w:t>
-      </w:r>
-      <w:r>
-        <w:rPr>
-          <w:rFonts w:ascii="Arial" w:hAnsi="Arial" w:cs="Arial"/>
-          <w:sz w:val="18"/>
-        </w:rPr>
-        <w:t xml:space="preserve">, </w:t>
-      </w:r>
-      <w:proofErr w:type="spellStart"/>
-      <w:r>
-        <w:rPr>
-          <w:rStyle w:val="Strong"/>
-          <w:rFonts w:ascii="Arial" w:hAnsi="Arial" w:cs="Arial"/>
-          <w:sz w:val="18"/>
-        </w:rPr>
-        <w:t>GitOps</w:t>
-      </w:r>
-      <w:proofErr w:type="spellEnd"/>
-      <w:r>
-        <w:rPr>
-          <w:rFonts w:ascii="Arial" w:hAnsi="Arial" w:cs="Arial"/>
-          <w:sz w:val="18"/>
-        </w:rPr>
-        <w:t xml:space="preserve">, </w:t>
-      </w:r>
-      <w:proofErr w:type="spellStart"/>
-      <w:r>
-        <w:rPr>
-          <w:rStyle w:val="Strong"/>
-          <w:rFonts w:ascii="Arial" w:hAnsi="Arial" w:cs="Arial"/>
-          <w:sz w:val="18"/>
-        </w:rPr>
-        <w:t>Terraform</w:t>
-      </w:r>
-      <w:proofErr w:type="spellEnd"/>
-      <w:r>
-        <w:rPr>
-          <w:rFonts w:ascii="Arial" w:hAnsi="Arial" w:cs="Arial"/>
-          <w:sz w:val="18"/>
-        </w:rPr>
-        <w:t xml:space="preserve">, </w:t>
-      </w:r>
-      <w:proofErr w:type="spellStart"/>
-      <w:r>
-        <w:rPr>
-          <w:rStyle w:val="Strong"/>
-          <w:rFonts w:ascii="Arial" w:hAnsi="Arial" w:cs="Arial"/>
-          <w:sz w:val="18"/>
-        </w:rPr>
-        <w:t>CloudFormation</w:t>
-      </w:r>
-      <w:proofErr w:type="spellEnd"/>
-      <w:r>
-        <w:rPr>
-          <w:rFonts w:ascii="Arial" w:hAnsi="Arial" w:cs="Arial"/>
-          <w:sz w:val="18"/>
-        </w:rPr>
-        <w:t xml:space="preserve">, CI/CD: </w:t>
-      </w:r>
-      <w:proofErr w:type="spellStart"/>
-      <w:r>
-        <w:rPr>
-          <w:rStyle w:val="Strong"/>
-          <w:rFonts w:ascii="Arial" w:hAnsi="Arial" w:cs="Arial"/>
-          <w:sz w:val="18"/>
-        </w:rPr>
-        <w:t>GitHub</w:t>
-      </w:r>
-      <w:proofErr w:type="spellEnd"/>
-      <w:r>
-        <w:rPr>
-          <w:rStyle w:val="Strong"/>
-          <w:rFonts w:ascii="Arial" w:hAnsi="Arial" w:cs="Arial"/>
-          <w:sz w:val="18"/>
-        </w:rPr>
-        <w:t xml:space="preserve"> Actions</w:t>
-      </w:r>
-      <w:r>
-        <w:rPr>
-          <w:rFonts w:ascii="Arial" w:hAnsi="Arial" w:cs="Arial"/>
-          <w:sz w:val="18"/>
-        </w:rPr>
-        <w:t xml:space="preserve">, </w:t>
-      </w:r>
-      <w:proofErr w:type="spellStart"/>
-      <w:r>
-        <w:rPr>
-          <w:rStyle w:val="Strong"/>
-          <w:rFonts w:ascii="Arial" w:hAnsi="Arial" w:cs="Arial"/>
-          <w:sz w:val="18"/>
-        </w:rPr>
-        <w:t>GitLab</w:t>
-      </w:r>
-      <w:proofErr w:type="spellEnd"/>
-      <w:r>
-        <w:rPr>
-          <w:rStyle w:val="Strong"/>
-          <w:rFonts w:ascii="Arial" w:hAnsi="Arial" w:cs="Arial"/>
-          <w:sz w:val="18"/>
-        </w:rPr>
-        <w:t xml:space="preserve"> CI</w:t>
-      </w:r>
-      <w:r>
-        <w:rPr>
-          <w:rFonts w:ascii="Arial" w:hAnsi="Arial" w:cs="Arial"/>
-          <w:sz w:val="18"/>
-        </w:rPr>
-        <w:t xml:space="preserve">, </w:t>
-      </w:r>
-      <w:r>
-        <w:rPr>
-          <w:rStyle w:val="Strong"/>
-          <w:rFonts w:ascii="Arial" w:hAnsi="Arial" w:cs="Arial"/>
-          <w:sz w:val="18"/>
-        </w:rPr>
-        <w:t>Jenkins</w:t>
-      </w:r>
-      <w:r>
-        <w:rPr>
-          <w:rFonts w:ascii="Arial" w:hAnsi="Arial" w:cs="Arial"/>
-          <w:sz w:val="18"/>
-        </w:rPr>
-        <w:t xml:space="preserve">, </w:t>
-      </w:r>
-      <w:r>
-        <w:rPr>
-          <w:rStyle w:val="Strong"/>
-          <w:rFonts w:ascii="Arial" w:hAnsi="Arial" w:cs="Arial"/>
-          <w:sz w:val="18"/>
-        </w:rPr>
-        <w:t xml:space="preserve">Azure </w:t>
-      </w:r>
-      <w:proofErr w:type="spellStart"/>
-      <w:r>
-        <w:rPr>
-          <w:rStyle w:val="Strong"/>
-          <w:rFonts w:ascii="Arial" w:hAnsi="Arial" w:cs="Arial"/>
-          <w:sz w:val="18"/>
-        </w:rPr>
-        <w:t>DevOps</w:t>
-      </w:r>
-      <w:proofErr w:type="spellEnd"/>
-      <w:r>
-        <w:rPr>
-          <w:rFonts w:ascii="Arial" w:hAnsi="Arial" w:cs="Arial"/>
-          <w:sz w:val="18"/>
-        </w:rPr>
-        <w:t xml:space="preserve">, </w:t>
-      </w:r>
-      <w:proofErr w:type="spellStart"/>
-      <w:r>
-        <w:rPr>
-          <w:rStyle w:val="Strong"/>
-          <w:rFonts w:ascii="Arial" w:hAnsi="Arial" w:cs="Arial"/>
-          <w:sz w:val="18"/>
-        </w:rPr>
-        <w:t>CircleCI</w:t>
-      </w:r>
-      <w:proofErr w:type="spellEnd"/>
+          <w:rStyle w:val="Strong"/>
+          <w:sz w:val="20"/>
+        </w:rPr>
+        <w:t xml:space="preserve"> CI/CD</w:t>
+      </w:r>
+      <w:r>
+        <w:rPr>
+          <w:sz w:val="20"/>
+        </w:rPr>
+        <w:t>, release automation, environment configuration, containerized deployment</w:t>
+      </w:r>
     </w:p>
     <w:p>
       <w:pPr>
         <w:pStyle w:val="NormalWeb"/>
         <w:numPr>
           <w:ilvl w:val="0"/>
-          <w:numId w:val="9"/>
+          <w:numId w:val="38"/>
         </w:numPr>
+        <w:spacing w:before="0" w:beforeAutospacing="0" w:after="0" w:afterAutospacing="0"/>
         <w:jc w:val="both"/>
-        <w:rPr>
-          <w:rFonts w:ascii="Arial" w:hAnsi="Arial" w:cs="Arial"/>
-          <w:sz w:val="12"/>
-        </w:rPr>
       </w:pPr>
       <w:proofErr w:type="spellStart"/>
       <w:r>
         <w:rPr>
           <w:rStyle w:val="Strong"/>
-          <w:rFonts w:ascii="Arial" w:hAnsi="Arial" w:cs="Arial"/>
-          <w:sz w:val="18"/>
+          <w:sz w:val="20"/>
         </w:rPr>
         <w:t>Observability</w:t>
       </w:r>
@@ -1571,32 +944,28 @@
       <w:r>
         <w:rPr>
           <w:rStyle w:val="Strong"/>
-          <w:rFonts w:ascii="Arial" w:hAnsi="Arial" w:cs="Arial"/>
-          <w:sz w:val="18"/>
-        </w:rPr>
-        <w:t>, Quality &amp; Security</w:t>
-      </w:r>
-      <w:r>
-        <w:rPr>
-          <w:rFonts w:ascii="Arial" w:hAnsi="Arial" w:cs="Arial"/>
-          <w:sz w:val="18"/>
-        </w:rPr>
-        <w:t xml:space="preserve"> — </w:t>
+          <w:sz w:val="20"/>
+        </w:rPr>
+        <w:t xml:space="preserve"> / Quality / Security:</w:t>
+      </w:r>
+      <w:r>
+        <w:rPr>
+          <w:sz w:val="20"/>
+        </w:rPr>
+        <w:t xml:space="preserve"> </w:t>
       </w:r>
       <w:proofErr w:type="spellStart"/>
       <w:r>
         <w:rPr>
           <w:rStyle w:val="Strong"/>
-          <w:rFonts w:ascii="Arial" w:hAnsi="Arial" w:cs="Arial"/>
-          <w:sz w:val="18"/>
+          <w:sz w:val="20"/>
         </w:rPr>
         <w:t>OpenTelemetry</w:t>
       </w:r>
       <w:proofErr w:type="spellEnd"/>
       <w:r>
         <w:rPr>
-          <w:rFonts w:ascii="Arial" w:hAnsi="Arial" w:cs="Arial"/>
-          <w:sz w:val="18"/>
+          <w:sz w:val="20"/>
         </w:rPr>
         <w:t xml:space="preserve">, </w:t>
       </w:r>
@@ -1604,31 +973,27 @@
       <w:r>
         <w:rPr>
           <w:rStyle w:val="Strong"/>
-          <w:rFonts w:ascii="Arial" w:hAnsi="Arial" w:cs="Arial"/>
-          <w:sz w:val="18"/>
+          <w:sz w:val="20"/>
         </w:rPr>
         <w:t>Datadog</w:t>
       </w:r>
       <w:proofErr w:type="spellEnd"/>
       <w:r>
         <w:rPr>
-          <w:rFonts w:ascii="Arial" w:hAnsi="Arial" w:cs="Arial"/>
-          <w:sz w:val="18"/>
+          <w:sz w:val="20"/>
         </w:rPr>
         <w:t xml:space="preserve">, </w:t>
       </w:r>
       <w:r>
         <w:rPr>
           <w:rStyle w:val="Strong"/>
-          <w:rFonts w:ascii="Arial" w:hAnsi="Arial" w:cs="Arial"/>
-          <w:sz w:val="18"/>
+          <w:sz w:val="20"/>
         </w:rPr>
         <w:t>Prometheus</w:t>
       </w:r>
       <w:r>
         <w:rPr>
-          <w:rFonts w:ascii="Arial" w:hAnsi="Arial" w:cs="Arial"/>
-          <w:sz w:val="18"/>
+          <w:sz w:val="20"/>
         </w:rPr>
         <w:t xml:space="preserve">, </w:t>
       </w:r>
@@ -1636,305 +1001,70 @@
       <w:r>
         <w:rPr>
           <w:rStyle w:val="Strong"/>
-          <w:rFonts w:ascii="Arial" w:hAnsi="Arial" w:cs="Arial"/>
-          <w:sz w:val="18"/>
+          <w:sz w:val="20"/>
         </w:rPr>
         <w:t>Grafana</w:t>
       </w:r>
       <w:proofErr w:type="spellEnd"/>
       <w:r>
         <w:rPr>
-          <w:rFonts w:ascii="Arial" w:hAnsi="Arial" w:cs="Arial"/>
-          <w:sz w:val="18"/>
+          <w:sz w:val="20"/>
         </w:rPr>
         <w:t xml:space="preserve">, </w:t>
       </w:r>
-      <w:r>
-        <w:rPr>
-          <w:rStyle w:val="Strong"/>
-          <w:rFonts w:ascii="Arial" w:hAnsi="Arial" w:cs="Arial"/>
-          <w:sz w:val="18"/>
-        </w:rPr>
-        <w:t>ELK/EFK</w:t>
-      </w:r>
-      <w:r>
-        <w:rPr>
-          <w:rFonts w:ascii="Arial" w:hAnsi="Arial" w:cs="Arial"/>
-          <w:sz w:val="18"/>
+      <w:proofErr w:type="spellStart"/>
+      <w:r>
+        <w:rPr>
+          <w:rStyle w:val="Strong"/>
+          <w:sz w:val="20"/>
+        </w:rPr>
+        <w:t>CloudWatch</w:t>
+      </w:r>
+      <w:proofErr w:type="spellEnd"/>
+      <w:r>
+        <w:rPr>
+          <w:sz w:val="20"/>
+        </w:rPr>
+        <w:t xml:space="preserve">, structured logging, metrics instrumentation, error diagnostics, health checks, integration testing, API contract validation, </w:t>
+      </w:r>
+      <w:r>
+        <w:rPr>
+          <w:rStyle w:val="Strong"/>
+          <w:sz w:val="20"/>
+        </w:rPr>
+        <w:t>JWT</w:t>
+      </w:r>
+      <w:r>
+        <w:rPr>
+          <w:sz w:val="20"/>
         </w:rPr>
         <w:t xml:space="preserve">, </w:t>
       </w:r>
-      <w:proofErr w:type="spellStart"/>
-      <w:r>
-        <w:rPr>
-          <w:rStyle w:val="Strong"/>
-          <w:rFonts w:ascii="Arial" w:hAnsi="Arial" w:cs="Arial"/>
-          <w:sz w:val="18"/>
-        </w:rPr>
-        <w:t>CloudWatch</w:t>
-      </w:r>
-      <w:proofErr w:type="spellEnd"/>
-      <w:r>
-        <w:rPr>
-          <w:rFonts w:ascii="Arial" w:hAnsi="Arial" w:cs="Arial"/>
-          <w:sz w:val="18"/>
+      <w:r>
+        <w:rPr>
+          <w:rStyle w:val="Strong"/>
+          <w:sz w:val="20"/>
+        </w:rPr>
+        <w:t>OAuth2</w:t>
+      </w:r>
+      <w:r>
+        <w:rPr>
+          <w:sz w:val="20"/>
         </w:rPr>
         <w:t xml:space="preserve">, </w:t>
       </w:r>
       <w:r>
         <w:rPr>
           <w:rStyle w:val="Strong"/>
-          <w:rFonts w:ascii="Arial" w:hAnsi="Arial" w:cs="Arial"/>
-          <w:sz w:val="18"/>
-        </w:rPr>
-        <w:t>structured logging</w:t>
-      </w:r>
-      <w:r>
-        <w:rPr>
-          <w:rFonts w:ascii="Arial" w:hAnsi="Arial" w:cs="Arial"/>
-          <w:sz w:val="18"/>
-        </w:rPr>
-        <w:t xml:space="preserve">, Testing: </w:t>
-      </w:r>
-      <w:r>
-        <w:rPr>
-          <w:rStyle w:val="Strong"/>
-          <w:rFonts w:ascii="Arial" w:hAnsi="Arial" w:cs="Arial"/>
-          <w:sz w:val="18"/>
-        </w:rPr>
-        <w:t>Jest</w:t>
-      </w:r>
-      <w:r>
-        <w:rPr>
-          <w:rFonts w:ascii="Arial" w:hAnsi="Arial" w:cs="Arial"/>
-          <w:sz w:val="18"/>
-        </w:rPr>
-        <w:t xml:space="preserve">, </w:t>
-      </w:r>
-      <w:r>
-        <w:rPr>
-          <w:rStyle w:val="Strong"/>
-          <w:rFonts w:ascii="Arial" w:hAnsi="Arial" w:cs="Arial"/>
-          <w:sz w:val="18"/>
-        </w:rPr>
-        <w:t>Mocha</w:t>
-      </w:r>
-      <w:r>
-        <w:rPr>
-          <w:rFonts w:ascii="Arial" w:hAnsi="Arial" w:cs="Arial"/>
-          <w:sz w:val="18"/>
-        </w:rPr>
-        <w:t xml:space="preserve">, </w:t>
-      </w:r>
-      <w:r>
-        <w:rPr>
-          <w:rStyle w:val="Strong"/>
-          <w:rFonts w:ascii="Arial" w:hAnsi="Arial" w:cs="Arial"/>
-          <w:sz w:val="18"/>
-        </w:rPr>
-        <w:t>Chai</w:t>
-      </w:r>
-      <w:r>
-        <w:rPr>
-          <w:rFonts w:ascii="Arial" w:hAnsi="Arial" w:cs="Arial"/>
-          <w:sz w:val="18"/>
-        </w:rPr>
-        <w:t xml:space="preserve">, </w:t>
-      </w:r>
-      <w:r>
-        <w:rPr>
-          <w:rStyle w:val="Strong"/>
-          <w:rFonts w:ascii="Arial" w:hAnsi="Arial" w:cs="Arial"/>
-          <w:sz w:val="18"/>
-        </w:rPr>
-        <w:t>React Testing Library</w:t>
-      </w:r>
-      <w:r>
-        <w:rPr>
-          <w:rFonts w:ascii="Arial" w:hAnsi="Arial" w:cs="Arial"/>
-          <w:sz w:val="18"/>
-        </w:rPr>
-        <w:t xml:space="preserve">, </w:t>
-      </w:r>
-      <w:r>
-        <w:rPr>
-          <w:rStyle w:val="Strong"/>
-          <w:rFonts w:ascii="Arial" w:hAnsi="Arial" w:cs="Arial"/>
-          <w:sz w:val="18"/>
-        </w:rPr>
-        <w:t>Cypress</w:t>
-      </w:r>
-      <w:r>
-        <w:rPr>
-          <w:rFonts w:ascii="Arial" w:hAnsi="Arial" w:cs="Arial"/>
-          <w:sz w:val="18"/>
-        </w:rPr>
-        <w:t xml:space="preserve">, </w:t>
-      </w:r>
-      <w:r>
-        <w:rPr>
-          <w:rStyle w:val="Strong"/>
-          <w:rFonts w:ascii="Arial" w:hAnsi="Arial" w:cs="Arial"/>
-          <w:sz w:val="18"/>
-        </w:rPr>
-        <w:t>Playwright</w:t>
-      </w:r>
-      <w:r>
-        <w:rPr>
-          <w:rFonts w:ascii="Arial" w:hAnsi="Arial" w:cs="Arial"/>
-          <w:sz w:val="18"/>
-        </w:rPr>
-        <w:t xml:space="preserve">, </w:t>
-      </w:r>
-      <w:r>
-        <w:rPr>
-          <w:rStyle w:val="Strong"/>
-          <w:rFonts w:ascii="Arial" w:hAnsi="Arial" w:cs="Arial"/>
-          <w:sz w:val="18"/>
-        </w:rPr>
-        <w:t>Pact-style</w:t>
-      </w:r>
-      <w:r>
-        <w:rPr>
-          <w:rFonts w:ascii="Arial" w:hAnsi="Arial" w:cs="Arial"/>
-          <w:sz w:val="18"/>
-        </w:rPr>
-        <w:t xml:space="preserve"> contract tests, Security: </w:t>
-      </w:r>
-      <w:r>
-        <w:rPr>
-          <w:rStyle w:val="Strong"/>
-          <w:rFonts w:ascii="Arial" w:hAnsi="Arial" w:cs="Arial"/>
-          <w:sz w:val="18"/>
-        </w:rPr>
-        <w:t>OAuth2</w:t>
-      </w:r>
-      <w:r>
-        <w:rPr>
-          <w:rFonts w:ascii="Arial" w:hAnsi="Arial" w:cs="Arial"/>
-          <w:sz w:val="18"/>
-        </w:rPr>
-        <w:t xml:space="preserve">, </w:t>
-      </w:r>
-      <w:proofErr w:type="spellStart"/>
-      <w:r>
-        <w:rPr>
-          <w:rStyle w:val="Strong"/>
-          <w:rFonts w:ascii="Arial" w:hAnsi="Arial" w:cs="Arial"/>
-          <w:sz w:val="18"/>
-        </w:rPr>
-        <w:t>OpenID</w:t>
-      </w:r>
-      <w:proofErr w:type="spellEnd"/>
-      <w:r>
-        <w:rPr>
-          <w:rStyle w:val="Strong"/>
-          <w:rFonts w:ascii="Arial" w:hAnsi="Arial" w:cs="Arial"/>
-          <w:sz w:val="18"/>
-        </w:rPr>
-        <w:t xml:space="preserve"> Connect</w:t>
-      </w:r>
-      <w:r>
-        <w:rPr>
-          <w:rFonts w:ascii="Arial" w:hAnsi="Arial" w:cs="Arial"/>
-          <w:sz w:val="18"/>
-        </w:rPr>
-        <w:t xml:space="preserve">, </w:t>
-      </w:r>
-      <w:r>
-        <w:rPr>
-          <w:rStyle w:val="Strong"/>
-          <w:rFonts w:ascii="Arial" w:hAnsi="Arial" w:cs="Arial"/>
-          <w:sz w:val="18"/>
-        </w:rPr>
-        <w:t>JWT</w:t>
-      </w:r>
-      <w:r>
-        <w:rPr>
-          <w:rFonts w:ascii="Arial" w:hAnsi="Arial" w:cs="Arial"/>
-          <w:sz w:val="18"/>
-        </w:rPr>
-        <w:t xml:space="preserve">, </w:t>
-      </w:r>
-      <w:proofErr w:type="spellStart"/>
-      <w:r>
-        <w:rPr>
-          <w:rStyle w:val="Strong"/>
-          <w:rFonts w:ascii="Arial" w:hAnsi="Arial" w:cs="Arial"/>
-          <w:sz w:val="18"/>
-        </w:rPr>
-        <w:t>Okta</w:t>
-      </w:r>
-      <w:proofErr w:type="spellEnd"/>
-      <w:r>
-        <w:rPr>
-          <w:rFonts w:ascii="Arial" w:hAnsi="Arial" w:cs="Arial"/>
-          <w:sz w:val="18"/>
-        </w:rPr>
-        <w:t xml:space="preserve">, </w:t>
-      </w:r>
-      <w:r>
-        <w:rPr>
-          <w:rStyle w:val="Strong"/>
-          <w:rFonts w:ascii="Arial" w:hAnsi="Arial" w:cs="Arial"/>
-          <w:sz w:val="18"/>
-        </w:rPr>
-        <w:t>Auth0</w:t>
-      </w:r>
-      <w:r>
-        <w:rPr>
-          <w:rFonts w:ascii="Arial" w:hAnsi="Arial" w:cs="Arial"/>
-          <w:sz w:val="18"/>
-        </w:rPr>
-        <w:t xml:space="preserve">, </w:t>
-      </w:r>
-      <w:r>
-        <w:rPr>
-          <w:rStyle w:val="Strong"/>
-          <w:rFonts w:ascii="Arial" w:hAnsi="Arial" w:cs="Arial"/>
-          <w:sz w:val="18"/>
-        </w:rPr>
-        <w:t xml:space="preserve">AWS </w:t>
-      </w:r>
-      <w:proofErr w:type="spellStart"/>
-      <w:r>
-        <w:rPr>
-          <w:rStyle w:val="Strong"/>
-          <w:rFonts w:ascii="Arial" w:hAnsi="Arial" w:cs="Arial"/>
-          <w:sz w:val="18"/>
-        </w:rPr>
-        <w:t>Cognito</w:t>
-      </w:r>
-      <w:proofErr w:type="spellEnd"/>
-      <w:r>
-        <w:rPr>
-          <w:rFonts w:ascii="Arial" w:hAnsi="Arial" w:cs="Arial"/>
-          <w:sz w:val="18"/>
-        </w:rPr>
-        <w:t xml:space="preserve">, </w:t>
-      </w:r>
-      <w:r>
-        <w:rPr>
-          <w:rStyle w:val="Strong"/>
-          <w:rFonts w:ascii="Arial" w:hAnsi="Arial" w:cs="Arial"/>
-          <w:sz w:val="18"/>
-        </w:rPr>
-        <w:t>RBAC/ABAC</w:t>
-      </w:r>
-      <w:r>
-        <w:rPr>
-          <w:rFonts w:ascii="Arial" w:hAnsi="Arial" w:cs="Arial"/>
-          <w:sz w:val="18"/>
-        </w:rPr>
-        <w:t xml:space="preserve">, </w:t>
-      </w:r>
-      <w:r>
-        <w:rPr>
-          <w:rStyle w:val="Strong"/>
-          <w:rFonts w:ascii="Arial" w:hAnsi="Arial" w:cs="Arial"/>
-          <w:sz w:val="18"/>
-        </w:rPr>
-        <w:t>audit logging</w:t>
+          <w:sz w:val="20"/>
+        </w:rPr>
+        <w:t>RBAC</w:t>
+      </w:r>
+      <w:r>
+        <w:rPr>
+          <w:sz w:val="20"/>
+        </w:rPr>
+        <w:t>, audit-aware backend design, rate limiting, secure secret handling</w:t>
       </w:r>
     </w:p>
     <w:p>
@@ -2059,66 +1189,31 @@
         <w:pStyle w:val="NormalWeb"/>
         <w:numPr>
           <w:ilvl w:val="0"/>
-          <w:numId w:val="26"/>
+          <w:numId w:val="39"/>
         </w:numPr>
         <w:jc w:val="both"/>
         <w:rPr>
-          <w:rFonts w:ascii="Arial" w:hAnsi="Arial" w:cs="Arial"/>
-          <w:sz w:val="18"/>
-        </w:rPr>
-      </w:pPr>
-      <w:r>
-        <w:rPr>
-          <w:rFonts w:ascii="Arial" w:hAnsi="Arial" w:cs="Arial"/>
-          <w:sz w:val="18"/>
-        </w:rPr>
-        <w:t xml:space="preserve">Led </w:t>
-      </w:r>
-      <w:r>
-        <w:rPr>
-          <w:rStyle w:val="Strong"/>
-          <w:rFonts w:ascii="Arial" w:hAnsi="Arial" w:cs="Arial"/>
-          <w:sz w:val="18"/>
-        </w:rPr>
-        <w:t>Node.js</w:t>
-      </w:r>
-      <w:r>
-        <w:rPr>
-          <w:rFonts w:ascii="Arial" w:hAnsi="Arial" w:cs="Arial"/>
-          <w:sz w:val="18"/>
-        </w:rPr>
-        <w:t xml:space="preserve"> backend delivery for a multi-tenant </w:t>
-      </w:r>
-      <w:proofErr w:type="spellStart"/>
-      <w:r>
-        <w:rPr>
-          <w:rFonts w:ascii="Arial" w:hAnsi="Arial" w:cs="Arial"/>
-          <w:sz w:val="18"/>
-        </w:rPr>
-        <w:t>SaaS</w:t>
-      </w:r>
-      <w:proofErr w:type="spellEnd"/>
-      <w:r>
-        <w:rPr>
-          <w:rFonts w:ascii="Arial" w:hAnsi="Arial" w:cs="Arial"/>
-          <w:sz w:val="18"/>
-        </w:rPr>
-        <w:t xml:space="preserve">, designing </w:t>
-      </w:r>
-      <w:r>
-        <w:rPr>
-          <w:rStyle w:val="Strong"/>
-          <w:rFonts w:ascii="Arial" w:hAnsi="Arial" w:cs="Arial"/>
-          <w:sz w:val="18"/>
-        </w:rPr>
-        <w:t>service boundaries</w:t>
-      </w:r>
-      <w:r>
-        <w:rPr>
-          <w:rFonts w:ascii="Arial" w:hAnsi="Arial" w:cs="Arial"/>
-          <w:sz w:val="18"/>
-        </w:rPr>
-        <w:t xml:space="preserve"> that reduced blast radius and improved release confidence.</w:t>
+          <w:sz w:val="20"/>
+        </w:rPr>
+      </w:pPr>
+      <w:r>
+        <w:rPr>
+          <w:sz w:val="20"/>
+        </w:rPr>
+        <w:t xml:space="preserve">Architected and delivered </w:t>
+      </w:r>
+      <w:r>
+        <w:rPr>
+          <w:rStyle w:val="Strong"/>
+          <w:sz w:val="20"/>
+        </w:rPr>
+        <w:t>Node.js 18–22</w:t>
+      </w:r>
+      <w:r>
+        <w:rPr>
+          <w:sz w:val="20"/>
+        </w:rPr>
+        <w:t xml:space="preserve"> backend services that supported configuration-heavy platform workflows, partner integrations, and internal operational tooling, improving service consistency while making complex business rules easier to maintain across multiple environments.</w:t>
       </w:r>
     </w:p>
     <w:p>
@@ -2126,65 +1221,53 @@
         <w:pStyle w:val="NormalWeb"/>
         <w:numPr>
           <w:ilvl w:val="0"/>
-          <w:numId w:val="26"/>
+          <w:numId w:val="39"/>
         </w:numPr>
         <w:jc w:val="both"/>
         <w:rPr>
-          <w:rFonts w:ascii="Arial" w:hAnsi="Arial" w:cs="Arial"/>
-          <w:sz w:val="18"/>
-        </w:rPr>
-      </w:pPr>
-      <w:r>
-        <w:rPr>
-          <w:rFonts w:ascii="Arial" w:hAnsi="Arial" w:cs="Arial"/>
-          <w:sz w:val="18"/>
-        </w:rPr>
-        <w:t xml:space="preserve">Built a hardened </w:t>
-      </w:r>
-      <w:r>
-        <w:rPr>
-          <w:rStyle w:val="Strong"/>
-          <w:rFonts w:ascii="Arial" w:hAnsi="Arial" w:cs="Arial"/>
-          <w:sz w:val="18"/>
-        </w:rPr>
-        <w:t>API Gateway/BFF</w:t>
-      </w:r>
-      <w:r>
-        <w:rPr>
-          <w:rFonts w:ascii="Arial" w:hAnsi="Arial" w:cs="Arial"/>
-          <w:sz w:val="18"/>
-        </w:rPr>
-        <w:t xml:space="preserve"> behind </w:t>
-      </w:r>
-      <w:r>
-        <w:rPr>
-          <w:rStyle w:val="Strong"/>
-          <w:rFonts w:ascii="Arial" w:hAnsi="Arial" w:cs="Arial"/>
-          <w:sz w:val="18"/>
-        </w:rPr>
-        <w:t>API Gateway</w:t>
-      </w:r>
-      <w:r>
-        <w:rPr>
-          <w:rFonts w:ascii="Arial" w:hAnsi="Arial" w:cs="Arial"/>
-          <w:sz w:val="18"/>
-        </w:rPr>
-        <w:t xml:space="preserve"> with consistent </w:t>
-      </w:r>
-      <w:r>
-        <w:rPr>
-          <w:rStyle w:val="Strong"/>
-          <w:rFonts w:ascii="Arial" w:hAnsi="Arial" w:cs="Arial"/>
-          <w:sz w:val="18"/>
-        </w:rPr>
-        <w:t>REST</w:t>
-      </w:r>
-      <w:r>
-        <w:rPr>
-          <w:rFonts w:ascii="Arial" w:hAnsi="Arial" w:cs="Arial"/>
-          <w:sz w:val="18"/>
-        </w:rPr>
-        <w:t xml:space="preserve"> contracts, pagination, and normalized errors to keep clients stable during change.</w:t>
+          <w:sz w:val="20"/>
+        </w:rPr>
+      </w:pPr>
+      <w:r>
+        <w:rPr>
+          <w:sz w:val="20"/>
+        </w:rPr>
+        <w:t xml:space="preserve">Led migration of older server modules into a cleaner </w:t>
+      </w:r>
+      <w:proofErr w:type="spellStart"/>
+      <w:r>
+        <w:rPr>
+          <w:rStyle w:val="Strong"/>
+          <w:sz w:val="20"/>
+        </w:rPr>
+        <w:t>TypeScript</w:t>
+      </w:r>
+      <w:proofErr w:type="spellEnd"/>
+      <w:r>
+        <w:rPr>
+          <w:rStyle w:val="Strong"/>
+          <w:sz w:val="20"/>
+        </w:rPr>
+        <w:t xml:space="preserve"> 4.x–5.x</w:t>
+      </w:r>
+      <w:r>
+        <w:rPr>
+          <w:sz w:val="20"/>
+        </w:rPr>
+        <w:t xml:space="preserve"> service structure with reusable request handling patterns and safer validation layers, reducing regression-prone code duplication by </w:t>
+      </w:r>
+      <w:r>
+        <w:rPr>
+          <w:rStyle w:val="Strong"/>
+          <w:sz w:val="20"/>
+        </w:rPr>
+        <w:t>31%</w:t>
+      </w:r>
+      <w:r>
+        <w:rPr>
+          <w:sz w:val="20"/>
+        </w:rPr>
+        <w:t xml:space="preserve"> during feature expansion and release preparation.</w:t>
       </w:r>
     </w:p>
     <w:p>
@@ -2192,82 +1275,105 @@
         <w:pStyle w:val="NormalWeb"/>
         <w:numPr>
           <w:ilvl w:val="0"/>
-          <w:numId w:val="26"/>
+          <w:numId w:val="39"/>
         </w:numPr>
         <w:jc w:val="both"/>
         <w:rPr>
-          <w:rFonts w:ascii="Arial" w:hAnsi="Arial" w:cs="Arial"/>
-          <w:sz w:val="18"/>
-        </w:rPr>
-      </w:pPr>
-      <w:r>
-        <w:rPr>
-          <w:rFonts w:ascii="Arial" w:hAnsi="Arial" w:cs="Arial"/>
-          <w:sz w:val="18"/>
-        </w:rPr>
-        <w:t xml:space="preserve">Implemented </w:t>
-      </w:r>
-      <w:r>
-        <w:rPr>
-          <w:rStyle w:val="Strong"/>
-          <w:rFonts w:ascii="Arial" w:hAnsi="Arial" w:cs="Arial"/>
-          <w:sz w:val="18"/>
-        </w:rPr>
-        <w:t>event-driven</w:t>
-      </w:r>
-      <w:r>
-        <w:rPr>
-          <w:rFonts w:ascii="Arial" w:hAnsi="Arial" w:cs="Arial"/>
-          <w:sz w:val="18"/>
-        </w:rPr>
-        <w:t xml:space="preserve"> workflows using </w:t>
-      </w:r>
-      <w:r>
-        <w:rPr>
-          <w:rStyle w:val="Strong"/>
-          <w:rFonts w:ascii="Arial" w:hAnsi="Arial" w:cs="Arial"/>
-          <w:sz w:val="18"/>
-        </w:rPr>
-        <w:t>Kafka</w:t>
-      </w:r>
-      <w:r>
-        <w:rPr>
-          <w:rFonts w:ascii="Arial" w:hAnsi="Arial" w:cs="Arial"/>
-          <w:sz w:val="18"/>
-        </w:rPr>
-        <w:t xml:space="preserve"> with replay-safe consumers, </w:t>
+          <w:sz w:val="20"/>
+        </w:rPr>
+      </w:pPr>
+      <w:r>
+        <w:rPr>
+          <w:sz w:val="20"/>
+        </w:rPr>
+        <w:t xml:space="preserve">Designed secure </w:t>
+      </w:r>
+      <w:r>
+        <w:rPr>
+          <w:rStyle w:val="Strong"/>
+          <w:sz w:val="20"/>
+        </w:rPr>
+        <w:t>REST APIs</w:t>
+      </w:r>
+      <w:r>
+        <w:rPr>
+          <w:sz w:val="20"/>
+        </w:rPr>
+        <w:t xml:space="preserve"> with </w:t>
+      </w:r>
+      <w:r>
+        <w:rPr>
+          <w:rStyle w:val="Strong"/>
+          <w:sz w:val="20"/>
+        </w:rPr>
+        <w:t>Express.js 4.x–5.x</w:t>
+      </w:r>
+      <w:r>
+        <w:rPr>
+          <w:sz w:val="20"/>
+        </w:rPr>
+        <w:t xml:space="preserve"> and </w:t>
       </w:r>
       <w:proofErr w:type="spellStart"/>
       <w:r>
         <w:rPr>
-          <w:rFonts w:ascii="Arial" w:hAnsi="Arial" w:cs="Arial"/>
-          <w:sz w:val="18"/>
-        </w:rPr>
-        <w:t>idempotency</w:t>
+          <w:rStyle w:val="Strong"/>
+          <w:sz w:val="20"/>
+        </w:rPr>
+        <w:t>NestJS</w:t>
       </w:r>
       <w:proofErr w:type="spellEnd"/>
       <w:r>
         <w:rPr>
-          <w:rFonts w:ascii="Arial" w:hAnsi="Arial" w:cs="Arial"/>
-          <w:sz w:val="18"/>
-        </w:rPr>
-        <w:t xml:space="preserve"> keys, and </w:t>
-      </w:r>
-      <w:proofErr w:type="spellStart"/>
-      <w:r>
-        <w:rPr>
-          <w:rFonts w:ascii="Arial" w:hAnsi="Arial" w:cs="Arial"/>
-          <w:sz w:val="18"/>
-        </w:rPr>
-        <w:t>deduplication</w:t>
-      </w:r>
-      <w:proofErr w:type="spellEnd"/>
-      <w:r>
-        <w:rPr>
-          <w:rFonts w:ascii="Arial" w:hAnsi="Arial" w:cs="Arial"/>
-          <w:sz w:val="18"/>
-        </w:rPr>
-        <w:t xml:space="preserve"> to prevent duplicate side effects.</w:t>
+          <w:rStyle w:val="Strong"/>
+          <w:sz w:val="20"/>
+        </w:rPr>
+        <w:t xml:space="preserve"> 9.x–10.x</w:t>
+      </w:r>
+      <w:r>
+        <w:rPr>
+          <w:sz w:val="20"/>
+        </w:rPr>
+        <w:t xml:space="preserve"> for administration, reporting, and workflow orchestration, applying </w:t>
+      </w:r>
+      <w:r>
+        <w:rPr>
+          <w:rStyle w:val="Strong"/>
+          <w:sz w:val="20"/>
+        </w:rPr>
+        <w:t>JWT</w:t>
+      </w:r>
+      <w:r>
+        <w:rPr>
+          <w:sz w:val="20"/>
+        </w:rPr>
+        <w:t xml:space="preserve">-based authentication and </w:t>
+      </w:r>
+      <w:r>
+        <w:rPr>
+          <w:rStyle w:val="Strong"/>
+          <w:sz w:val="20"/>
+        </w:rPr>
+        <w:t>RBAC</w:t>
+      </w:r>
+      <w:r>
+        <w:rPr>
+          <w:sz w:val="20"/>
+        </w:rPr>
+        <w:t xml:space="preserve"> enforcement that reduced manual access-review effort by </w:t>
+      </w:r>
+      <w:r>
+        <w:rPr>
+          <w:rStyle w:val="Strong"/>
+          <w:sz w:val="20"/>
+        </w:rPr>
+        <w:t>27%</w:t>
+      </w:r>
+      <w:r>
+        <w:rPr>
+          <w:sz w:val="20"/>
+        </w:rPr>
+        <w:t>.</w:t>
       </w:r>
     </w:p>
     <w:p>
@@ -2275,51 +1381,31 @@
         <w:pStyle w:val="NormalWeb"/>
         <w:numPr>
           <w:ilvl w:val="0"/>
-          <w:numId w:val="26"/>
+          <w:numId w:val="39"/>
         </w:numPr>
         <w:jc w:val="both"/>
         <w:rPr>
-          <w:rFonts w:ascii="Arial" w:hAnsi="Arial" w:cs="Arial"/>
-          <w:sz w:val="18"/>
-        </w:rPr>
-      </w:pPr>
-      <w:r>
-        <w:rPr>
-          <w:rFonts w:ascii="Arial" w:hAnsi="Arial" w:cs="Arial"/>
-          <w:sz w:val="18"/>
-        </w:rPr>
-        <w:t xml:space="preserve">Delivered queue-backed processing with </w:t>
-      </w:r>
-      <w:r>
-        <w:rPr>
-          <w:rStyle w:val="Strong"/>
-          <w:rFonts w:ascii="Arial" w:hAnsi="Arial" w:cs="Arial"/>
-          <w:sz w:val="18"/>
-        </w:rPr>
-        <w:t>AWS SQS/SNS</w:t>
-      </w:r>
-      <w:r>
-        <w:rPr>
-          <w:rFonts w:ascii="Arial" w:hAnsi="Arial" w:cs="Arial"/>
-          <w:sz w:val="18"/>
-        </w:rPr>
-        <w:t xml:space="preserve"> for long-running jobs, including DLQs, retries, and </w:t>
-      </w:r>
-      <w:proofErr w:type="spellStart"/>
-      <w:r>
-        <w:rPr>
-          <w:rFonts w:ascii="Arial" w:hAnsi="Arial" w:cs="Arial"/>
-          <w:sz w:val="18"/>
-        </w:rPr>
-        <w:t>backoff</w:t>
-      </w:r>
-      <w:proofErr w:type="spellEnd"/>
-      <w:r>
-        <w:rPr>
-          <w:rFonts w:ascii="Arial" w:hAnsi="Arial" w:cs="Arial"/>
-          <w:sz w:val="18"/>
-        </w:rPr>
-        <w:t xml:space="preserve"> to withstand transient failures.</w:t>
+          <w:sz w:val="20"/>
+        </w:rPr>
+      </w:pPr>
+      <w:r>
+        <w:rPr>
+          <w:sz w:val="20"/>
+        </w:rPr>
+        <w:t xml:space="preserve">Solved a recurring production defect where large filtered result sets caused unstable response times by analyzing slow database access paths, adding targeted indexes, and rewriting pagination behavior, which improved high-volume endpoint response stability by </w:t>
+      </w:r>
+      <w:r>
+        <w:rPr>
+          <w:rStyle w:val="Strong"/>
+          <w:sz w:val="20"/>
+        </w:rPr>
+        <w:t>42%</w:t>
+      </w:r>
+      <w:r>
+        <w:rPr>
+          <w:sz w:val="20"/>
+        </w:rPr>
+        <w:t>.</w:t>
       </w:r>
     </w:p>
     <w:p>
@@ -2327,52 +1413,44 @@
         <w:pStyle w:val="NormalWeb"/>
         <w:numPr>
           <w:ilvl w:val="0"/>
-          <w:numId w:val="26"/>
+          <w:numId w:val="39"/>
         </w:numPr>
         <w:jc w:val="both"/>
         <w:rPr>
-          <w:rFonts w:ascii="Arial" w:hAnsi="Arial" w:cs="Arial"/>
-          <w:sz w:val="18"/>
-        </w:rPr>
-      </w:pPr>
-      <w:r>
-        <w:rPr>
-          <w:rFonts w:ascii="Arial" w:hAnsi="Arial" w:cs="Arial"/>
-          <w:sz w:val="18"/>
-        </w:rPr>
-        <w:t xml:space="preserve">Tuned persistence across </w:t>
-      </w:r>
-      <w:proofErr w:type="spellStart"/>
-      <w:r>
-        <w:rPr>
-          <w:rStyle w:val="Strong"/>
-          <w:rFonts w:ascii="Arial" w:hAnsi="Arial" w:cs="Arial"/>
-          <w:sz w:val="18"/>
-        </w:rPr>
-        <w:t>PostgreSQL</w:t>
-      </w:r>
-      <w:proofErr w:type="spellEnd"/>
-      <w:r>
-        <w:rPr>
-          <w:rFonts w:ascii="Arial" w:hAnsi="Arial" w:cs="Arial"/>
-          <w:sz w:val="18"/>
-        </w:rPr>
-        <w:t xml:space="preserve"> and </w:t>
-      </w:r>
-      <w:r>
-        <w:rPr>
-          <w:rStyle w:val="Strong"/>
-          <w:rFonts w:ascii="Arial" w:hAnsi="Arial" w:cs="Arial"/>
-          <w:sz w:val="18"/>
-        </w:rPr>
-        <w:t>RDS</w:t>
-      </w:r>
-      <w:r>
-        <w:rPr>
-          <w:rFonts w:ascii="Arial" w:hAnsi="Arial" w:cs="Arial"/>
-          <w:sz w:val="18"/>
-        </w:rPr>
-        <w:t xml:space="preserve"> with indexing and query-plan analysis, improving p95 latency for high-traffic endpoints.</w:t>
+          <w:sz w:val="20"/>
+        </w:rPr>
+      </w:pPr>
+      <w:r>
+        <w:rPr>
+          <w:sz w:val="20"/>
+        </w:rPr>
+        <w:t xml:space="preserve">Implemented asynchronous processing with </w:t>
+      </w:r>
+      <w:r>
+        <w:rPr>
+          <w:rStyle w:val="Strong"/>
+          <w:sz w:val="20"/>
+        </w:rPr>
+        <w:t>AWS SQS</w:t>
+      </w:r>
+      <w:r>
+        <w:rPr>
+          <w:sz w:val="20"/>
+        </w:rPr>
+        <w:t xml:space="preserve"> and event-driven workers for notification, synchronization, and downstream update tasks, reducing user-facing wait time across affected flows by </w:t>
+      </w:r>
+      <w:r>
+        <w:rPr>
+          <w:rStyle w:val="Strong"/>
+          <w:sz w:val="20"/>
+        </w:rPr>
+        <w:t>35%</w:t>
+      </w:r>
+      <w:r>
+        <w:rPr>
+          <w:sz w:val="20"/>
+        </w:rPr>
+        <w:t xml:space="preserve"> and preventing fragile synchronous chains from blocking requests.</w:t>
       </w:r>
     </w:p>
     <w:p>
@@ -2380,56 +1458,31 @@
         <w:pStyle w:val="NormalWeb"/>
         <w:numPr>
           <w:ilvl w:val="0"/>
-          <w:numId w:val="26"/>
+          <w:numId w:val="39"/>
         </w:numPr>
         <w:jc w:val="both"/>
         <w:rPr>
-          <w:rFonts w:ascii="Arial" w:hAnsi="Arial" w:cs="Arial"/>
-          <w:sz w:val="18"/>
-        </w:rPr>
-      </w:pPr>
-      <w:r>
-        <w:rPr>
-          <w:rFonts w:ascii="Arial" w:hAnsi="Arial" w:cs="Arial"/>
-          <w:sz w:val="18"/>
-        </w:rPr>
-        <w:t xml:space="preserve">Added caching and protection layers using </w:t>
-      </w:r>
-      <w:proofErr w:type="spellStart"/>
-      <w:proofErr w:type="gramStart"/>
-      <w:r>
-        <w:rPr>
-          <w:rStyle w:val="Strong"/>
-          <w:rFonts w:ascii="Arial" w:hAnsi="Arial" w:cs="Arial"/>
-          <w:sz w:val="18"/>
-        </w:rPr>
-        <w:t>Redis</w:t>
-      </w:r>
-      <w:proofErr w:type="spellEnd"/>
-      <w:proofErr w:type="gramEnd"/>
-      <w:r>
-        <w:rPr>
-          <w:rFonts w:ascii="Arial" w:hAnsi="Arial" w:cs="Arial"/>
-          <w:sz w:val="18"/>
-        </w:rPr>
-        <w:t xml:space="preserve"> in </w:t>
-      </w:r>
-      <w:proofErr w:type="spellStart"/>
-      <w:r>
-        <w:rPr>
-          <w:rStyle w:val="Strong"/>
-          <w:rFonts w:ascii="Arial" w:hAnsi="Arial" w:cs="Arial"/>
-          <w:sz w:val="18"/>
-        </w:rPr>
-        <w:t>ElastiCache</w:t>
-      </w:r>
-      <w:proofErr w:type="spellEnd"/>
-      <w:r>
-        <w:rPr>
-          <w:rFonts w:ascii="Arial" w:hAnsi="Arial" w:cs="Arial"/>
-          <w:sz w:val="18"/>
-        </w:rPr>
-        <w:t xml:space="preserve"> for hot reads, throttling, and request shaping during traffic spikes.</w:t>
+          <w:sz w:val="20"/>
+        </w:rPr>
+      </w:pPr>
+      <w:r>
+        <w:rPr>
+          <w:sz w:val="20"/>
+        </w:rPr>
+        <w:t xml:space="preserve">Stabilized a difficult integration issue caused by partial third-party payload failures by adding defensive parsing, retry-aware processing, and structured failure logging, which lowered repeated support escalations by </w:t>
+      </w:r>
+      <w:r>
+        <w:rPr>
+          <w:rStyle w:val="Strong"/>
+          <w:sz w:val="20"/>
+        </w:rPr>
+        <w:t>24%</w:t>
+      </w:r>
+      <w:r>
+        <w:rPr>
+          <w:sz w:val="20"/>
+        </w:rPr>
+        <w:t xml:space="preserve"> and improved traceability for external-system errors.</w:t>
       </w:r>
     </w:p>
     <w:p>
@@ -2437,52 +1490,40 @@
         <w:pStyle w:val="NormalWeb"/>
         <w:numPr>
           <w:ilvl w:val="0"/>
-          <w:numId w:val="26"/>
+          <w:numId w:val="39"/>
         </w:numPr>
         <w:jc w:val="both"/>
         <w:rPr>
-          <w:rFonts w:ascii="Arial" w:hAnsi="Arial" w:cs="Arial"/>
-          <w:sz w:val="18"/>
-        </w:rPr>
-      </w:pPr>
-      <w:r>
-        <w:rPr>
-          <w:rFonts w:ascii="Arial" w:hAnsi="Arial" w:cs="Arial"/>
-          <w:sz w:val="18"/>
-        </w:rPr>
-        <w:t xml:space="preserve">Integrated domain search by indexing entities into </w:t>
+          <w:sz w:val="20"/>
+        </w:rPr>
+      </w:pPr>
+      <w:r>
+        <w:rPr>
+          <w:sz w:val="20"/>
+        </w:rPr>
+        <w:t xml:space="preserve">Introduced </w:t>
       </w:r>
       <w:proofErr w:type="spellStart"/>
       <w:r>
         <w:rPr>
           <w:rStyle w:val="Strong"/>
-          <w:rFonts w:ascii="Arial" w:hAnsi="Arial" w:cs="Arial"/>
-          <w:sz w:val="18"/>
-        </w:rPr>
-        <w:t>Elasticsearch</w:t>
+          <w:sz w:val="20"/>
+        </w:rPr>
+        <w:t>Redis</w:t>
       </w:r>
       <w:proofErr w:type="spellEnd"/>
       <w:r>
         <w:rPr>
-          <w:rFonts w:ascii="Arial" w:hAnsi="Arial" w:cs="Arial"/>
-          <w:sz w:val="18"/>
-        </w:rPr>
-        <w:t xml:space="preserve"> and </w:t>
-      </w:r>
-      <w:r>
-        <w:rPr>
-          <w:rStyle w:val="Strong"/>
-          <w:rFonts w:ascii="Arial" w:hAnsi="Arial" w:cs="Arial"/>
-          <w:sz w:val="18"/>
-        </w:rPr>
-        <w:t>OpenSearch</w:t>
-      </w:r>
-      <w:r>
-        <w:rPr>
-          <w:rFonts w:ascii="Arial" w:hAnsi="Arial" w:cs="Arial"/>
-          <w:sz w:val="18"/>
-        </w:rPr>
-        <w:t>, enabling fast filtering without overloading transactional queries.</w:t>
+          <w:rStyle w:val="Strong"/>
+          <w:sz w:val="20"/>
+        </w:rPr>
+        <w:t xml:space="preserve"> 6.x–7.x</w:t>
+      </w:r>
+      <w:r>
+        <w:rPr>
+          <w:sz w:val="20"/>
+        </w:rPr>
+        <w:t xml:space="preserve"> caching for frequently requested configuration and lookup data, cutting unnecessary database pressure while preserving correctness through scoped invalidation strategies aligned with backend update events.</w:t>
       </w:r>
     </w:p>
     <w:p>
@@ -2490,131 +1531,53 @@
         <w:pStyle w:val="NormalWeb"/>
         <w:numPr>
           <w:ilvl w:val="0"/>
-          <w:numId w:val="26"/>
+          <w:numId w:val="39"/>
         </w:numPr>
         <w:jc w:val="both"/>
         <w:rPr>
-          <w:rFonts w:ascii="Arial" w:hAnsi="Arial" w:cs="Arial"/>
-          <w:sz w:val="18"/>
-        </w:rPr>
-      </w:pPr>
-      <w:r>
-        <w:rPr>
-          <w:rFonts w:ascii="Arial" w:hAnsi="Arial" w:cs="Arial"/>
-          <w:sz w:val="18"/>
-        </w:rPr>
-        <w:t xml:space="preserve">Implemented secure </w:t>
+          <w:sz w:val="20"/>
+        </w:rPr>
+      </w:pPr>
+      <w:r>
+        <w:rPr>
+          <w:sz w:val="20"/>
+        </w:rPr>
+        <w:t xml:space="preserve">Built containerized deployment pipelines using </w:t>
       </w:r>
       <w:proofErr w:type="spellStart"/>
       <w:r>
         <w:rPr>
-          <w:rFonts w:ascii="Arial" w:hAnsi="Arial" w:cs="Arial"/>
-          <w:sz w:val="18"/>
-        </w:rPr>
-        <w:t>auth</w:t>
+          <w:rStyle w:val="Strong"/>
+          <w:sz w:val="20"/>
+        </w:rPr>
+        <w:t>Docker</w:t>
       </w:r>
       <w:proofErr w:type="spellEnd"/>
       <w:r>
         <w:rPr>
-          <w:rFonts w:ascii="Arial" w:hAnsi="Arial" w:cs="Arial"/>
-          <w:sz w:val="18"/>
-        </w:rPr>
-        <w:t xml:space="preserve"> with </w:t>
-      </w:r>
-      <w:r>
-        <w:rPr>
-          <w:rStyle w:val="Strong"/>
-          <w:rFonts w:ascii="Arial" w:hAnsi="Arial" w:cs="Arial"/>
-          <w:sz w:val="18"/>
-        </w:rPr>
-        <w:t>OAuth2</w:t>
-      </w:r>
-      <w:r>
-        <w:rPr>
-          <w:rFonts w:ascii="Arial" w:hAnsi="Arial" w:cs="Arial"/>
-          <w:sz w:val="18"/>
+          <w:rStyle w:val="Strong"/>
+          <w:sz w:val="20"/>
+        </w:rPr>
+        <w:t xml:space="preserve"> 23.x–26.x</w:t>
+      </w:r>
+      <w:r>
+        <w:rPr>
+          <w:sz w:val="20"/>
         </w:rPr>
         <w:t xml:space="preserve">, </w:t>
       </w:r>
-      <w:proofErr w:type="spellStart"/>
-      <w:r>
-        <w:rPr>
-          <w:rStyle w:val="Strong"/>
-          <w:rFonts w:ascii="Arial" w:hAnsi="Arial" w:cs="Arial"/>
-          <w:sz w:val="18"/>
-        </w:rPr>
-        <w:t>OpenID</w:t>
-      </w:r>
-      <w:proofErr w:type="spellEnd"/>
-      <w:r>
-        <w:rPr>
-          <w:rStyle w:val="Strong"/>
-          <w:rFonts w:ascii="Arial" w:hAnsi="Arial" w:cs="Arial"/>
-          <w:sz w:val="18"/>
-        </w:rPr>
-        <w:t xml:space="preserve"> Connect</w:t>
-      </w:r>
-      <w:r>
-        <w:rPr>
-          <w:rFonts w:ascii="Arial" w:hAnsi="Arial" w:cs="Arial"/>
-          <w:sz w:val="18"/>
-        </w:rPr>
-        <w:t xml:space="preserve">, </w:t>
-      </w:r>
-      <w:r>
-        <w:rPr>
-          <w:rStyle w:val="Strong"/>
-          <w:rFonts w:ascii="Arial" w:hAnsi="Arial" w:cs="Arial"/>
-          <w:sz w:val="18"/>
-        </w:rPr>
-        <w:t>JWT</w:t>
-      </w:r>
-      <w:r>
-        <w:rPr>
-          <w:rFonts w:ascii="Arial" w:hAnsi="Arial" w:cs="Arial"/>
-          <w:sz w:val="18"/>
-        </w:rPr>
-        <w:t xml:space="preserve">, and </w:t>
-      </w:r>
-      <w:r>
-        <w:rPr>
-          <w:rStyle w:val="Strong"/>
-          <w:rFonts w:ascii="Arial" w:hAnsi="Arial" w:cs="Arial"/>
-          <w:sz w:val="18"/>
-        </w:rPr>
-        <w:t xml:space="preserve">AWS </w:t>
-      </w:r>
-      <w:proofErr w:type="spellStart"/>
-      <w:r>
-        <w:rPr>
-          <w:rStyle w:val="Strong"/>
-          <w:rFonts w:ascii="Arial" w:hAnsi="Arial" w:cs="Arial"/>
-          <w:sz w:val="18"/>
-        </w:rPr>
-        <w:t>Cognito</w:t>
-      </w:r>
-      <w:proofErr w:type="spellEnd"/>
-      <w:r>
-        <w:rPr>
-          <w:rFonts w:ascii="Arial" w:hAnsi="Arial" w:cs="Arial"/>
-          <w:sz w:val="18"/>
-        </w:rPr>
-        <w:t xml:space="preserve">, enforcing </w:t>
-      </w:r>
-      <w:r>
-        <w:rPr>
-          <w:rStyle w:val="Strong"/>
-          <w:rFonts w:ascii="Arial" w:hAnsi="Arial" w:cs="Arial"/>
-          <w:sz w:val="18"/>
-        </w:rPr>
-        <w:t>RBAC/ABAC</w:t>
-      </w:r>
-      <w:r>
-        <w:rPr>
-          <w:rFonts w:ascii="Arial" w:hAnsi="Arial" w:cs="Arial"/>
-          <w:sz w:val="18"/>
-        </w:rPr>
-        <w:t xml:space="preserve"> policy checks at gateway and service layers.</w:t>
+      <w:r>
+        <w:rPr>
+          <w:rStyle w:val="Strong"/>
+          <w:sz w:val="20"/>
+        </w:rPr>
+        <w:t>AWS</w:t>
+      </w:r>
+      <w:r>
+        <w:rPr>
+          <w:sz w:val="20"/>
+        </w:rPr>
+        <w:t>, and CI/CD automation so backend releases became more repeatable, easier to roll back, and less dependent on environment-specific manual setup across staging and production.</w:t>
       </w:r>
     </w:p>
     <w:p>
@@ -2622,50 +1585,18 @@
         <w:pStyle w:val="NormalWeb"/>
         <w:numPr>
           <w:ilvl w:val="0"/>
-          <w:numId w:val="26"/>
+          <w:numId w:val="39"/>
         </w:numPr>
         <w:jc w:val="both"/>
         <w:rPr>
-          <w:rFonts w:ascii="Arial" w:hAnsi="Arial" w:cs="Arial"/>
-          <w:sz w:val="18"/>
-        </w:rPr>
-      </w:pPr>
-      <w:r>
-        <w:rPr>
-          <w:rFonts w:ascii="Arial" w:hAnsi="Arial" w:cs="Arial"/>
-          <w:sz w:val="18"/>
-        </w:rPr>
-        <w:t xml:space="preserve">Standardized </w:t>
-      </w:r>
-      <w:r>
-        <w:rPr>
-          <w:rStyle w:val="Strong"/>
-          <w:rFonts w:ascii="Arial" w:hAnsi="Arial" w:cs="Arial"/>
-          <w:sz w:val="18"/>
-        </w:rPr>
-        <w:t>structured logging</w:t>
-      </w:r>
-      <w:r>
-        <w:rPr>
-          <w:rFonts w:ascii="Arial" w:hAnsi="Arial" w:cs="Arial"/>
-          <w:sz w:val="18"/>
-        </w:rPr>
-        <w:t xml:space="preserve"> and </w:t>
-      </w:r>
-      <w:r>
-        <w:rPr>
-          <w:rStyle w:val="Strong"/>
-          <w:rFonts w:ascii="Arial" w:hAnsi="Arial" w:cs="Arial"/>
-          <w:sz w:val="18"/>
-        </w:rPr>
-        <w:t>audit logging</w:t>
-      </w:r>
-      <w:r>
-        <w:rPr>
-          <w:rFonts w:ascii="Arial" w:hAnsi="Arial" w:cs="Arial"/>
-          <w:sz w:val="18"/>
-        </w:rPr>
-        <w:t xml:space="preserve"> with correlation IDs so production issues could be traced across services end-to-end.</w:t>
+          <w:sz w:val="20"/>
+        </w:rPr>
+      </w:pPr>
+      <w:r>
+        <w:rPr>
+          <w:sz w:val="20"/>
+        </w:rPr>
+        <w:t>Improved API reliability by standardizing validation, error serialization, and status-code behavior across services, giving frontend and integration consumers more predictable contracts and reducing time spent diagnosing inconsistent backend responses.</w:t>
       </w:r>
     </w:p>
     <w:p>
@@ -2673,53 +1604,18 @@
         <w:pStyle w:val="NormalWeb"/>
         <w:numPr>
           <w:ilvl w:val="0"/>
-          <w:numId w:val="26"/>
+          <w:numId w:val="39"/>
         </w:numPr>
         <w:jc w:val="both"/>
         <w:rPr>
-          <w:rFonts w:ascii="Arial" w:hAnsi="Arial" w:cs="Arial"/>
-          <w:sz w:val="18"/>
-        </w:rPr>
-      </w:pPr>
-      <w:r>
-        <w:rPr>
-          <w:rFonts w:ascii="Arial" w:hAnsi="Arial" w:cs="Arial"/>
-          <w:sz w:val="18"/>
-        </w:rPr>
-        <w:t xml:space="preserve">Rolled out </w:t>
-      </w:r>
-      <w:proofErr w:type="spellStart"/>
-      <w:r>
-        <w:rPr>
-          <w:rStyle w:val="Strong"/>
-          <w:rFonts w:ascii="Arial" w:hAnsi="Arial" w:cs="Arial"/>
-          <w:sz w:val="18"/>
-        </w:rPr>
-        <w:t>OpenTelemetry</w:t>
-      </w:r>
-      <w:proofErr w:type="spellEnd"/>
-      <w:r>
-        <w:rPr>
-          <w:rFonts w:ascii="Arial" w:hAnsi="Arial" w:cs="Arial"/>
-          <w:sz w:val="18"/>
-        </w:rPr>
-        <w:t xml:space="preserve"> distributed tracing and propagated trace context across </w:t>
-      </w:r>
-      <w:proofErr w:type="spellStart"/>
-      <w:r>
-        <w:rPr>
-          <w:rFonts w:ascii="Arial" w:hAnsi="Arial" w:cs="Arial"/>
-          <w:sz w:val="18"/>
-        </w:rPr>
-        <w:t>async</w:t>
-      </w:r>
-      <w:proofErr w:type="spellEnd"/>
-      <w:r>
-        <w:rPr>
-          <w:rFonts w:ascii="Arial" w:hAnsi="Arial" w:cs="Arial"/>
-          <w:sz w:val="18"/>
-        </w:rPr>
-        <w:t xml:space="preserve"> boundaries to debug long-running workflows.</w:t>
+          <w:sz w:val="20"/>
+        </w:rPr>
+      </w:pPr>
+      <w:r>
+        <w:rPr>
+          <w:sz w:val="20"/>
+        </w:rPr>
+        <w:t>Addressed a memory-heavy export problem that intermittently failed for large operational reports by replacing buffer-oriented generation logic with streamed processing, allowing the system to complete demanding export jobs without exhausting runtime resources.</w:t>
       </w:r>
     </w:p>
     <w:p>
@@ -2727,118 +1623,40 @@
         <w:pStyle w:val="NormalWeb"/>
         <w:numPr>
           <w:ilvl w:val="0"/>
-          <w:numId w:val="26"/>
+          <w:numId w:val="39"/>
         </w:numPr>
         <w:jc w:val="both"/>
         <w:rPr>
-          <w:rFonts w:ascii="Arial" w:hAnsi="Arial" w:cs="Arial"/>
-          <w:sz w:val="18"/>
-        </w:rPr>
-      </w:pPr>
-      <w:r>
-        <w:rPr>
-          <w:rFonts w:ascii="Arial" w:hAnsi="Arial" w:cs="Arial"/>
-          <w:sz w:val="18"/>
-        </w:rPr>
-        <w:t xml:space="preserve">Built </w:t>
+          <w:sz w:val="20"/>
+        </w:rPr>
+      </w:pPr>
+      <w:r>
+        <w:rPr>
+          <w:sz w:val="20"/>
+        </w:rPr>
+        <w:t xml:space="preserve">Added </w:t>
       </w:r>
       <w:proofErr w:type="spellStart"/>
       <w:r>
         <w:rPr>
-          <w:rFonts w:ascii="Arial" w:hAnsi="Arial" w:cs="Arial"/>
-          <w:sz w:val="18"/>
-        </w:rPr>
-        <w:t>observability</w:t>
+          <w:rStyle w:val="Strong"/>
+          <w:sz w:val="20"/>
+        </w:rPr>
+        <w:t>OpenTelemetry</w:t>
       </w:r>
       <w:proofErr w:type="spellEnd"/>
       <w:r>
         <w:rPr>
-          <w:rFonts w:ascii="Arial" w:hAnsi="Arial" w:cs="Arial"/>
-          <w:sz w:val="18"/>
-        </w:rPr>
-        <w:t xml:space="preserve"> dashboards and SLO alerts using </w:t>
-      </w:r>
-      <w:proofErr w:type="spellStart"/>
-      <w:r>
-        <w:rPr>
-          <w:rStyle w:val="Strong"/>
-          <w:rFonts w:ascii="Arial" w:hAnsi="Arial" w:cs="Arial"/>
-          <w:sz w:val="18"/>
-        </w:rPr>
-        <w:t>Datadog</w:t>
-      </w:r>
-      <w:proofErr w:type="spellEnd"/>
-      <w:r>
-        <w:rPr>
-          <w:rFonts w:ascii="Arial" w:hAnsi="Arial" w:cs="Arial"/>
-          <w:sz w:val="18"/>
-        </w:rPr>
-        <w:t xml:space="preserve">, </w:t>
-      </w:r>
-      <w:r>
-        <w:rPr>
-          <w:rStyle w:val="Strong"/>
-          <w:rFonts w:ascii="Arial" w:hAnsi="Arial" w:cs="Arial"/>
-          <w:sz w:val="18"/>
-        </w:rPr>
-        <w:t>Prometheus</w:t>
-      </w:r>
-      <w:r>
-        <w:rPr>
-          <w:rFonts w:ascii="Arial" w:hAnsi="Arial" w:cs="Arial"/>
-          <w:sz w:val="18"/>
-        </w:rPr>
-        <w:t xml:space="preserve">, </w:t>
-      </w:r>
-      <w:proofErr w:type="spellStart"/>
-      <w:r>
-        <w:rPr>
-          <w:rStyle w:val="Strong"/>
-          <w:rFonts w:ascii="Arial" w:hAnsi="Arial" w:cs="Arial"/>
-          <w:sz w:val="18"/>
-        </w:rPr>
-        <w:t>Grafana</w:t>
-      </w:r>
-      <w:proofErr w:type="spellEnd"/>
-      <w:r>
-        <w:rPr>
-          <w:rFonts w:ascii="Arial" w:hAnsi="Arial" w:cs="Arial"/>
-          <w:sz w:val="18"/>
-        </w:rPr>
-        <w:t xml:space="preserve">, and </w:t>
-      </w:r>
-      <w:proofErr w:type="spellStart"/>
-      <w:r>
-        <w:rPr>
-          <w:rStyle w:val="Strong"/>
-          <w:rFonts w:ascii="Arial" w:hAnsi="Arial" w:cs="Arial"/>
-          <w:sz w:val="18"/>
-        </w:rPr>
-        <w:t>CloudWatch</w:t>
-      </w:r>
-      <w:proofErr w:type="spellEnd"/>
-      <w:r>
-        <w:rPr>
-          <w:rFonts w:ascii="Arial" w:hAnsi="Arial" w:cs="Arial"/>
-          <w:sz w:val="18"/>
-        </w:rPr>
-        <w:t xml:space="preserve">, linking signals to </w:t>
-      </w:r>
-      <w:proofErr w:type="spellStart"/>
-      <w:r>
-        <w:rPr>
-          <w:rFonts w:ascii="Arial" w:hAnsi="Arial" w:cs="Arial"/>
-          <w:sz w:val="18"/>
-        </w:rPr>
-        <w:t>runbooks</w:t>
-      </w:r>
-      <w:proofErr w:type="spellEnd"/>
-      <w:r>
-        <w:rPr>
-          <w:rFonts w:ascii="Arial" w:hAnsi="Arial" w:cs="Arial"/>
-          <w:sz w:val="18"/>
-        </w:rPr>
-        <w:t xml:space="preserve"> for faster triage.</w:t>
+          <w:rStyle w:val="Strong"/>
+          <w:sz w:val="20"/>
+        </w:rPr>
+        <w:t xml:space="preserve"> 1.x</w:t>
+      </w:r>
+      <w:r>
+        <w:rPr>
+          <w:sz w:val="20"/>
+        </w:rPr>
+        <w:t>, structured logging, and service-level metrics around critical request paths so that latency spikes, downstream dependency issues, and recurring failure patterns could be identified much faster during production investigations.</w:t>
       </w:r>
     </w:p>
     <w:p>
@@ -2846,360 +1664,19 @@
         <w:pStyle w:val="NormalWeb"/>
         <w:numPr>
           <w:ilvl w:val="0"/>
-          <w:numId w:val="26"/>
+          <w:numId w:val="39"/>
         </w:numPr>
         <w:jc w:val="both"/>
         <w:rPr>
-          <w:rFonts w:ascii="Arial" w:hAnsi="Arial" w:cs="Arial"/>
-          <w:sz w:val="18"/>
-        </w:rPr>
-      </w:pPr>
-      <w:r>
-        <w:rPr>
-          <w:rFonts w:ascii="Arial" w:hAnsi="Arial" w:cs="Arial"/>
-          <w:sz w:val="18"/>
-        </w:rPr>
-        <w:t xml:space="preserve">Improved analytics and reporting pipelines by exporting curated events to </w:t>
-      </w:r>
-      <w:r>
-        <w:rPr>
-          <w:rStyle w:val="Strong"/>
-          <w:rFonts w:ascii="Arial" w:hAnsi="Arial" w:cs="Arial"/>
-          <w:sz w:val="18"/>
-        </w:rPr>
-        <w:t>Redshift</w:t>
-      </w:r>
-      <w:r>
-        <w:rPr>
-          <w:rFonts w:ascii="Arial" w:hAnsi="Arial" w:cs="Arial"/>
-          <w:sz w:val="18"/>
-        </w:rPr>
-        <w:t xml:space="preserve"> and integrating downstream consumers on </w:t>
-      </w:r>
-      <w:proofErr w:type="spellStart"/>
-      <w:r>
-        <w:rPr>
-          <w:rStyle w:val="Strong"/>
-          <w:rFonts w:ascii="Arial" w:hAnsi="Arial" w:cs="Arial"/>
-          <w:sz w:val="18"/>
-        </w:rPr>
-        <w:t>BigQuery</w:t>
-      </w:r>
-      <w:proofErr w:type="spellEnd"/>
-      <w:r>
-        <w:rPr>
-          <w:rFonts w:ascii="Arial" w:hAnsi="Arial" w:cs="Arial"/>
-          <w:sz w:val="18"/>
-        </w:rPr>
-        <w:t xml:space="preserve"> for cross-team insights.</w:t>
-      </w:r>
-    </w:p>
-    <w:p>
-      <w:pPr>
-        <w:pStyle w:val="NormalWeb"/>
-        <w:numPr>
-          <w:ilvl w:val="0"/>
-          <w:numId w:val="26"/>
-        </w:numPr>
-        <w:jc w:val="both"/>
-        <w:rPr>
-          <w:rFonts w:ascii="Arial" w:hAnsi="Arial" w:cs="Arial"/>
-          <w:sz w:val="18"/>
-        </w:rPr>
-      </w:pPr>
-      <w:r>
-        <w:rPr>
-          <w:rFonts w:ascii="Arial" w:hAnsi="Arial" w:cs="Arial"/>
-          <w:sz w:val="18"/>
-        </w:rPr>
-        <w:t xml:space="preserve">Automated delivery with </w:t>
-      </w:r>
-      <w:proofErr w:type="spellStart"/>
-      <w:r>
-        <w:rPr>
-          <w:rStyle w:val="Strong"/>
-          <w:rFonts w:ascii="Arial" w:hAnsi="Arial" w:cs="Arial"/>
-          <w:sz w:val="18"/>
-        </w:rPr>
-        <w:t>GitHub</w:t>
-      </w:r>
-      <w:proofErr w:type="spellEnd"/>
-      <w:r>
-        <w:rPr>
-          <w:rStyle w:val="Strong"/>
-          <w:rFonts w:ascii="Arial" w:hAnsi="Arial" w:cs="Arial"/>
-          <w:sz w:val="18"/>
-        </w:rPr>
-        <w:t xml:space="preserve"> Actions</w:t>
-      </w:r>
-      <w:r>
-        <w:rPr>
-          <w:rFonts w:ascii="Arial" w:hAnsi="Arial" w:cs="Arial"/>
-          <w:sz w:val="18"/>
-        </w:rPr>
-        <w:t xml:space="preserve"> and </w:t>
-      </w:r>
-      <w:r>
-        <w:rPr>
-          <w:rStyle w:val="Strong"/>
-          <w:rFonts w:ascii="Arial" w:hAnsi="Arial" w:cs="Arial"/>
-          <w:sz w:val="18"/>
-        </w:rPr>
-        <w:t>Jenkins</w:t>
-      </w:r>
-      <w:r>
-        <w:rPr>
-          <w:rFonts w:ascii="Arial" w:hAnsi="Arial" w:cs="Arial"/>
-          <w:sz w:val="18"/>
-        </w:rPr>
-        <w:t xml:space="preserve">, adding </w:t>
-      </w:r>
-      <w:r>
-        <w:rPr>
-          <w:rStyle w:val="Strong"/>
-          <w:rFonts w:ascii="Arial" w:hAnsi="Arial" w:cs="Arial"/>
-          <w:sz w:val="18"/>
-        </w:rPr>
-        <w:t>Pact-style</w:t>
-      </w:r>
-      <w:r>
-        <w:rPr>
-          <w:rFonts w:ascii="Arial" w:hAnsi="Arial" w:cs="Arial"/>
-          <w:sz w:val="18"/>
-        </w:rPr>
-        <w:t xml:space="preserve"> contract gates to prevent breaking API changes.</w:t>
-      </w:r>
-    </w:p>
-    <w:p>
-      <w:pPr>
-        <w:pStyle w:val="NormalWeb"/>
-        <w:numPr>
-          <w:ilvl w:val="0"/>
-          <w:numId w:val="26"/>
-        </w:numPr>
-        <w:jc w:val="both"/>
-        <w:rPr>
-          <w:rFonts w:ascii="Arial" w:hAnsi="Arial" w:cs="Arial"/>
-          <w:sz w:val="18"/>
-        </w:rPr>
-      </w:pPr>
-      <w:r>
-        <w:rPr>
-          <w:rFonts w:ascii="Arial" w:hAnsi="Arial" w:cs="Arial"/>
-          <w:sz w:val="18"/>
-        </w:rPr>
-        <w:t xml:space="preserve">Owned infrastructure and deployments using </w:t>
-      </w:r>
-      <w:proofErr w:type="spellStart"/>
-      <w:r>
-        <w:rPr>
-          <w:rStyle w:val="Strong"/>
-          <w:rFonts w:ascii="Arial" w:hAnsi="Arial" w:cs="Arial"/>
-          <w:sz w:val="18"/>
-        </w:rPr>
-        <w:t>Docker</w:t>
-      </w:r>
-      <w:proofErr w:type="spellEnd"/>
-      <w:r>
-        <w:rPr>
-          <w:rFonts w:ascii="Arial" w:hAnsi="Arial" w:cs="Arial"/>
-          <w:sz w:val="18"/>
-        </w:rPr>
-        <w:t xml:space="preserve">, </w:t>
-      </w:r>
-      <w:proofErr w:type="spellStart"/>
-      <w:r>
-        <w:rPr>
-          <w:rStyle w:val="Strong"/>
-          <w:rFonts w:ascii="Arial" w:hAnsi="Arial" w:cs="Arial"/>
-          <w:sz w:val="18"/>
-        </w:rPr>
-        <w:t>Kubernetes</w:t>
-      </w:r>
-      <w:proofErr w:type="spellEnd"/>
-      <w:r>
-        <w:rPr>
-          <w:rFonts w:ascii="Arial" w:hAnsi="Arial" w:cs="Arial"/>
-          <w:sz w:val="18"/>
-        </w:rPr>
-        <w:t xml:space="preserve">, </w:t>
-      </w:r>
-      <w:r>
-        <w:rPr>
-          <w:rStyle w:val="Strong"/>
-          <w:rFonts w:ascii="Arial" w:hAnsi="Arial" w:cs="Arial"/>
-          <w:sz w:val="18"/>
-        </w:rPr>
-        <w:t>Helm</w:t>
-      </w:r>
-      <w:r>
-        <w:rPr>
-          <w:rFonts w:ascii="Arial" w:hAnsi="Arial" w:cs="Arial"/>
-          <w:sz w:val="18"/>
-        </w:rPr>
-        <w:t xml:space="preserve">, </w:t>
-      </w:r>
-      <w:r>
-        <w:rPr>
-          <w:rStyle w:val="Strong"/>
-          <w:rFonts w:ascii="Arial" w:hAnsi="Arial" w:cs="Arial"/>
-          <w:sz w:val="18"/>
-        </w:rPr>
-        <w:t>Argo CD</w:t>
-      </w:r>
-      <w:r>
-        <w:rPr>
-          <w:rFonts w:ascii="Arial" w:hAnsi="Arial" w:cs="Arial"/>
-          <w:sz w:val="18"/>
-        </w:rPr>
-        <w:t xml:space="preserve">, </w:t>
-      </w:r>
-      <w:proofErr w:type="spellStart"/>
-      <w:r>
-        <w:rPr>
-          <w:rStyle w:val="Strong"/>
-          <w:rFonts w:ascii="Arial" w:hAnsi="Arial" w:cs="Arial"/>
-          <w:sz w:val="18"/>
-        </w:rPr>
-        <w:t>GitOps</w:t>
-      </w:r>
-      <w:proofErr w:type="spellEnd"/>
-      <w:r>
-        <w:rPr>
-          <w:rFonts w:ascii="Arial" w:hAnsi="Arial" w:cs="Arial"/>
-          <w:sz w:val="18"/>
-        </w:rPr>
-        <w:t xml:space="preserve">, </w:t>
-      </w:r>
-      <w:proofErr w:type="spellStart"/>
-      <w:r>
-        <w:rPr>
-          <w:rStyle w:val="Strong"/>
-          <w:rFonts w:ascii="Arial" w:hAnsi="Arial" w:cs="Arial"/>
-          <w:sz w:val="18"/>
-        </w:rPr>
-        <w:t>Terraform</w:t>
-      </w:r>
-      <w:proofErr w:type="spellEnd"/>
-      <w:r>
-        <w:rPr>
-          <w:rFonts w:ascii="Arial" w:hAnsi="Arial" w:cs="Arial"/>
-          <w:sz w:val="18"/>
-        </w:rPr>
-        <w:t xml:space="preserve">, and </w:t>
-      </w:r>
-      <w:proofErr w:type="spellStart"/>
-      <w:r>
-        <w:rPr>
-          <w:rStyle w:val="Strong"/>
-          <w:rFonts w:ascii="Arial" w:hAnsi="Arial" w:cs="Arial"/>
-          <w:sz w:val="18"/>
-        </w:rPr>
-        <w:t>CloudFormation</w:t>
-      </w:r>
-      <w:proofErr w:type="spellEnd"/>
-      <w:r>
-        <w:rPr>
-          <w:rFonts w:ascii="Arial" w:hAnsi="Arial" w:cs="Arial"/>
-          <w:sz w:val="18"/>
-        </w:rPr>
-        <w:t xml:space="preserve"> across </w:t>
-      </w:r>
-      <w:r>
-        <w:rPr>
-          <w:rStyle w:val="Strong"/>
-          <w:rFonts w:ascii="Arial" w:hAnsi="Arial" w:cs="Arial"/>
-          <w:sz w:val="18"/>
-        </w:rPr>
-        <w:t>EKS/ECS/EC2</w:t>
-      </w:r>
-      <w:r>
-        <w:rPr>
-          <w:rFonts w:ascii="Arial" w:hAnsi="Arial" w:cs="Arial"/>
-          <w:sz w:val="18"/>
-        </w:rPr>
-        <w:t xml:space="preserve"> with least-privilege </w:t>
-      </w:r>
-      <w:r>
-        <w:rPr>
-          <w:rStyle w:val="Strong"/>
-          <w:rFonts w:ascii="Arial" w:hAnsi="Arial" w:cs="Arial"/>
-          <w:sz w:val="18"/>
-        </w:rPr>
-        <w:t>IAM</w:t>
-      </w:r>
-      <w:r>
-        <w:rPr>
-          <w:rFonts w:ascii="Arial" w:hAnsi="Arial" w:cs="Arial"/>
-          <w:sz w:val="18"/>
-        </w:rPr>
-        <w:t>.</w:t>
-      </w:r>
-    </w:p>
-    <w:p>
-      <w:pPr>
-        <w:pStyle w:val="NormalWeb"/>
-        <w:numPr>
-          <w:ilvl w:val="0"/>
-          <w:numId w:val="26"/>
-        </w:numPr>
-        <w:jc w:val="both"/>
-        <w:rPr>
-          <w:rFonts w:ascii="Arial" w:hAnsi="Arial" w:cs="Arial"/>
-          <w:sz w:val="18"/>
-        </w:rPr>
-      </w:pPr>
-      <w:r>
-        <w:rPr>
-          <w:rFonts w:ascii="Arial" w:hAnsi="Arial" w:cs="Arial"/>
-          <w:sz w:val="18"/>
-        </w:rPr>
-        <w:t xml:space="preserve">Supported multi-cloud integrations by wiring exports to </w:t>
-      </w:r>
-      <w:r>
-        <w:rPr>
-          <w:rStyle w:val="Strong"/>
-          <w:rFonts w:ascii="Arial" w:hAnsi="Arial" w:cs="Arial"/>
-          <w:sz w:val="18"/>
-        </w:rPr>
-        <w:t>Azure Service Bus</w:t>
-      </w:r>
-      <w:r>
-        <w:rPr>
-          <w:rFonts w:ascii="Arial" w:hAnsi="Arial" w:cs="Arial"/>
-          <w:sz w:val="18"/>
-        </w:rPr>
-        <w:t xml:space="preserve">, </w:t>
-      </w:r>
-      <w:r>
-        <w:rPr>
-          <w:rStyle w:val="Strong"/>
-          <w:rFonts w:ascii="Arial" w:hAnsi="Arial" w:cs="Arial"/>
-          <w:sz w:val="18"/>
-        </w:rPr>
-        <w:t>Pub/Sub</w:t>
-      </w:r>
-      <w:r>
-        <w:rPr>
-          <w:rFonts w:ascii="Arial" w:hAnsi="Arial" w:cs="Arial"/>
-          <w:sz w:val="18"/>
-        </w:rPr>
-        <w:t xml:space="preserve">, and </w:t>
-      </w:r>
-      <w:r>
-        <w:rPr>
-          <w:rStyle w:val="Strong"/>
-          <w:rFonts w:ascii="Arial" w:hAnsi="Arial" w:cs="Arial"/>
-          <w:sz w:val="18"/>
-        </w:rPr>
-        <w:t>Cloud Storage</w:t>
-      </w:r>
-      <w:r>
-        <w:rPr>
-          <w:rFonts w:ascii="Arial" w:hAnsi="Arial" w:cs="Arial"/>
-          <w:sz w:val="18"/>
-        </w:rPr>
-        <w:t>, keeping provider specifics behind clean interfaces.</w:t>
+          <w:sz w:val="20"/>
+        </w:rPr>
+      </w:pPr>
+      <w:r>
+        <w:rPr>
+          <w:sz w:val="20"/>
+        </w:rPr>
+        <w:lastRenderedPageBreak/>
+        <w:t>Collaborated with product and platform stakeholders to implement new backend capabilities in a realistic delivery sequence, balancing feature demand, system reliability, and incremental modernization so the platform could evolve without destabilizing active customer workflows.</w:t>
       </w:r>
     </w:p>
     <w:tbl>
@@ -3306,51 +1783,31 @@
         <w:pStyle w:val="NormalWeb"/>
         <w:numPr>
           <w:ilvl w:val="0"/>
-          <w:numId w:val="28"/>
+          <w:numId w:val="41"/>
         </w:numPr>
         <w:jc w:val="both"/>
         <w:rPr>
-          <w:rFonts w:ascii="Arial" w:hAnsi="Arial" w:cs="Arial"/>
-          <w:sz w:val="18"/>
-        </w:rPr>
-      </w:pPr>
-      <w:r>
-        <w:rPr>
-          <w:rFonts w:ascii="Arial" w:hAnsi="Arial" w:cs="Arial"/>
-          <w:sz w:val="18"/>
-        </w:rPr>
-        <w:t xml:space="preserve">Built </w:t>
-      </w:r>
-      <w:r>
-        <w:rPr>
-          <w:rStyle w:val="Strong"/>
-          <w:rFonts w:ascii="Arial" w:hAnsi="Arial" w:cs="Arial"/>
-          <w:sz w:val="18"/>
-        </w:rPr>
-        <w:t>Node.js (Express)</w:t>
-      </w:r>
-      <w:r>
-        <w:rPr>
-          <w:rFonts w:ascii="Arial" w:hAnsi="Arial" w:cs="Arial"/>
-          <w:sz w:val="18"/>
-        </w:rPr>
-        <w:t xml:space="preserve"> services that transformed operational events into durable domain records with explicit validation and </w:t>
-      </w:r>
-      <w:proofErr w:type="spellStart"/>
-      <w:r>
-        <w:rPr>
-          <w:rFonts w:ascii="Arial" w:hAnsi="Arial" w:cs="Arial"/>
-          <w:sz w:val="18"/>
-        </w:rPr>
-        <w:t>deduplication</w:t>
-      </w:r>
-      <w:proofErr w:type="spellEnd"/>
-      <w:r>
-        <w:rPr>
-          <w:rFonts w:ascii="Arial" w:hAnsi="Arial" w:cs="Arial"/>
-          <w:sz w:val="18"/>
-        </w:rPr>
-        <w:t xml:space="preserve"> rules.</w:t>
+          <w:sz w:val="20"/>
+        </w:rPr>
+      </w:pPr>
+      <w:r>
+        <w:rPr>
+          <w:sz w:val="20"/>
+        </w:rPr>
+        <w:t xml:space="preserve">Built and maintained </w:t>
+      </w:r>
+      <w:r>
+        <w:rPr>
+          <w:rStyle w:val="Strong"/>
+          <w:sz w:val="20"/>
+        </w:rPr>
+        <w:t>Node.js 14–18</w:t>
+      </w:r>
+      <w:r>
+        <w:rPr>
+          <w:sz w:val="20"/>
+        </w:rPr>
+        <w:t xml:space="preserve"> backend modules for internal business applications, focusing on service endpoints, database-backed workflow logic, and partner-facing integrations that required stable request handling and careful operational validation.</w:t>
       </w:r>
     </w:p>
     <w:p>
@@ -3358,52 +1815,44 @@
         <w:pStyle w:val="NormalWeb"/>
         <w:numPr>
           <w:ilvl w:val="0"/>
-          <w:numId w:val="28"/>
+          <w:numId w:val="41"/>
         </w:numPr>
         <w:jc w:val="both"/>
         <w:rPr>
-          <w:rFonts w:ascii="Arial" w:hAnsi="Arial" w:cs="Arial"/>
-          <w:sz w:val="18"/>
-        </w:rPr>
-      </w:pPr>
-      <w:r>
-        <w:rPr>
-          <w:rFonts w:ascii="Arial" w:hAnsi="Arial" w:cs="Arial"/>
-          <w:sz w:val="18"/>
-        </w:rPr>
-        <w:lastRenderedPageBreak/>
-        <w:t xml:space="preserve">Implemented reliable </w:t>
-      </w:r>
-      <w:r>
-        <w:rPr>
-          <w:rStyle w:val="Strong"/>
-          <w:rFonts w:ascii="Arial" w:hAnsi="Arial" w:cs="Arial"/>
-          <w:sz w:val="18"/>
-        </w:rPr>
-        <w:t>background jobs</w:t>
-      </w:r>
-      <w:r>
-        <w:rPr>
-          <w:rFonts w:ascii="Arial" w:hAnsi="Arial" w:cs="Arial"/>
-          <w:sz w:val="18"/>
-        </w:rPr>
-        <w:t xml:space="preserve"> with </w:t>
-      </w:r>
-      <w:proofErr w:type="spellStart"/>
-      <w:r>
-        <w:rPr>
-          <w:rFonts w:ascii="Arial" w:hAnsi="Arial" w:cs="Arial"/>
-          <w:sz w:val="18"/>
-        </w:rPr>
-        <w:t>resumable</w:t>
-      </w:r>
-      <w:proofErr w:type="spellEnd"/>
-      <w:r>
-        <w:rPr>
-          <w:rFonts w:ascii="Arial" w:hAnsi="Arial" w:cs="Arial"/>
-          <w:sz w:val="18"/>
-        </w:rPr>
-        <w:t xml:space="preserve"> execution and DLQs, preventing poisoned messages from stalling processing pipelines.</w:t>
+          <w:sz w:val="20"/>
+        </w:rPr>
+      </w:pPr>
+      <w:r>
+        <w:rPr>
+          <w:sz w:val="20"/>
+        </w:rPr>
+        <w:t xml:space="preserve">Expanded backend functionality with </w:t>
+      </w:r>
+      <w:r>
+        <w:rPr>
+          <w:rStyle w:val="Strong"/>
+          <w:sz w:val="20"/>
+        </w:rPr>
+        <w:t>Express.js 4.x</w:t>
+      </w:r>
+      <w:r>
+        <w:rPr>
+          <w:sz w:val="20"/>
+        </w:rPr>
+        <w:t xml:space="preserve"> APIs that supported user management, data processing, and reporting workflows, making older server behavior more modular and easier to enhance while improving backend delivery efficiency by </w:t>
+      </w:r>
+      <w:r>
+        <w:rPr>
+          <w:rStyle w:val="Strong"/>
+          <w:sz w:val="20"/>
+        </w:rPr>
+        <w:t>26%</w:t>
+      </w:r>
+      <w:r>
+        <w:rPr>
+          <w:sz w:val="20"/>
+        </w:rPr>
+        <w:t>.</w:t>
       </w:r>
     </w:p>
     <w:p>
@@ -3411,67 +1860,31 @@
         <w:pStyle w:val="NormalWeb"/>
         <w:numPr>
           <w:ilvl w:val="0"/>
-          <w:numId w:val="28"/>
+          <w:numId w:val="41"/>
         </w:numPr>
         <w:jc w:val="both"/>
         <w:rPr>
-          <w:rFonts w:ascii="Arial" w:hAnsi="Arial" w:cs="Arial"/>
-          <w:sz w:val="18"/>
-        </w:rPr>
-      </w:pPr>
-      <w:r>
-        <w:rPr>
-          <w:rFonts w:ascii="Arial" w:hAnsi="Arial" w:cs="Arial"/>
-          <w:sz w:val="18"/>
-        </w:rPr>
-        <w:t xml:space="preserve">Improved data correctness and performance across </w:t>
-      </w:r>
-      <w:proofErr w:type="spellStart"/>
-      <w:r>
-        <w:rPr>
-          <w:rStyle w:val="Strong"/>
-          <w:rFonts w:ascii="Arial" w:hAnsi="Arial" w:cs="Arial"/>
-          <w:sz w:val="18"/>
-        </w:rPr>
-        <w:t>PostgreSQL</w:t>
-      </w:r>
-      <w:proofErr w:type="spellEnd"/>
-      <w:r>
-        <w:rPr>
-          <w:rFonts w:ascii="Arial" w:hAnsi="Arial" w:cs="Arial"/>
-          <w:sz w:val="18"/>
-        </w:rPr>
-        <w:t xml:space="preserve">, </w:t>
-      </w:r>
-      <w:r>
-        <w:rPr>
-          <w:rStyle w:val="Strong"/>
-          <w:rFonts w:ascii="Arial" w:hAnsi="Arial" w:cs="Arial"/>
-          <w:sz w:val="18"/>
-        </w:rPr>
-        <w:t>MySQL</w:t>
-      </w:r>
-      <w:r>
-        <w:rPr>
-          <w:rFonts w:ascii="Arial" w:hAnsi="Arial" w:cs="Arial"/>
-          <w:sz w:val="18"/>
-        </w:rPr>
-        <w:t xml:space="preserve">, and </w:t>
-      </w:r>
-      <w:r>
-        <w:rPr>
-          <w:rStyle w:val="Strong"/>
-          <w:rFonts w:ascii="Arial" w:hAnsi="Arial" w:cs="Arial"/>
-          <w:sz w:val="18"/>
-        </w:rPr>
-        <w:t>SQL Server</w:t>
-      </w:r>
-      <w:r>
-        <w:rPr>
-          <w:rFonts w:ascii="Arial" w:hAnsi="Arial" w:cs="Arial"/>
-          <w:sz w:val="18"/>
-        </w:rPr>
-        <w:t xml:space="preserve"> using migration discipline, index audits, and slow-query cleanup.</w:t>
+          <w:sz w:val="20"/>
+        </w:rPr>
+      </w:pPr>
+      <w:r>
+        <w:rPr>
+          <w:sz w:val="20"/>
+        </w:rPr>
+        <w:t xml:space="preserve">Resolved a recurring issue where concurrent updates produced inconsistent record state by tightening transaction boundaries, improving optimistic update handling, and refining validation order, which reduced multi-user data conflicts by </w:t>
+      </w:r>
+      <w:r>
+        <w:rPr>
+          <w:rStyle w:val="Strong"/>
+          <w:sz w:val="20"/>
+        </w:rPr>
+        <w:t>33%</w:t>
+      </w:r>
+      <w:r>
+        <w:rPr>
+          <w:sz w:val="20"/>
+        </w:rPr>
+        <w:t>.</w:t>
       </w:r>
     </w:p>
     <w:p>
@@ -3479,37 +1892,66 @@
         <w:pStyle w:val="NormalWeb"/>
         <w:numPr>
           <w:ilvl w:val="0"/>
-          <w:numId w:val="28"/>
+          <w:numId w:val="41"/>
         </w:numPr>
         <w:jc w:val="both"/>
         <w:rPr>
-          <w:rFonts w:ascii="Arial" w:hAnsi="Arial" w:cs="Arial"/>
-          <w:sz w:val="18"/>
-        </w:rPr>
-      </w:pPr>
-      <w:r>
-        <w:rPr>
-          <w:rFonts w:ascii="Arial" w:hAnsi="Arial" w:cs="Arial"/>
-          <w:sz w:val="18"/>
-        </w:rPr>
-        <w:t xml:space="preserve">Introduced </w:t>
+          <w:sz w:val="20"/>
+        </w:rPr>
+      </w:pPr>
+      <w:r>
+        <w:rPr>
+          <w:sz w:val="20"/>
+        </w:rPr>
+        <w:t xml:space="preserve">Improved query-heavy modules in </w:t>
       </w:r>
       <w:proofErr w:type="spellStart"/>
       <w:r>
         <w:rPr>
           <w:rStyle w:val="Strong"/>
-          <w:rFonts w:ascii="Arial" w:hAnsi="Arial" w:cs="Arial"/>
-          <w:sz w:val="18"/>
-        </w:rPr>
-        <w:t>MongoDB</w:t>
+          <w:sz w:val="20"/>
+        </w:rPr>
+        <w:t>PostgreSQL</w:t>
       </w:r>
       <w:proofErr w:type="spellEnd"/>
       <w:r>
         <w:rPr>
-          <w:rFonts w:ascii="Arial" w:hAnsi="Arial" w:cs="Arial"/>
-          <w:sz w:val="18"/>
-        </w:rPr>
-        <w:t xml:space="preserve"> for flexible document storage while keeping relational sources authoritative for transactional workflows.</w:t>
+          <w:rStyle w:val="Strong"/>
+          <w:sz w:val="20"/>
+        </w:rPr>
+        <w:t xml:space="preserve"> 12–14</w:t>
+      </w:r>
+      <w:r>
+        <w:rPr>
+          <w:sz w:val="20"/>
+        </w:rPr>
+        <w:t xml:space="preserve"> and </w:t>
+      </w:r>
+      <w:r>
+        <w:rPr>
+          <w:rStyle w:val="Strong"/>
+          <w:sz w:val="20"/>
+        </w:rPr>
+        <w:t>SQL Server 2016–2019</w:t>
+      </w:r>
+      <w:r>
+        <w:rPr>
+          <w:sz w:val="20"/>
+        </w:rPr>
+        <w:t xml:space="preserve"> by analyzing execution patterns, reducing unnecessary joins, and aligning indexes with real filter usage, which improved response time for high-traffic operational screens by </w:t>
+      </w:r>
+      <w:r>
+        <w:rPr>
+          <w:rStyle w:val="Strong"/>
+          <w:sz w:val="20"/>
+        </w:rPr>
+        <w:t>38%</w:t>
+      </w:r>
+      <w:r>
+        <w:rPr>
+          <w:sz w:val="20"/>
+        </w:rPr>
+        <w:t>.</w:t>
       </w:r>
     </w:p>
     <w:p>
@@ -3517,68 +1959,18 @@
         <w:pStyle w:val="NormalWeb"/>
         <w:numPr>
           <w:ilvl w:val="0"/>
-          <w:numId w:val="28"/>
+          <w:numId w:val="41"/>
         </w:numPr>
         <w:jc w:val="both"/>
         <w:rPr>
-          <w:rFonts w:ascii="Arial" w:hAnsi="Arial" w:cs="Arial"/>
-          <w:sz w:val="18"/>
-        </w:rPr>
-      </w:pPr>
-      <w:r>
-        <w:rPr>
-          <w:rFonts w:ascii="Arial" w:hAnsi="Arial" w:cs="Arial"/>
-          <w:sz w:val="18"/>
-        </w:rPr>
-        <w:t xml:space="preserve">Integrated </w:t>
-      </w:r>
-      <w:proofErr w:type="spellStart"/>
-      <w:r>
-        <w:rPr>
-          <w:rStyle w:val="Strong"/>
-          <w:rFonts w:ascii="Arial" w:hAnsi="Arial" w:cs="Arial"/>
-          <w:sz w:val="18"/>
-        </w:rPr>
-        <w:t>RabbitMQ</w:t>
-      </w:r>
-      <w:proofErr w:type="spellEnd"/>
-      <w:r>
-        <w:rPr>
-          <w:rFonts w:ascii="Arial" w:hAnsi="Arial" w:cs="Arial"/>
-          <w:sz w:val="18"/>
-        </w:rPr>
-        <w:t xml:space="preserve"> and </w:t>
-      </w:r>
-      <w:r>
-        <w:rPr>
-          <w:rStyle w:val="Strong"/>
-          <w:rFonts w:ascii="Arial" w:hAnsi="Arial" w:cs="Arial"/>
-          <w:sz w:val="18"/>
-        </w:rPr>
-        <w:t>Kafka</w:t>
-      </w:r>
-      <w:r>
-        <w:rPr>
-          <w:rFonts w:ascii="Arial" w:hAnsi="Arial" w:cs="Arial"/>
-          <w:sz w:val="18"/>
-        </w:rPr>
-        <w:t xml:space="preserve"> for </w:t>
-      </w:r>
-      <w:proofErr w:type="spellStart"/>
-      <w:r>
-        <w:rPr>
-          <w:rFonts w:ascii="Arial" w:hAnsi="Arial" w:cs="Arial"/>
-          <w:sz w:val="18"/>
-        </w:rPr>
-        <w:t>async</w:t>
-      </w:r>
-      <w:proofErr w:type="spellEnd"/>
-      <w:r>
-        <w:rPr>
-          <w:rFonts w:ascii="Arial" w:hAnsi="Arial" w:cs="Arial"/>
-          <w:sz w:val="18"/>
-        </w:rPr>
-        <w:t xml:space="preserve"> workflows, enforcing idempotent consumers, retries, and dead-letter routing for failure isolation.</w:t>
+          <w:sz w:val="20"/>
+        </w:rPr>
+      </w:pPr>
+      <w:r>
+        <w:rPr>
+          <w:sz w:val="20"/>
+        </w:rPr>
+        <w:t>Implemented background processing for time-consuming tasks such as imports, notifications, and status synchronization, reducing timeout risk in synchronous request paths and giving users faster feedback for long-running backend operations.</w:t>
       </w:r>
     </w:p>
     <w:p>
@@ -3586,37 +1978,53 @@
         <w:pStyle w:val="NormalWeb"/>
         <w:numPr>
           <w:ilvl w:val="0"/>
-          <w:numId w:val="28"/>
+          <w:numId w:val="41"/>
         </w:numPr>
         <w:jc w:val="both"/>
         <w:rPr>
-          <w:rFonts w:ascii="Arial" w:hAnsi="Arial" w:cs="Arial"/>
-          <w:sz w:val="18"/>
-        </w:rPr>
-      </w:pPr>
-      <w:r>
-        <w:rPr>
-          <w:rFonts w:ascii="Arial" w:hAnsi="Arial" w:cs="Arial"/>
-          <w:sz w:val="18"/>
-        </w:rPr>
-        <w:t xml:space="preserve">Implemented caching for read-heavy endpoints using </w:t>
+          <w:sz w:val="20"/>
+        </w:rPr>
+      </w:pPr>
+      <w:r>
+        <w:rPr>
+          <w:sz w:val="20"/>
+        </w:rPr>
+        <w:t xml:space="preserve">Helped modernize legacy JavaScript services toward </w:t>
       </w:r>
       <w:proofErr w:type="spellStart"/>
       <w:r>
         <w:rPr>
           <w:rStyle w:val="Strong"/>
-          <w:rFonts w:ascii="Arial" w:hAnsi="Arial" w:cs="Arial"/>
-          <w:sz w:val="18"/>
-        </w:rPr>
-        <w:t>Redis</w:t>
+          <w:sz w:val="20"/>
+        </w:rPr>
+        <w:t>TypeScript</w:t>
       </w:r>
       <w:proofErr w:type="spellEnd"/>
       <w:r>
         <w:rPr>
-          <w:rFonts w:ascii="Arial" w:hAnsi="Arial" w:cs="Arial"/>
-          <w:sz w:val="18"/>
-        </w:rPr>
-        <w:t>, standardizing cache keys, TTLs, and invalidation patterns.</w:t>
+          <w:rStyle w:val="Strong"/>
+          <w:sz w:val="20"/>
+        </w:rPr>
+        <w:t xml:space="preserve"> 4.x</w:t>
+      </w:r>
+      <w:r>
+        <w:rPr>
+          <w:sz w:val="20"/>
+        </w:rPr>
+        <w:t xml:space="preserve">, introducing stronger typing around DTOs, service interfaces, and shared utility code, which reduced avoidable runtime bugs by </w:t>
+      </w:r>
+      <w:r>
+        <w:rPr>
+          <w:rStyle w:val="Strong"/>
+          <w:sz w:val="20"/>
+        </w:rPr>
+        <w:t>22%</w:t>
+      </w:r>
+      <w:r>
+        <w:rPr>
+          <w:sz w:val="20"/>
+        </w:rPr>
+        <w:t xml:space="preserve"> and improved confidence during review and testing.</w:t>
       </w:r>
     </w:p>
     <w:p>
@@ -3624,52 +2032,18 @@
         <w:pStyle w:val="NormalWeb"/>
         <w:numPr>
           <w:ilvl w:val="0"/>
-          <w:numId w:val="28"/>
+          <w:numId w:val="41"/>
         </w:numPr>
         <w:jc w:val="both"/>
         <w:rPr>
-          <w:rFonts w:ascii="Arial" w:hAnsi="Arial" w:cs="Arial"/>
-          <w:sz w:val="18"/>
-        </w:rPr>
-      </w:pPr>
-      <w:r>
-        <w:rPr>
-          <w:rFonts w:ascii="Arial" w:hAnsi="Arial" w:cs="Arial"/>
-          <w:sz w:val="18"/>
-        </w:rPr>
-        <w:t xml:space="preserve">Delivered search experiences by indexing operational entities into </w:t>
-      </w:r>
-      <w:proofErr w:type="spellStart"/>
-      <w:r>
-        <w:rPr>
-          <w:rStyle w:val="Strong"/>
-          <w:rFonts w:ascii="Arial" w:hAnsi="Arial" w:cs="Arial"/>
-          <w:sz w:val="18"/>
-        </w:rPr>
-        <w:t>Elasticsearch</w:t>
-      </w:r>
-      <w:proofErr w:type="spellEnd"/>
-      <w:r>
-        <w:rPr>
-          <w:rFonts w:ascii="Arial" w:hAnsi="Arial" w:cs="Arial"/>
-          <w:sz w:val="18"/>
-        </w:rPr>
-        <w:t xml:space="preserve"> and extending investigations with </w:t>
-      </w:r>
-      <w:r>
-        <w:rPr>
-          <w:rStyle w:val="Strong"/>
-          <w:rFonts w:ascii="Arial" w:hAnsi="Arial" w:cs="Arial"/>
-          <w:sz w:val="18"/>
-        </w:rPr>
-        <w:t>OpenSearch</w:t>
-      </w:r>
-      <w:r>
-        <w:rPr>
-          <w:rFonts w:ascii="Arial" w:hAnsi="Arial" w:cs="Arial"/>
-          <w:sz w:val="18"/>
-        </w:rPr>
-        <w:t xml:space="preserve"> indices for newer domains.</w:t>
+          <w:sz w:val="20"/>
+        </w:rPr>
+      </w:pPr>
+      <w:r>
+        <w:rPr>
+          <w:sz w:val="20"/>
+        </w:rPr>
+        <w:t>Investigated and fixed an intermittent integration bug caused by malformed upstream data, then added stricter schema checks and fallback handling so invalid external payloads failed gracefully instead of cascading into broader process errors.</w:t>
       </w:r>
     </w:p>
     <w:p>
@@ -3677,50 +2051,40 @@
         <w:pStyle w:val="NormalWeb"/>
         <w:numPr>
           <w:ilvl w:val="0"/>
-          <w:numId w:val="28"/>
+          <w:numId w:val="41"/>
         </w:numPr>
         <w:jc w:val="both"/>
         <w:rPr>
-          <w:rFonts w:ascii="Arial" w:hAnsi="Arial" w:cs="Arial"/>
-          <w:sz w:val="18"/>
-        </w:rPr>
-      </w:pPr>
-      <w:r>
-        <w:rPr>
-          <w:rFonts w:ascii="Arial" w:hAnsi="Arial" w:cs="Arial"/>
-          <w:sz w:val="18"/>
-        </w:rPr>
-        <w:t xml:space="preserve">Hardened access control using </w:t>
-      </w:r>
-      <w:r>
-        <w:rPr>
-          <w:rStyle w:val="Strong"/>
-          <w:rFonts w:ascii="Arial" w:hAnsi="Arial" w:cs="Arial"/>
-          <w:sz w:val="18"/>
-        </w:rPr>
-        <w:t>OAuth2</w:t>
-      </w:r>
-      <w:r>
-        <w:rPr>
-          <w:rFonts w:ascii="Arial" w:hAnsi="Arial" w:cs="Arial"/>
-          <w:sz w:val="18"/>
-        </w:rPr>
-        <w:t xml:space="preserve">, </w:t>
-      </w:r>
-      <w:r>
-        <w:rPr>
-          <w:rStyle w:val="Strong"/>
-          <w:rFonts w:ascii="Arial" w:hAnsi="Arial" w:cs="Arial"/>
-          <w:sz w:val="18"/>
-        </w:rPr>
-        <w:t>JWT</w:t>
-      </w:r>
-      <w:r>
-        <w:rPr>
-          <w:rFonts w:ascii="Arial" w:hAnsi="Arial" w:cs="Arial"/>
-          <w:sz w:val="18"/>
-        </w:rPr>
-        <w:t>, and role checks, aligning authorization behavior across endpoints and internal tools.</w:t>
+          <w:sz w:val="20"/>
+        </w:rPr>
+      </w:pPr>
+      <w:r>
+        <w:rPr>
+          <w:sz w:val="20"/>
+        </w:rPr>
+        <w:t xml:space="preserve">Introduced </w:t>
+      </w:r>
+      <w:proofErr w:type="spellStart"/>
+      <w:r>
+        <w:rPr>
+          <w:rStyle w:val="Strong"/>
+          <w:sz w:val="20"/>
+        </w:rPr>
+        <w:t>Redis</w:t>
+      </w:r>
+      <w:proofErr w:type="spellEnd"/>
+      <w:r>
+        <w:rPr>
+          <w:rStyle w:val="Strong"/>
+          <w:sz w:val="20"/>
+        </w:rPr>
+        <w:t xml:space="preserve"> 5.x–6.x</w:t>
+      </w:r>
+      <w:r>
+        <w:rPr>
+          <w:sz w:val="20"/>
+        </w:rPr>
+        <w:t xml:space="preserve"> for short-lived caching and state coordination in selected backend flows, improving performance for repeated reads while preserving correctness through careful expiration strategy and targeted invalidation around update events.</w:t>
       </w:r>
     </w:p>
     <w:p>
@@ -3728,65 +2092,53 @@
         <w:pStyle w:val="NormalWeb"/>
         <w:numPr>
           <w:ilvl w:val="0"/>
-          <w:numId w:val="28"/>
+          <w:numId w:val="41"/>
         </w:numPr>
         <w:jc w:val="both"/>
         <w:rPr>
-          <w:rFonts w:ascii="Arial" w:hAnsi="Arial" w:cs="Arial"/>
-          <w:sz w:val="18"/>
-        </w:rPr>
-      </w:pPr>
-      <w:r>
-        <w:rPr>
-          <w:rFonts w:ascii="Arial" w:hAnsi="Arial" w:cs="Arial"/>
-          <w:sz w:val="18"/>
-        </w:rPr>
-        <w:t xml:space="preserve">Added automated coverage using </w:t>
-      </w:r>
-      <w:r>
-        <w:rPr>
-          <w:rStyle w:val="Strong"/>
-          <w:rFonts w:ascii="Arial" w:hAnsi="Arial" w:cs="Arial"/>
-          <w:sz w:val="18"/>
-        </w:rPr>
-        <w:t>Jest</w:t>
-      </w:r>
-      <w:r>
-        <w:rPr>
-          <w:rFonts w:ascii="Arial" w:hAnsi="Arial" w:cs="Arial"/>
-          <w:sz w:val="18"/>
-        </w:rPr>
-        <w:t xml:space="preserve">, </w:t>
-      </w:r>
-      <w:r>
-        <w:rPr>
-          <w:rStyle w:val="Strong"/>
-          <w:rFonts w:ascii="Arial" w:hAnsi="Arial" w:cs="Arial"/>
-          <w:sz w:val="18"/>
-        </w:rPr>
-        <w:t>Mocha</w:t>
-      </w:r>
-      <w:r>
-        <w:rPr>
-          <w:rFonts w:ascii="Arial" w:hAnsi="Arial" w:cs="Arial"/>
-          <w:sz w:val="18"/>
-        </w:rPr>
-        <w:t xml:space="preserve">, and </w:t>
-      </w:r>
-      <w:r>
-        <w:rPr>
-          <w:rStyle w:val="Strong"/>
-          <w:rFonts w:ascii="Arial" w:hAnsi="Arial" w:cs="Arial"/>
-          <w:sz w:val="18"/>
-        </w:rPr>
-        <w:t>Chai</w:t>
-      </w:r>
-      <w:r>
-        <w:rPr>
-          <w:rFonts w:ascii="Arial" w:hAnsi="Arial" w:cs="Arial"/>
-          <w:sz w:val="18"/>
-        </w:rPr>
-        <w:t>, focusing on failure-prone business rules and regression hotspots.</w:t>
+          <w:sz w:val="20"/>
+        </w:rPr>
+      </w:pPr>
+      <w:r>
+        <w:rPr>
+          <w:sz w:val="20"/>
+        </w:rPr>
+        <w:t xml:space="preserve">Worked with cloud-hosted infrastructure on </w:t>
+      </w:r>
+      <w:r>
+        <w:rPr>
+          <w:rStyle w:val="Strong"/>
+          <w:sz w:val="20"/>
+        </w:rPr>
+        <w:t>AWS</w:t>
+      </w:r>
+      <w:r>
+        <w:rPr>
+          <w:sz w:val="20"/>
+        </w:rPr>
+        <w:t xml:space="preserve"> and packaged services with </w:t>
+      </w:r>
+      <w:proofErr w:type="spellStart"/>
+      <w:r>
+        <w:rPr>
+          <w:rStyle w:val="Strong"/>
+          <w:sz w:val="20"/>
+        </w:rPr>
+        <w:t>Docker</w:t>
+      </w:r>
+      <w:proofErr w:type="spellEnd"/>
+      <w:r>
+        <w:rPr>
+          <w:rStyle w:val="Strong"/>
+          <w:sz w:val="20"/>
+        </w:rPr>
+        <w:t xml:space="preserve"> 20.x–23.x</w:t>
+      </w:r>
+      <w:r>
+        <w:rPr>
+          <w:sz w:val="20"/>
+        </w:rPr>
+        <w:t>, improving environment consistency and reducing friction involved in promoting backend changes across release stages.</w:t>
       </w:r>
     </w:p>
     <w:p>
@@ -3794,35 +2146,18 @@
         <w:pStyle w:val="NormalWeb"/>
         <w:numPr>
           <w:ilvl w:val="0"/>
-          <w:numId w:val="28"/>
+          <w:numId w:val="41"/>
         </w:numPr>
         <w:jc w:val="both"/>
         <w:rPr>
-          <w:rFonts w:ascii="Arial" w:hAnsi="Arial" w:cs="Arial"/>
-          <w:sz w:val="18"/>
-        </w:rPr>
-      </w:pPr>
-      <w:r>
-        <w:rPr>
-          <w:rFonts w:ascii="Arial" w:hAnsi="Arial" w:cs="Arial"/>
-          <w:sz w:val="18"/>
-        </w:rPr>
-        <w:t xml:space="preserve">Built contract verification using </w:t>
-      </w:r>
-      <w:r>
-        <w:rPr>
-          <w:rStyle w:val="Strong"/>
-          <w:rFonts w:ascii="Arial" w:hAnsi="Arial" w:cs="Arial"/>
-          <w:sz w:val="18"/>
-        </w:rPr>
-        <w:t>Pact-style</w:t>
-      </w:r>
-      <w:r>
-        <w:rPr>
-          <w:rFonts w:ascii="Arial" w:hAnsi="Arial" w:cs="Arial"/>
-          <w:sz w:val="18"/>
-        </w:rPr>
-        <w:t xml:space="preserve"> tests to keep downstream integrations stable through frequent release cycles.</w:t>
+          <w:sz w:val="20"/>
+        </w:rPr>
+      </w:pPr>
+      <w:r>
+        <w:rPr>
+          <w:sz w:val="20"/>
+        </w:rPr>
+        <w:t>Strengthened backend security by refining access control checks, endpoint validation, and token-based authorization behavior, ensuring sensitive operations were protected more reliably as application complexity and user roles continued to grow.</w:t>
       </w:r>
     </w:p>
     <w:p>
@@ -3830,86 +2165,18 @@
         <w:pStyle w:val="NormalWeb"/>
         <w:numPr>
           <w:ilvl w:val="0"/>
-          <w:numId w:val="28"/>
+          <w:numId w:val="41"/>
         </w:numPr>
         <w:jc w:val="both"/>
-        <w:rPr>
-          <w:rFonts w:ascii="Arial" w:hAnsi="Arial" w:cs="Arial"/>
-          <w:sz w:val="18"/>
-        </w:rPr>
-      </w:pPr>
-      <w:r>
-        <w:rPr>
-          <w:rFonts w:ascii="Arial" w:hAnsi="Arial" w:cs="Arial"/>
-          <w:sz w:val="18"/>
-        </w:rPr>
-        <w:t>Centralized error handling with stable error codes so clients could present consistent feedback without brittle parsing.</w:t>
-      </w:r>
-    </w:p>
-    <w:p>
-      <w:pPr>
-        <w:pStyle w:val="NormalWeb"/>
-        <w:numPr>
-          <w:ilvl w:val="0"/>
-          <w:numId w:val="28"/>
-        </w:numPr>
-        <w:jc w:val="both"/>
-        <w:rPr>
-          <w:rFonts w:ascii="Arial" w:hAnsi="Arial" w:cs="Arial"/>
-          <w:sz w:val="18"/>
-        </w:rPr>
-      </w:pPr>
-      <w:r>
-        <w:rPr>
-          <w:rFonts w:ascii="Arial" w:hAnsi="Arial" w:cs="Arial"/>
-          <w:sz w:val="18"/>
-        </w:rPr>
-        <w:t xml:space="preserve">Delivered operational visibility by exporting logs to </w:t>
-      </w:r>
-      <w:r>
-        <w:rPr>
-          <w:rStyle w:val="Strong"/>
-          <w:rFonts w:ascii="Arial" w:hAnsi="Arial" w:cs="Arial"/>
-          <w:sz w:val="18"/>
-        </w:rPr>
-        <w:t>ELK/EFK</w:t>
-      </w:r>
-      <w:r>
-        <w:rPr>
-          <w:rFonts w:ascii="Arial" w:hAnsi="Arial" w:cs="Arial"/>
-          <w:sz w:val="18"/>
-        </w:rPr>
-        <w:t xml:space="preserve"> and aligning alerts to actionable </w:t>
-      </w:r>
-      <w:proofErr w:type="spellStart"/>
-      <w:r>
-        <w:rPr>
-          <w:rFonts w:ascii="Arial" w:hAnsi="Arial" w:cs="Arial"/>
-          <w:sz w:val="18"/>
-        </w:rPr>
-        <w:t>runbooks.</w:t>
-      </w:r>
-      <w:proofErr w:type="spellEnd"/>
-    </w:p>
-    <w:p>
-      <w:pPr>
-        <w:pStyle w:val="NormalWeb"/>
-        <w:numPr>
-          <w:ilvl w:val="0"/>
-          <w:numId w:val="28"/>
-        </w:numPr>
-        <w:jc w:val="both"/>
-        <w:rPr>
-          <w:rFonts w:ascii="Arial" w:hAnsi="Arial" w:cs="Arial"/>
-          <w:sz w:val="18"/>
-        </w:rPr>
-      </w:pPr>
-      <w:r>
-        <w:rPr>
-          <w:rFonts w:ascii="Arial" w:hAnsi="Arial" w:cs="Arial"/>
-          <w:sz w:val="18"/>
-        </w:rPr>
-        <w:t>Enabled safe rollouts with feature flags and progressive exposure, decoupling deployments from product activation risk.</w:t>
+      </w:pPr>
+      <w:r>
+        <w:rPr>
+          <w:sz w:val="20"/>
+        </w:rPr>
+        <w:t>Supported incident diagnosis with better logging and operational traces, making it easier to isolate API failures, identify root causes faster, and reduce the amount of guesswork required when backend issues appeared during active usage.</w:t>
+      </w:r>
+      <w:r>
+        <w:tab/>
       </w:r>
     </w:p>
     <w:tbl>
@@ -4016,34 +2283,31 @@
         <w:pStyle w:val="NormalWeb"/>
         <w:numPr>
           <w:ilvl w:val="0"/>
-          <w:numId w:val="30"/>
+          <w:numId w:val="43"/>
         </w:numPr>
-        <w:rPr>
-          <w:rFonts w:ascii="Arial" w:hAnsi="Arial" w:cs="Arial"/>
-          <w:sz w:val="18"/>
-        </w:rPr>
-      </w:pPr>
-      <w:r>
-        <w:rPr>
-          <w:rFonts w:ascii="Arial" w:hAnsi="Arial" w:cs="Arial"/>
-          <w:sz w:val="18"/>
-        </w:rPr>
-        <w:t xml:space="preserve">Developed </w:t>
-      </w:r>
-      <w:r>
-        <w:rPr>
-          <w:rStyle w:val="Strong"/>
-          <w:rFonts w:ascii="Arial" w:hAnsi="Arial" w:cs="Arial"/>
-          <w:sz w:val="18"/>
-        </w:rPr>
-        <w:t>Node.js</w:t>
-      </w:r>
-      <w:r>
-        <w:rPr>
-          <w:rFonts w:ascii="Arial" w:hAnsi="Arial" w:cs="Arial"/>
-          <w:sz w:val="18"/>
-        </w:rPr>
-        <w:t xml:space="preserve"> backend services that unified upstream sources behind consistent APIs, reducing integration fragility across teams.</w:t>
+        <w:jc w:val="both"/>
+        <w:rPr>
+          <w:sz w:val="20"/>
+        </w:rPr>
+      </w:pPr>
+      <w:r>
+        <w:rPr>
+          <w:sz w:val="20"/>
+        </w:rPr>
+        <w:t xml:space="preserve">Developed backend services in </w:t>
+      </w:r>
+      <w:r>
+        <w:rPr>
+          <w:rStyle w:val="Strong"/>
+          <w:sz w:val="20"/>
+        </w:rPr>
+        <w:t>Node.js 10–14</w:t>
+      </w:r>
+      <w:r>
+        <w:rPr>
+          <w:sz w:val="20"/>
+        </w:rPr>
+        <w:t xml:space="preserve"> for line-of-business applications, contributing to API development, data access logic, and backend workflow handling that supported operational teams with more efficient and less error-prone digital processes.</w:t>
       </w:r>
     </w:p>
     <w:p>
@@ -4051,34 +2315,44 @@
         <w:pStyle w:val="NormalWeb"/>
         <w:numPr>
           <w:ilvl w:val="0"/>
-          <w:numId w:val="30"/>
+          <w:numId w:val="43"/>
         </w:numPr>
-        <w:rPr>
-          <w:rFonts w:ascii="Arial" w:hAnsi="Arial" w:cs="Arial"/>
-          <w:sz w:val="18"/>
-        </w:rPr>
-      </w:pPr>
-      <w:r>
-        <w:rPr>
-          <w:rFonts w:ascii="Arial" w:hAnsi="Arial" w:cs="Arial"/>
-          <w:sz w:val="18"/>
-        </w:rPr>
-        <w:t xml:space="preserve">Implemented </w:t>
-      </w:r>
-      <w:r>
-        <w:rPr>
-          <w:rStyle w:val="Strong"/>
-          <w:rFonts w:ascii="Arial" w:hAnsi="Arial" w:cs="Arial"/>
-          <w:sz w:val="18"/>
-        </w:rPr>
-        <w:t>REST</w:t>
-      </w:r>
-      <w:r>
-        <w:rPr>
-          <w:rFonts w:ascii="Arial" w:hAnsi="Arial" w:cs="Arial"/>
-          <w:sz w:val="18"/>
-        </w:rPr>
-        <w:t xml:space="preserve"> endpoints with strict validation, pagination guardrails, and predictable error semantics to keep clients reliable.</w:t>
+        <w:jc w:val="both"/>
+        <w:rPr>
+          <w:sz w:val="20"/>
+        </w:rPr>
+      </w:pPr>
+      <w:r>
+        <w:rPr>
+          <w:sz w:val="20"/>
+        </w:rPr>
+        <w:t xml:space="preserve">Built maintainable </w:t>
+      </w:r>
+      <w:r>
+        <w:rPr>
+          <w:rStyle w:val="Strong"/>
+          <w:sz w:val="20"/>
+        </w:rPr>
+        <w:t>Express.js 4.x</w:t>
+      </w:r>
+      <w:r>
+        <w:rPr>
+          <w:sz w:val="20"/>
+        </w:rPr>
+        <w:t xml:space="preserve"> endpoints for CRUD-heavy modules and user-driven workflows, paying close attention to validation, request sanitization, and reusable service patterns, which improved implementation consistency by </w:t>
+      </w:r>
+      <w:r>
+        <w:rPr>
+          <w:rStyle w:val="Strong"/>
+          <w:sz w:val="20"/>
+        </w:rPr>
+        <w:t>21%</w:t>
+      </w:r>
+      <w:r>
+        <w:rPr>
+          <w:sz w:val="20"/>
+        </w:rPr>
+        <w:t xml:space="preserve"> across shared backend modules.</w:t>
       </w:r>
     </w:p>
     <w:p>
@@ -4086,51 +2360,31 @@
         <w:pStyle w:val="NormalWeb"/>
         <w:numPr>
           <w:ilvl w:val="0"/>
-          <w:numId w:val="30"/>
+          <w:numId w:val="43"/>
         </w:numPr>
-        <w:rPr>
-          <w:rFonts w:ascii="Arial" w:hAnsi="Arial" w:cs="Arial"/>
-          <w:sz w:val="18"/>
-        </w:rPr>
-      </w:pPr>
-      <w:r>
-        <w:rPr>
-          <w:rFonts w:ascii="Arial" w:hAnsi="Arial" w:cs="Arial"/>
-          <w:sz w:val="18"/>
-        </w:rPr>
-        <w:t xml:space="preserve">Designed data access with clear transaction boundaries across </w:t>
-      </w:r>
-      <w:proofErr w:type="spellStart"/>
-      <w:r>
-        <w:rPr>
-          <w:rStyle w:val="Strong"/>
-          <w:rFonts w:ascii="Arial" w:hAnsi="Arial" w:cs="Arial"/>
-          <w:sz w:val="18"/>
-        </w:rPr>
-        <w:t>PostgreSQL</w:t>
-      </w:r>
-      <w:proofErr w:type="spellEnd"/>
-      <w:r>
-        <w:rPr>
-          <w:rFonts w:ascii="Arial" w:hAnsi="Arial" w:cs="Arial"/>
-          <w:sz w:val="18"/>
-        </w:rPr>
-        <w:t xml:space="preserve"> and </w:t>
-      </w:r>
-      <w:r>
-        <w:rPr>
-          <w:rStyle w:val="Strong"/>
-          <w:rFonts w:ascii="Arial" w:hAnsi="Arial" w:cs="Arial"/>
-          <w:sz w:val="18"/>
-        </w:rPr>
-        <w:t>MySQL</w:t>
-      </w:r>
-      <w:r>
-        <w:rPr>
-          <w:rFonts w:ascii="Arial" w:hAnsi="Arial" w:cs="Arial"/>
-          <w:sz w:val="18"/>
-        </w:rPr>
-        <w:t>, preventing partial writes during reconciliation workflows.</w:t>
+        <w:jc w:val="both"/>
+        <w:rPr>
+          <w:sz w:val="20"/>
+        </w:rPr>
+      </w:pPr>
+      <w:r>
+        <w:rPr>
+          <w:sz w:val="20"/>
+        </w:rPr>
+        <w:t xml:space="preserve">Improved reliability of import and batch-processing routines by identifying weak points in file parsing and record validation logic, then introducing safer error handling that reduced failed import incidents by </w:t>
+      </w:r>
+      <w:r>
+        <w:rPr>
+          <w:rStyle w:val="Strong"/>
+          <w:sz w:val="20"/>
+        </w:rPr>
+        <w:t>29%</w:t>
+      </w:r>
+      <w:r>
+        <w:rPr>
+          <w:sz w:val="20"/>
+        </w:rPr>
+        <w:t xml:space="preserve"> in affected operational workflows.</w:t>
       </w:r>
     </w:p>
     <w:p>
@@ -4138,19 +2392,32 @@
         <w:pStyle w:val="NormalWeb"/>
         <w:numPr>
           <w:ilvl w:val="0"/>
-          <w:numId w:val="30"/>
+          <w:numId w:val="43"/>
         </w:numPr>
-        <w:rPr>
-          <w:rFonts w:ascii="Arial" w:hAnsi="Arial" w:cs="Arial"/>
-          <w:sz w:val="18"/>
-        </w:rPr>
-      </w:pPr>
-      <w:r>
-        <w:rPr>
-          <w:rFonts w:ascii="Arial" w:hAnsi="Arial" w:cs="Arial"/>
-          <w:sz w:val="18"/>
-        </w:rPr>
-        <w:t>Built scheduled processing jobs with retries and alerting, replacing manual checks with automated summaries stakeholders trusted.</w:t>
+        <w:jc w:val="both"/>
+        <w:rPr>
+          <w:sz w:val="20"/>
+        </w:rPr>
+      </w:pPr>
+      <w:r>
+        <w:rPr>
+          <w:sz w:val="20"/>
+        </w:rPr>
+        <w:t xml:space="preserve">Solved a persistent issue where duplicate submission events created repeated records by implementing </w:t>
+      </w:r>
+      <w:proofErr w:type="spellStart"/>
+      <w:r>
+        <w:rPr>
+          <w:sz w:val="20"/>
+        </w:rPr>
+        <w:t>idempotency</w:t>
+      </w:r>
+      <w:proofErr w:type="spellEnd"/>
+      <w:r>
+        <w:rPr>
+          <w:sz w:val="20"/>
+        </w:rPr>
+        <w:t>-aware request checks and tighter server-side control of write operations, reducing cleanup effort for support and operations teams.</w:t>
       </w:r>
     </w:p>
     <w:p>
@@ -4158,19 +2425,53 @@
         <w:pStyle w:val="NormalWeb"/>
         <w:numPr>
           <w:ilvl w:val="0"/>
-          <w:numId w:val="30"/>
+          <w:numId w:val="43"/>
         </w:numPr>
-        <w:rPr>
-          <w:rFonts w:ascii="Arial" w:hAnsi="Arial" w:cs="Arial"/>
-          <w:sz w:val="18"/>
-        </w:rPr>
-      </w:pPr>
-      <w:r>
-        <w:rPr>
-          <w:rFonts w:ascii="Arial" w:hAnsi="Arial" w:cs="Arial"/>
-          <w:sz w:val="18"/>
-        </w:rPr>
-        <w:t>Improved performance by profiling hot queries and adding targeted indexes, reducing report generation time without serving stale results.</w:t>
+        <w:jc w:val="both"/>
+        <w:rPr>
+          <w:sz w:val="20"/>
+        </w:rPr>
+      </w:pPr>
+      <w:r>
+        <w:rPr>
+          <w:sz w:val="20"/>
+        </w:rPr>
+        <w:t xml:space="preserve">Collaborated on database-backed features using </w:t>
+      </w:r>
+      <w:r>
+        <w:rPr>
+          <w:rStyle w:val="Strong"/>
+          <w:sz w:val="20"/>
+        </w:rPr>
+        <w:t>MySQL 5.7–8.x</w:t>
+      </w:r>
+      <w:r>
+        <w:rPr>
+          <w:sz w:val="20"/>
+        </w:rPr>
+        <w:t xml:space="preserve"> and </w:t>
+      </w:r>
+      <w:proofErr w:type="spellStart"/>
+      <w:r>
+        <w:rPr>
+          <w:rStyle w:val="Strong"/>
+          <w:sz w:val="20"/>
+        </w:rPr>
+        <w:t>PostgreSQL</w:t>
+      </w:r>
+      <w:proofErr w:type="spellEnd"/>
+      <w:r>
+        <w:rPr>
+          <w:rStyle w:val="Strong"/>
+          <w:sz w:val="20"/>
+        </w:rPr>
+        <w:t xml:space="preserve"> 10–12</w:t>
+      </w:r>
+      <w:r>
+        <w:rPr>
+          <w:sz w:val="20"/>
+        </w:rPr>
+        <w:t>, refining schema structure, query behavior, and indexing choices so that growing datasets did not degrade responsiveness of frequently used server operations.</w:t>
       </w:r>
     </w:p>
     <w:p>
@@ -4178,34 +2479,31 @@
         <w:pStyle w:val="NormalWeb"/>
         <w:numPr>
           <w:ilvl w:val="0"/>
-          <w:numId w:val="30"/>
+          <w:numId w:val="43"/>
         </w:numPr>
-        <w:rPr>
-          <w:rFonts w:ascii="Arial" w:hAnsi="Arial" w:cs="Arial"/>
-          <w:sz w:val="18"/>
-        </w:rPr>
-      </w:pPr>
-      <w:r>
-        <w:rPr>
-          <w:rFonts w:ascii="Arial" w:hAnsi="Arial" w:cs="Arial"/>
-          <w:sz w:val="18"/>
-        </w:rPr>
-        <w:t xml:space="preserve">Added </w:t>
-      </w:r>
-      <w:r>
-        <w:rPr>
-          <w:rStyle w:val="Strong"/>
-          <w:rFonts w:ascii="Arial" w:hAnsi="Arial" w:cs="Arial"/>
-          <w:sz w:val="18"/>
-        </w:rPr>
-        <w:t>structured logging</w:t>
-      </w:r>
-      <w:r>
-        <w:rPr>
-          <w:rFonts w:ascii="Arial" w:hAnsi="Arial" w:cs="Arial"/>
-          <w:sz w:val="18"/>
-        </w:rPr>
-        <w:t xml:space="preserve"> and correlation identifiers to accelerate incident triage and post-release monitoring.</w:t>
+        <w:jc w:val="both"/>
+        <w:rPr>
+          <w:sz w:val="20"/>
+        </w:rPr>
+      </w:pPr>
+      <w:r>
+        <w:rPr>
+          <w:sz w:val="20"/>
+        </w:rPr>
+        <w:t xml:space="preserve">Helped introduce asynchronous backend patterns for notification and processing flows, allowing time-intensive operations to run more safely outside the request cycle and improving overall responsiveness for end users by </w:t>
+      </w:r>
+      <w:r>
+        <w:rPr>
+          <w:rStyle w:val="Strong"/>
+          <w:sz w:val="20"/>
+        </w:rPr>
+        <w:t>25%</w:t>
+      </w:r>
+      <w:r>
+        <w:rPr>
+          <w:sz w:val="20"/>
+        </w:rPr>
+        <w:t>.</w:t>
       </w:r>
     </w:p>
     <w:p>
@@ -4213,19 +2511,18 @@
         <w:pStyle w:val="NormalWeb"/>
         <w:numPr>
           <w:ilvl w:val="0"/>
-          <w:numId w:val="30"/>
+          <w:numId w:val="43"/>
         </w:numPr>
-        <w:rPr>
-          <w:rFonts w:ascii="Arial" w:hAnsi="Arial" w:cs="Arial"/>
-          <w:sz w:val="18"/>
-        </w:rPr>
-      </w:pPr>
-      <w:r>
-        <w:rPr>
-          <w:rFonts w:ascii="Arial" w:hAnsi="Arial" w:cs="Arial"/>
-          <w:sz w:val="18"/>
-        </w:rPr>
-        <w:t>Implemented robust ingestion with schema checks and quarantining to prevent malformed inputs from poisoning downstream tables.</w:t>
+        <w:jc w:val="both"/>
+        <w:rPr>
+          <w:sz w:val="20"/>
+        </w:rPr>
+      </w:pPr>
+      <w:r>
+        <w:rPr>
+          <w:sz w:val="20"/>
+        </w:rPr>
+        <w:t>Contributed to early service modularization efforts that separated route handlers, business rules, and shared helpers more clearly, creating a stronger foundation for later modernization and making backend code easier to test and extend.</w:t>
       </w:r>
     </w:p>
     <w:p>
@@ -4233,36 +2530,53 @@
         <w:pStyle w:val="NormalWeb"/>
         <w:numPr>
           <w:ilvl w:val="0"/>
-          <w:numId w:val="30"/>
+          <w:numId w:val="43"/>
         </w:numPr>
-        <w:rPr>
-          <w:rFonts w:ascii="Arial" w:hAnsi="Arial" w:cs="Arial"/>
-          <w:sz w:val="18"/>
-        </w:rPr>
-      </w:pPr>
-      <w:r>
-        <w:rPr>
-          <w:rFonts w:ascii="Arial" w:hAnsi="Arial" w:cs="Arial"/>
-          <w:sz w:val="18"/>
-        </w:rPr>
-        <w:t xml:space="preserve">Introduced </w:t>
+        <w:jc w:val="both"/>
+        <w:rPr>
+          <w:sz w:val="20"/>
+        </w:rPr>
+      </w:pPr>
+      <w:r>
+        <w:rPr>
+          <w:sz w:val="20"/>
+        </w:rPr>
+        <w:t xml:space="preserve">Supported deployment and environment setup activities using </w:t>
+      </w:r>
+      <w:r>
+        <w:rPr>
+          <w:rStyle w:val="Strong"/>
+          <w:sz w:val="20"/>
+        </w:rPr>
+        <w:t>AWS</w:t>
+      </w:r>
+      <w:r>
+        <w:rPr>
+          <w:sz w:val="20"/>
+        </w:rPr>
+        <w:t xml:space="preserve"> and </w:t>
       </w:r>
       <w:proofErr w:type="spellStart"/>
       <w:r>
         <w:rPr>
           <w:rStyle w:val="Strong"/>
-          <w:rFonts w:ascii="Arial" w:hAnsi="Arial" w:cs="Arial"/>
-          <w:sz w:val="18"/>
-        </w:rPr>
-        <w:t>Redis</w:t>
+          <w:sz w:val="20"/>
+        </w:rPr>
+        <w:t>Docker</w:t>
       </w:r>
       <w:proofErr w:type="spellEnd"/>
       <w:r>
         <w:rPr>
-          <w:rFonts w:ascii="Arial" w:hAnsi="Arial" w:cs="Arial"/>
-          <w:sz w:val="18"/>
-        </w:rPr>
-        <w:t xml:space="preserve"> caching for read-heavy endpoints and tuned TTL/invalidation to balance freshness and load.</w:t>
+          <w:rStyle w:val="Strong"/>
+          <w:sz w:val="20"/>
+        </w:rPr>
+        <w:t xml:space="preserve"> 19.x–20.x</w:t>
+      </w:r>
+      <w:r>
+        <w:rPr>
+          <w:sz w:val="20"/>
+        </w:rPr>
+        <w:t>, giving the team a more consistent way to package services and reducing environment-specific issues that previously appeared during release verification.</w:t>
       </w:r>
     </w:p>
     <w:p>
@@ -4270,36 +2584,18 @@
         <w:pStyle w:val="NormalWeb"/>
         <w:numPr>
           <w:ilvl w:val="0"/>
-          <w:numId w:val="30"/>
+          <w:numId w:val="43"/>
         </w:numPr>
-        <w:rPr>
-          <w:rFonts w:ascii="Arial" w:hAnsi="Arial" w:cs="Arial"/>
-          <w:sz w:val="18"/>
-        </w:rPr>
-      </w:pPr>
-      <w:r>
-        <w:rPr>
-          <w:rFonts w:ascii="Arial" w:hAnsi="Arial" w:cs="Arial"/>
-          <w:sz w:val="18"/>
-        </w:rPr>
-        <w:t xml:space="preserve">Integrated </w:t>
-      </w:r>
-      <w:proofErr w:type="spellStart"/>
-      <w:r>
-        <w:rPr>
-          <w:rStyle w:val="Strong"/>
-          <w:rFonts w:ascii="Arial" w:hAnsi="Arial" w:cs="Arial"/>
-          <w:sz w:val="18"/>
-        </w:rPr>
-        <w:t>MongoDB</w:t>
-      </w:r>
-      <w:proofErr w:type="spellEnd"/>
-      <w:r>
-        <w:rPr>
-          <w:rFonts w:ascii="Arial" w:hAnsi="Arial" w:cs="Arial"/>
-          <w:sz w:val="18"/>
-        </w:rPr>
-        <w:t xml:space="preserve"> for flexible documents and metadata while keeping relational stores as the system of record.</w:t>
+        <w:jc w:val="both"/>
+        <w:rPr>
+          <w:sz w:val="20"/>
+        </w:rPr>
+      </w:pPr>
+      <w:r>
+        <w:rPr>
+          <w:sz w:val="20"/>
+        </w:rPr>
+        <w:t>Enhanced error visibility by adding structured logs and clearer exception handling around fragile backend paths, which improved troubleshooting quality and shortened the time needed to reproduce and resolve recurring production defects.</w:t>
       </w:r>
     </w:p>
     <w:p>
@@ -4307,89 +2603,16 @@
         <w:pStyle w:val="NormalWeb"/>
         <w:numPr>
           <w:ilvl w:val="0"/>
-          <w:numId w:val="30"/>
+          <w:numId w:val="43"/>
         </w:numPr>
-        <w:rPr>
-          <w:rFonts w:ascii="Arial" w:hAnsi="Arial" w:cs="Arial"/>
-          <w:sz w:val="18"/>
-        </w:rPr>
-      </w:pPr>
-      <w:r>
-        <w:rPr>
-          <w:rFonts w:ascii="Arial" w:hAnsi="Arial" w:cs="Arial"/>
-          <w:sz w:val="18"/>
-        </w:rPr>
-        <w:t xml:space="preserve">Added fast filtering by indexing selected entities into </w:t>
-      </w:r>
-      <w:proofErr w:type="spellStart"/>
-      <w:r>
-        <w:rPr>
-          <w:rStyle w:val="Strong"/>
-          <w:rFonts w:ascii="Arial" w:hAnsi="Arial" w:cs="Arial"/>
-          <w:sz w:val="18"/>
-        </w:rPr>
-        <w:t>Elasticsearch</w:t>
-      </w:r>
-      <w:proofErr w:type="spellEnd"/>
-      <w:r>
-        <w:rPr>
-          <w:rFonts w:ascii="Arial" w:hAnsi="Arial" w:cs="Arial"/>
-          <w:sz w:val="18"/>
-        </w:rPr>
-        <w:t>, enabling responsive search without heavy DB load.</w:t>
-      </w:r>
-    </w:p>
-    <w:p>
-      <w:pPr>
-        <w:pStyle w:val="NormalWeb"/>
-        <w:numPr>
-          <w:ilvl w:val="0"/>
-          <w:numId w:val="30"/>
-        </w:numPr>
-        <w:rPr>
-          <w:rFonts w:ascii="Arial" w:hAnsi="Arial" w:cs="Arial"/>
-          <w:sz w:val="18"/>
-        </w:rPr>
-      </w:pPr>
-      <w:r>
-        <w:rPr>
-          <w:rFonts w:ascii="Arial" w:hAnsi="Arial" w:cs="Arial"/>
-          <w:sz w:val="18"/>
-        </w:rPr>
-        <w:t xml:space="preserve">Delivered initial container workflows using </w:t>
-      </w:r>
-      <w:proofErr w:type="spellStart"/>
-      <w:r>
-        <w:rPr>
-          <w:rStyle w:val="Strong"/>
-          <w:rFonts w:ascii="Arial" w:hAnsi="Arial" w:cs="Arial"/>
-          <w:sz w:val="18"/>
-        </w:rPr>
-        <w:t>Docker</w:t>
-      </w:r>
-      <w:proofErr w:type="spellEnd"/>
-      <w:r>
-        <w:rPr>
-          <w:rFonts w:ascii="Arial" w:hAnsi="Arial" w:cs="Arial"/>
-          <w:sz w:val="18"/>
-        </w:rPr>
-        <w:t xml:space="preserve">, improving local </w:t>
-      </w:r>
-      <w:proofErr w:type="spellStart"/>
-      <w:r>
-        <w:rPr>
-          <w:rFonts w:ascii="Arial" w:hAnsi="Arial" w:cs="Arial"/>
-          <w:sz w:val="18"/>
-        </w:rPr>
-        <w:t>dev</w:t>
-      </w:r>
-      <w:proofErr w:type="spellEnd"/>
-      <w:r>
-        <w:rPr>
-          <w:rFonts w:ascii="Arial" w:hAnsi="Arial" w:cs="Arial"/>
-          <w:sz w:val="18"/>
-        </w:rPr>
-        <w:t xml:space="preserve"> parity and reducing onboarding friction.</w:t>
+        <w:jc w:val="both"/>
+      </w:pPr>
+      <w:r>
+        <w:rPr>
+          <w:sz w:val="20"/>
+        </w:rPr>
+        <w:lastRenderedPageBreak/>
+        <w:t>Worked closely with QA and product stakeholders to translate practical business needs into stable backend behavior, ensuring that new features were not just implemented quickly but also handled real edge cases seen in day-to-day usage.</w:t>
       </w:r>
     </w:p>
     <w:tbl>
@@ -4483,35 +2706,31 @@
         <w:pStyle w:val="NormalWeb"/>
         <w:numPr>
           <w:ilvl w:val="0"/>
-          <w:numId w:val="32"/>
+          <w:numId w:val="44"/>
         </w:numPr>
         <w:jc w:val="both"/>
         <w:rPr>
-          <w:rFonts w:ascii="Arial" w:hAnsi="Arial" w:cs="Arial"/>
-          <w:sz w:val="18"/>
-        </w:rPr>
-      </w:pPr>
-      <w:r>
-        <w:rPr>
-          <w:rFonts w:ascii="Arial" w:hAnsi="Arial" w:cs="Arial"/>
-          <w:sz w:val="18"/>
-        </w:rPr>
-        <w:t xml:space="preserve">Delivered backend features for internal tools using </w:t>
-      </w:r>
-      <w:r>
-        <w:rPr>
-          <w:rStyle w:val="Strong"/>
-          <w:rFonts w:ascii="Arial" w:hAnsi="Arial" w:cs="Arial"/>
-          <w:sz w:val="18"/>
-        </w:rPr>
-        <w:t>Node.js</w:t>
-      </w:r>
-      <w:r>
-        <w:rPr>
-          <w:rFonts w:ascii="Arial" w:hAnsi="Arial" w:cs="Arial"/>
-          <w:sz w:val="18"/>
-        </w:rPr>
-        <w:t xml:space="preserve"> services with reliable request handling and clear service boundaries for safe iteration.</w:t>
+          <w:sz w:val="20"/>
+        </w:rPr>
+      </w:pPr>
+      <w:r>
+        <w:rPr>
+          <w:sz w:val="20"/>
+        </w:rPr>
+        <w:t xml:space="preserve">Supported backend development for internal and client-facing web systems by working on </w:t>
+      </w:r>
+      <w:r>
+        <w:rPr>
+          <w:rStyle w:val="Strong"/>
+          <w:sz w:val="20"/>
+        </w:rPr>
+        <w:t>Node.js 8–10</w:t>
+      </w:r>
+      <w:r>
+        <w:rPr>
+          <w:sz w:val="20"/>
+        </w:rPr>
+        <w:t xml:space="preserve"> server modules, data access logic, and API-connected workflows, building an early foundation in production-minded service implementation and debugging.</w:t>
       </w:r>
     </w:p>
     <w:p>
@@ -4519,35 +2738,57 @@
         <w:pStyle w:val="NormalWeb"/>
         <w:numPr>
           <w:ilvl w:val="0"/>
-          <w:numId w:val="32"/>
+          <w:numId w:val="44"/>
         </w:numPr>
         <w:jc w:val="both"/>
         <w:rPr>
-          <w:rFonts w:ascii="Arial" w:hAnsi="Arial" w:cs="Arial"/>
-          <w:sz w:val="18"/>
-        </w:rPr>
-      </w:pPr>
-      <w:r>
-        <w:rPr>
-          <w:rFonts w:ascii="Arial" w:hAnsi="Arial" w:cs="Arial"/>
-          <w:sz w:val="18"/>
-        </w:rPr>
-        <w:t xml:space="preserve">Implemented </w:t>
-      </w:r>
-      <w:r>
-        <w:rPr>
-          <w:rStyle w:val="Strong"/>
-          <w:rFonts w:ascii="Arial" w:hAnsi="Arial" w:cs="Arial"/>
-          <w:sz w:val="18"/>
-        </w:rPr>
-        <w:t>REST-style</w:t>
-      </w:r>
-      <w:r>
-        <w:rPr>
-          <w:rFonts w:ascii="Arial" w:hAnsi="Arial" w:cs="Arial"/>
-          <w:sz w:val="18"/>
-        </w:rPr>
-        <w:t xml:space="preserve"> controllers with predictable validation and error responses, reducing client guesswork and support time.</w:t>
+          <w:sz w:val="20"/>
+        </w:rPr>
+      </w:pPr>
+      <w:r>
+        <w:rPr>
+          <w:sz w:val="20"/>
+        </w:rPr>
+        <w:t xml:space="preserve">Assisted with endpoint development, input validation, and basic database operations using </w:t>
+      </w:r>
+      <w:r>
+        <w:rPr>
+          <w:rStyle w:val="Strong"/>
+          <w:sz w:val="20"/>
+        </w:rPr>
+        <w:t>JavaScript ES6+</w:t>
+      </w:r>
+      <w:r>
+        <w:rPr>
+          <w:sz w:val="20"/>
+        </w:rPr>
+        <w:t xml:space="preserve"> and </w:t>
+      </w:r>
+      <w:r>
+        <w:rPr>
+          <w:rStyle w:val="Strong"/>
+          <w:sz w:val="20"/>
+        </w:rPr>
+        <w:t>Express.js 4.x</w:t>
+      </w:r>
+      <w:r>
+        <w:rPr>
+          <w:sz w:val="20"/>
+        </w:rPr>
+        <w:t xml:space="preserve">, helping improve backend implementation consistency by </w:t>
+      </w:r>
+      <w:r>
+        <w:rPr>
+          <w:rStyle w:val="Strong"/>
+          <w:sz w:val="20"/>
+        </w:rPr>
+        <w:t>18%</w:t>
+      </w:r>
+      <w:r>
+        <w:rPr>
+          <w:sz w:val="20"/>
+        </w:rPr>
+        <w:t xml:space="preserve"> across smaller application modules.</w:t>
       </w:r>
     </w:p>
     <w:p>
@@ -4555,35 +2796,31 @@
         <w:pStyle w:val="NormalWeb"/>
         <w:numPr>
           <w:ilvl w:val="0"/>
-          <w:numId w:val="32"/>
+          <w:numId w:val="44"/>
         </w:numPr>
         <w:jc w:val="both"/>
         <w:rPr>
-          <w:rFonts w:ascii="Arial" w:hAnsi="Arial" w:cs="Arial"/>
-          <w:sz w:val="18"/>
-        </w:rPr>
-      </w:pPr>
-      <w:r>
-        <w:rPr>
-          <w:rFonts w:ascii="Arial" w:hAnsi="Arial" w:cs="Arial"/>
-          <w:sz w:val="18"/>
-        </w:rPr>
-        <w:t xml:space="preserve">Built data access logic with disciplined transaction handling across </w:t>
-      </w:r>
-      <w:r>
-        <w:rPr>
-          <w:rStyle w:val="Strong"/>
-          <w:rFonts w:ascii="Arial" w:hAnsi="Arial" w:cs="Arial"/>
-          <w:sz w:val="18"/>
-        </w:rPr>
-        <w:t>SQL Server</w:t>
-      </w:r>
-      <w:r>
-        <w:rPr>
-          <w:rFonts w:ascii="Arial" w:hAnsi="Arial" w:cs="Arial"/>
-          <w:sz w:val="18"/>
-        </w:rPr>
-        <w:t>, reducing inconsistencies that previously required manual cleanup.</w:t>
+          <w:sz w:val="20"/>
+        </w:rPr>
+      </w:pPr>
+      <w:r>
+        <w:rPr>
+          <w:sz w:val="20"/>
+        </w:rPr>
+        <w:t xml:space="preserve">Investigated a frustrating defect where incomplete request validation caused inconsistent data to reach persistence logic, then helped tighten validation flow so invalid inputs were rejected earlier and downstream errors dropped by </w:t>
+      </w:r>
+      <w:r>
+        <w:rPr>
+          <w:rStyle w:val="Strong"/>
+          <w:sz w:val="20"/>
+        </w:rPr>
+        <w:t>23%</w:t>
+      </w:r>
+      <w:r>
+        <w:rPr>
+          <w:sz w:val="20"/>
+        </w:rPr>
+        <w:t>.</w:t>
       </w:r>
     </w:p>
     <w:p>
@@ -4591,35 +2828,18 @@
         <w:pStyle w:val="NormalWeb"/>
         <w:numPr>
           <w:ilvl w:val="0"/>
-          <w:numId w:val="32"/>
+          <w:numId w:val="44"/>
         </w:numPr>
         <w:jc w:val="both"/>
         <w:rPr>
-          <w:rFonts w:ascii="Arial" w:hAnsi="Arial" w:cs="Arial"/>
-          <w:sz w:val="18"/>
-        </w:rPr>
-      </w:pPr>
-      <w:r>
-        <w:rPr>
-          <w:rFonts w:ascii="Arial" w:hAnsi="Arial" w:cs="Arial"/>
-          <w:sz w:val="18"/>
-        </w:rPr>
-        <w:t xml:space="preserve">Standardized build and deployment hygiene using </w:t>
-      </w:r>
-      <w:r>
-        <w:rPr>
-          <w:rStyle w:val="Strong"/>
-          <w:rFonts w:ascii="Arial" w:hAnsi="Arial" w:cs="Arial"/>
-          <w:sz w:val="18"/>
-        </w:rPr>
-        <w:t>Jenkins</w:t>
-      </w:r>
-      <w:r>
-        <w:rPr>
-          <w:rFonts w:ascii="Arial" w:hAnsi="Arial" w:cs="Arial"/>
-          <w:sz w:val="18"/>
-        </w:rPr>
-        <w:t>, eliminating environment-specific failures across local development and CI.</w:t>
+          <w:sz w:val="20"/>
+        </w:rPr>
+      </w:pPr>
+      <w:r>
+        <w:rPr>
+          <w:sz w:val="20"/>
+        </w:rPr>
+        <w:t>Contributed to bug fixing across API-connected features by tracing null-related crashes, mismatched payload assumptions, and weak edge-case handling, improving stability in backend paths that had previously generated repeated QA failures.</w:t>
       </w:r>
     </w:p>
     <w:p>
@@ -4627,50 +2847,18 @@
         <w:pStyle w:val="NormalWeb"/>
         <w:numPr>
           <w:ilvl w:val="0"/>
-          <w:numId w:val="32"/>
+          <w:numId w:val="44"/>
         </w:numPr>
         <w:jc w:val="both"/>
         <w:rPr>
-          <w:rFonts w:ascii="Arial" w:hAnsi="Arial" w:cs="Arial"/>
-          <w:sz w:val="18"/>
-        </w:rPr>
-      </w:pPr>
-      <w:r>
-        <w:rPr>
-          <w:rFonts w:ascii="Arial" w:hAnsi="Arial" w:cs="Arial"/>
-          <w:sz w:val="18"/>
-        </w:rPr>
-        <w:t xml:space="preserve">Added targeted unit tests around failure-prone business rules using </w:t>
-      </w:r>
-      <w:r>
-        <w:rPr>
-          <w:rStyle w:val="Strong"/>
-          <w:rFonts w:ascii="Arial" w:hAnsi="Arial" w:cs="Arial"/>
-          <w:sz w:val="18"/>
-        </w:rPr>
-        <w:t>Mocha</w:t>
-      </w:r>
-      <w:r>
-        <w:rPr>
-          <w:rFonts w:ascii="Arial" w:hAnsi="Arial" w:cs="Arial"/>
-          <w:sz w:val="18"/>
-        </w:rPr>
-        <w:t xml:space="preserve"> and </w:t>
-      </w:r>
-      <w:r>
-        <w:rPr>
-          <w:rStyle w:val="Strong"/>
-          <w:rFonts w:ascii="Arial" w:hAnsi="Arial" w:cs="Arial"/>
-          <w:sz w:val="18"/>
-        </w:rPr>
-        <w:t>Chai</w:t>
-      </w:r>
-      <w:r>
-        <w:rPr>
-          <w:rFonts w:ascii="Arial" w:hAnsi="Arial" w:cs="Arial"/>
-          <w:sz w:val="18"/>
-        </w:rPr>
-        <w:t>, catching regressions early.</w:t>
+          <w:sz w:val="20"/>
+        </w:rPr>
+      </w:pPr>
+      <w:r>
+        <w:rPr>
+          <w:sz w:val="20"/>
+        </w:rPr>
+        <w:t>Helped maintain SQL-backed modules by updating queries, correcting filter logic, and supporting schema-related fixes, which improved data accuracy and reduced smaller operational issues reported by users of reporting and workflow screens.</w:t>
       </w:r>
     </w:p>
     <w:p>
@@ -4678,20 +2866,18 @@
         <w:pStyle w:val="NormalWeb"/>
         <w:numPr>
           <w:ilvl w:val="0"/>
-          <w:numId w:val="32"/>
+          <w:numId w:val="44"/>
         </w:numPr>
         <w:jc w:val="both"/>
         <w:rPr>
-          <w:rFonts w:ascii="Arial" w:hAnsi="Arial" w:cs="Arial"/>
-          <w:sz w:val="18"/>
-        </w:rPr>
-      </w:pPr>
-      <w:r>
-        <w:rPr>
-          <w:rFonts w:ascii="Arial" w:hAnsi="Arial" w:cs="Arial"/>
-          <w:sz w:val="18"/>
-        </w:rPr>
-        <w:t>Partnered with senior engineers to troubleshoot performance issues using logs and query inspection, improving bottleneck isolation in practice.</w:t>
+          <w:sz w:val="20"/>
+        </w:rPr>
+      </w:pPr>
+      <w:r>
+        <w:rPr>
+          <w:sz w:val="20"/>
+        </w:rPr>
+        <w:t>Participated in release support and backend verification work, building practical habits around reproducibility, log inspection, and safe change testing that later became important for more advanced service ownership responsibilities.</w:t>
       </w:r>
     </w:p>
     <w:p>
@@ -4699,53 +2885,18 @@
         <w:pStyle w:val="NormalWeb"/>
         <w:numPr>
           <w:ilvl w:val="0"/>
-          <w:numId w:val="32"/>
+          <w:numId w:val="44"/>
         </w:numPr>
         <w:jc w:val="both"/>
         <w:rPr>
-          <w:rFonts w:ascii="Arial" w:hAnsi="Arial" w:cs="Arial"/>
-          <w:sz w:val="18"/>
-        </w:rPr>
-      </w:pPr>
-      <w:r>
-        <w:rPr>
-          <w:rFonts w:ascii="Arial" w:hAnsi="Arial" w:cs="Arial"/>
-          <w:sz w:val="18"/>
-        </w:rPr>
-        <w:t xml:space="preserve">Supported queue-based background jobs using </w:t>
-      </w:r>
-      <w:proofErr w:type="spellStart"/>
-      <w:r>
-        <w:rPr>
-          <w:rStyle w:val="Strong"/>
-          <w:rFonts w:ascii="Arial" w:hAnsi="Arial" w:cs="Arial"/>
-          <w:sz w:val="18"/>
-        </w:rPr>
-        <w:t>RabbitMQ</w:t>
-      </w:r>
-      <w:proofErr w:type="spellEnd"/>
-      <w:r>
-        <w:rPr>
-          <w:rFonts w:ascii="Arial" w:hAnsi="Arial" w:cs="Arial"/>
-          <w:sz w:val="18"/>
-        </w:rPr>
-        <w:t>, improving retry/</w:t>
-      </w:r>
-      <w:proofErr w:type="spellStart"/>
-      <w:r>
-        <w:rPr>
-          <w:rFonts w:ascii="Arial" w:hAnsi="Arial" w:cs="Arial"/>
-          <w:sz w:val="18"/>
-        </w:rPr>
-        <w:t>backoff</w:t>
-      </w:r>
-      <w:proofErr w:type="spellEnd"/>
-      <w:r>
-        <w:rPr>
-          <w:rFonts w:ascii="Arial" w:hAnsi="Arial" w:cs="Arial"/>
-          <w:sz w:val="18"/>
-        </w:rPr>
-        <w:t xml:space="preserve"> behavior and making processing more predictable.</w:t>
+          <w:sz w:val="20"/>
+        </w:rPr>
+      </w:pPr>
+      <w:r>
+        <w:rPr>
+          <w:sz w:val="20"/>
+        </w:rPr>
+        <w:t>Worked with senior engineers to refactor duplicated utility logic into more reusable server-side helpers, reducing inconsistency across modules and making future backend enhancements easier to implement with less repetitive code.</w:t>
       </w:r>
     </w:p>
     <w:p>
@@ -4753,37 +2904,18 @@
         <w:pStyle w:val="NormalWeb"/>
         <w:numPr>
           <w:ilvl w:val="0"/>
-          <w:numId w:val="32"/>
+          <w:numId w:val="44"/>
         </w:numPr>
         <w:jc w:val="both"/>
         <w:rPr>
-          <w:rFonts w:ascii="Arial" w:hAnsi="Arial" w:cs="Arial"/>
-          <w:sz w:val="18"/>
-        </w:rPr>
-      </w:pPr>
-      <w:r>
-        <w:rPr>
-          <w:rFonts w:ascii="Arial" w:hAnsi="Arial" w:cs="Arial"/>
-          <w:sz w:val="18"/>
-        </w:rPr>
-        <w:t xml:space="preserve">Added basic caching for high-read endpoints using </w:t>
-      </w:r>
-      <w:proofErr w:type="spellStart"/>
-      <w:r>
-        <w:rPr>
-          <w:rStyle w:val="Strong"/>
-          <w:rFonts w:ascii="Arial" w:hAnsi="Arial" w:cs="Arial"/>
-          <w:sz w:val="18"/>
-        </w:rPr>
-        <w:t>Redis</w:t>
-      </w:r>
-      <w:proofErr w:type="spellEnd"/>
-      <w:r>
-        <w:rPr>
-          <w:rFonts w:ascii="Arial" w:hAnsi="Arial" w:cs="Arial"/>
-          <w:sz w:val="18"/>
-        </w:rPr>
-        <w:t>, reducing repeated database reads during peak usage windows.</w:t>
+          <w:sz w:val="20"/>
+        </w:rPr>
+      </w:pPr>
+      <w:r>
+        <w:rPr>
+          <w:sz w:val="20"/>
+        </w:rPr>
+        <w:t>Assisted with integration troubleshooting by comparing request and response behavior across environments, helping uncover configuration-related issues that caused certain backend functions to fail only after deployment.</w:t>
       </w:r>
     </w:p>
     <w:p>
@@ -4791,37 +2923,15 @@
         <w:pStyle w:val="NormalWeb"/>
         <w:numPr>
           <w:ilvl w:val="0"/>
-          <w:numId w:val="32"/>
+          <w:numId w:val="44"/>
         </w:numPr>
         <w:jc w:val="both"/>
-        <w:rPr>
-          <w:rFonts w:ascii="Arial" w:hAnsi="Arial" w:cs="Arial"/>
-          <w:sz w:val="18"/>
-        </w:rPr>
-      </w:pPr>
-      <w:r>
-        <w:rPr>
-          <w:rFonts w:ascii="Arial" w:hAnsi="Arial" w:cs="Arial"/>
-          <w:sz w:val="18"/>
-        </w:rPr>
-        <w:t xml:space="preserve">Implemented early search capabilities using </w:t>
-      </w:r>
-      <w:proofErr w:type="spellStart"/>
-      <w:r>
-        <w:rPr>
-          <w:rStyle w:val="Strong"/>
-          <w:rFonts w:ascii="Arial" w:hAnsi="Arial" w:cs="Arial"/>
-          <w:sz w:val="18"/>
-        </w:rPr>
-        <w:t>Elasticsearch</w:t>
-      </w:r>
-      <w:proofErr w:type="spellEnd"/>
-      <w:r>
-        <w:rPr>
-          <w:rFonts w:ascii="Arial" w:hAnsi="Arial" w:cs="Arial"/>
-          <w:sz w:val="18"/>
-        </w:rPr>
-        <w:t>, enabling fast filtering for internal users without heavy database load.</w:t>
+      </w:pPr>
+      <w:r>
+        <w:rPr>
+          <w:sz w:val="20"/>
+        </w:rPr>
+        <w:t>Supported gradual improvement of application reliability by implementing careful fixes, validating behavior against expected edge cases, and learning how disciplined debugging and maintainable backend structure reduce long-term system risk.</w:t>
       </w:r>
     </w:p>
     <w:p>
@@ -4943,93 +3053,40 @@
         <w:pStyle w:val="ListParagraph"/>
         <w:numPr>
           <w:ilvl w:val="0"/>
-          <w:numId w:val="2"/>
+          <w:numId w:val="45"/>
         </w:numPr>
         <w:jc w:val="both"/>
-        <w:rPr>
-          <w:rFonts w:ascii="Arial" w:hAnsi="Arial" w:cs="Arial"/>
-          <w:sz w:val="18"/>
-        </w:rPr>
-      </w:pPr>
-      <w:r>
-        <w:rPr>
-          <w:rFonts w:ascii="Arial" w:hAnsi="Arial" w:cs="Arial"/>
-          <w:sz w:val="18"/>
-        </w:rPr>
+      </w:pPr>
+      <w:r>
         <w:t xml:space="preserve">Built strong foundations in </w:t>
       </w:r>
       <w:r>
         <w:rPr>
           <w:rStyle w:val="Strong"/>
-          <w:rFonts w:ascii="Arial" w:hAnsi="Arial" w:cs="Arial"/>
-          <w:sz w:val="18"/>
         </w:rPr>
         <w:t>algorithms</w:t>
       </w:r>
       <w:r>
-        <w:rPr>
-          <w:rFonts w:ascii="Arial" w:hAnsi="Arial" w:cs="Arial"/>
-          <w:sz w:val="18"/>
-        </w:rPr>
         <w:t xml:space="preserve">, </w:t>
       </w:r>
       <w:r>
         <w:rPr>
           <w:rStyle w:val="Strong"/>
-          <w:rFonts w:ascii="Arial" w:hAnsi="Arial" w:cs="Arial"/>
-          <w:sz w:val="18"/>
         </w:rPr>
         <w:t>databases</w:t>
       </w:r>
       <w:r>
-        <w:rPr>
-          <w:rFonts w:ascii="Arial" w:hAnsi="Arial" w:cs="Arial"/>
-          <w:sz w:val="18"/>
-        </w:rPr>
         <w:t xml:space="preserve">, and </w:t>
       </w:r>
       <w:r>
         <w:rPr>
           <w:rStyle w:val="Strong"/>
-          <w:rFonts w:ascii="Arial" w:hAnsi="Arial" w:cs="Arial"/>
-          <w:sz w:val="18"/>
         </w:rPr>
         <w:t>software engineering</w:t>
       </w:r>
       <w:r>
-        <w:rPr>
-          <w:rFonts w:ascii="Arial" w:hAnsi="Arial" w:cs="Arial"/>
-          <w:sz w:val="18"/>
-        </w:rPr>
-        <w:t>, applying coursework through practical team projects and produ</w:t>
-      </w:r>
-      <w:bookmarkStart w:id="0" w:name="_GoBack"/>
-      <w:bookmarkEnd w:id="0"/>
-      <w:r>
-        <w:rPr>
-          <w:rFonts w:ascii="Arial" w:hAnsi="Arial" w:cs="Arial"/>
-          <w:sz w:val="18"/>
-        </w:rPr>
-        <w:t>ction-style system design.</w:t>
-      </w:r>
-    </w:p>
-    <w:p>
-      <w:pPr>
-        <w:pStyle w:val="ListParagraph"/>
-        <w:ind w:left="360"/>
-      </w:pPr>
-    </w:p>
-    <w:p>
-      <w:pPr>
-        <w:pStyle w:val="ListParagraph"/>
-        <w:ind w:left="360"/>
-      </w:pPr>
-    </w:p>
-    <w:p>
-      <w:pPr>
-        <w:pStyle w:val="ListParagraph"/>
-        <w:ind w:left="360"/>
-      </w:pPr>
+        <w:t>, applying coursework through practical team projects and production-style system design.</w:t>
+      </w:r>
     </w:p>
     <w:p>
       <w:pPr>
@@ -5046,41 +3103,7 @@
           <w:sz w:val="21"/>
           <w:szCs w:val="21"/>
         </w:rPr>
-        <w:lastRenderedPageBreak/>
-        <w:t>PROJECTS</w:t>
-      </w:r>
-    </w:p>
-    <w:p>
-      <w:pPr>
-        <w:pStyle w:val="Heading3"/>
-        <w:jc w:val="both"/>
-        <w:rPr>
-          <w:rFonts w:ascii="Arial" w:hAnsi="Arial" w:cs="Arial"/>
-          <w:color w:val="auto"/>
-          <w:sz w:val="18"/>
-        </w:rPr>
-      </w:pPr>
-      <w:proofErr w:type="spellStart"/>
-      <w:r>
-        <w:rPr>
-          <w:rStyle w:val="Strong"/>
-          <w:rFonts w:ascii="Arial" w:hAnsi="Arial" w:cs="Arial"/>
-          <w:bCs w:val="0"/>
-          <w:color w:val="auto"/>
-          <w:sz w:val="18"/>
-        </w:rPr>
-        <w:t>Observability</w:t>
-      </w:r>
-      <w:proofErr w:type="spellEnd"/>
-      <w:r>
-        <w:rPr>
-          <w:rStyle w:val="Strong"/>
-          <w:rFonts w:ascii="Arial" w:hAnsi="Arial" w:cs="Arial"/>
-          <w:bCs w:val="0"/>
-          <w:color w:val="auto"/>
-          <w:sz w:val="18"/>
-        </w:rPr>
-        <w:t xml:space="preserve"> Baseline &amp; Incident Noise Reduction</w:t>
+        <w:t>CERTIFICATIONS</w:t>
       </w:r>
     </w:p>
     <w:p>
@@ -5088,72 +3111,45 @@
         <w:pStyle w:val="NormalWeb"/>
         <w:numPr>
           <w:ilvl w:val="0"/>
-          <w:numId w:val="37"/>
+          <w:numId w:val="45"/>
         </w:numPr>
         <w:spacing w:before="0" w:beforeAutospacing="0" w:after="0" w:afterAutospacing="0"/>
-        <w:jc w:val="both"/>
-        <w:rPr>
-          <w:rFonts w:ascii="Arial" w:hAnsi="Arial" w:cs="Arial"/>
-          <w:sz w:val="18"/>
-        </w:rPr>
-      </w:pPr>
-      <w:r>
-        <w:rPr>
-          <w:rFonts w:ascii="Arial" w:hAnsi="Arial" w:cs="Arial"/>
-          <w:sz w:val="18"/>
-        </w:rPr>
-        <w:t xml:space="preserve">Built a standardized telemetry layer using </w:t>
-      </w:r>
-      <w:proofErr w:type="spellStart"/>
-      <w:r>
-        <w:rPr>
-          <w:rStyle w:val="Strong"/>
-          <w:rFonts w:ascii="Arial" w:hAnsi="Arial" w:cs="Arial"/>
-          <w:sz w:val="18"/>
-        </w:rPr>
-        <w:t>OpenTelemetry</w:t>
-      </w:r>
-      <w:proofErr w:type="spellEnd"/>
-      <w:r>
-        <w:rPr>
-          <w:rFonts w:ascii="Arial" w:hAnsi="Arial" w:cs="Arial"/>
-          <w:sz w:val="18"/>
-        </w:rPr>
-        <w:t xml:space="preserve"> (traces/metrics/logs) exported into </w:t>
-      </w:r>
-      <w:proofErr w:type="spellStart"/>
-      <w:r>
-        <w:rPr>
-          <w:rStyle w:val="Strong"/>
-          <w:rFonts w:ascii="Arial" w:hAnsi="Arial" w:cs="Arial"/>
-          <w:sz w:val="18"/>
-        </w:rPr>
-        <w:t>Datadog</w:t>
-      </w:r>
-      <w:proofErr w:type="spellEnd"/>
-      <w:r>
-        <w:rPr>
-          <w:rFonts w:ascii="Arial" w:hAnsi="Arial" w:cs="Arial"/>
-          <w:sz w:val="18"/>
-        </w:rPr>
-        <w:t xml:space="preserve">, with team dashboards in </w:t>
-      </w:r>
-      <w:proofErr w:type="spellStart"/>
-      <w:r>
-        <w:rPr>
-          <w:rStyle w:val="Strong"/>
-          <w:rFonts w:ascii="Arial" w:hAnsi="Arial" w:cs="Arial"/>
-          <w:sz w:val="18"/>
-        </w:rPr>
-        <w:t>Grafana</w:t>
-      </w:r>
-      <w:proofErr w:type="spellEnd"/>
-      <w:r>
-        <w:rPr>
-          <w:rFonts w:ascii="Arial" w:hAnsi="Arial" w:cs="Arial"/>
-          <w:sz w:val="18"/>
-        </w:rPr>
-        <w:t xml:space="preserve"> and consistent correlation IDs across services.</w:t>
+        <w:rPr>
+          <w:sz w:val="20"/>
+        </w:rPr>
+      </w:pPr>
+      <w:r>
+        <w:rPr>
+          <w:rStyle w:val="Strong"/>
+          <w:sz w:val="20"/>
+        </w:rPr>
+        <w:t>Node.js Backend Engineering Professional</w:t>
+      </w:r>
+      <w:r>
+        <w:rPr>
+          <w:sz w:val="20"/>
+        </w:rPr>
+        <w:t xml:space="preserve"> — 2025</w:t>
+      </w:r>
+      <w:r>
+        <w:rPr>
+          <w:sz w:val="20"/>
+        </w:rPr>
+        <w:br/>
+        <w:t xml:space="preserve">Demonstrated advanced capability in building </w:t>
+      </w:r>
+      <w:r>
+        <w:rPr>
+          <w:rStyle w:val="Strong"/>
+          <w:sz w:val="20"/>
+        </w:rPr>
+        <w:t>Node.js</w:t>
+      </w:r>
+      <w:r>
+        <w:rPr>
+          <w:sz w:val="20"/>
+        </w:rPr>
+        <w:t xml:space="preserve"> service layers, structuring maintainable backend modules, handling asynchronous workloads, and delivering stable API-driven systems in production environments.</w:t>
       </w:r>
     </w:p>
     <w:p>
@@ -5161,74 +3157,58 @@
         <w:pStyle w:val="NormalWeb"/>
         <w:numPr>
           <w:ilvl w:val="0"/>
-          <w:numId w:val="37"/>
+          <w:numId w:val="45"/>
         </w:numPr>
         <w:spacing w:before="0" w:beforeAutospacing="0" w:after="0" w:afterAutospacing="0"/>
-        <w:jc w:val="both"/>
-        <w:rPr>
-          <w:rFonts w:ascii="Arial" w:hAnsi="Arial" w:cs="Arial"/>
-          <w:sz w:val="18"/>
-        </w:rPr>
-      </w:pPr>
-      <w:r>
-        <w:rPr>
-          <w:rFonts w:ascii="Arial" w:hAnsi="Arial" w:cs="Arial"/>
-          <w:sz w:val="18"/>
-        </w:rPr>
-        <w:t xml:space="preserve">Added actionable alerting around latency/error SLO signals using </w:t>
-      </w:r>
-      <w:r>
-        <w:rPr>
-          <w:rStyle w:val="Strong"/>
-          <w:rFonts w:ascii="Arial" w:hAnsi="Arial" w:cs="Arial"/>
-          <w:sz w:val="18"/>
-        </w:rPr>
-        <w:t>Prometheus</w:t>
-      </w:r>
-      <w:r>
-        <w:rPr>
-          <w:rFonts w:ascii="Arial" w:hAnsi="Arial" w:cs="Arial"/>
-          <w:sz w:val="18"/>
-        </w:rPr>
-        <w:t xml:space="preserve"> metrics and </w:t>
-      </w:r>
-      <w:proofErr w:type="spellStart"/>
-      <w:r>
-        <w:rPr>
-          <w:rStyle w:val="Strong"/>
-          <w:rFonts w:ascii="Arial" w:hAnsi="Arial" w:cs="Arial"/>
-          <w:sz w:val="18"/>
-        </w:rPr>
-        <w:t>CloudWatch</w:t>
-      </w:r>
-      <w:proofErr w:type="spellEnd"/>
-      <w:r>
-        <w:rPr>
-          <w:rFonts w:ascii="Arial" w:hAnsi="Arial" w:cs="Arial"/>
-          <w:sz w:val="18"/>
-        </w:rPr>
-        <w:t xml:space="preserve"> alarms, reducing duplicate incidents and speeding root-cause isolation.</w:t>
-      </w:r>
-    </w:p>
-    <w:p>
-      <w:pPr>
-        <w:pStyle w:val="Heading3"/>
-        <w:jc w:val="both"/>
-        <w:rPr>
-          <w:rFonts w:ascii="Arial" w:hAnsi="Arial" w:cs="Arial"/>
-          <w:color w:val="auto"/>
-          <w:sz w:val="18"/>
-        </w:rPr>
-      </w:pPr>
-      <w:r>
-        <w:rPr>
-          <w:rStyle w:val="Strong"/>
-          <w:rFonts w:ascii="Arial" w:hAnsi="Arial" w:cs="Arial"/>
-          <w:bCs w:val="0"/>
-          <w:color w:val="auto"/>
-          <w:sz w:val="18"/>
-        </w:rPr>
-        <w:t>Event-Driven Background Processing for Data Sync &amp; Reporting</w:t>
+        <w:rPr>
+          <w:sz w:val="20"/>
+        </w:rPr>
+      </w:pPr>
+      <w:r>
+        <w:rPr>
+          <w:rStyle w:val="Strong"/>
+          <w:sz w:val="20"/>
+        </w:rPr>
+        <w:t>AWS Certified Developer – Associate</w:t>
+      </w:r>
+      <w:r>
+        <w:rPr>
+          <w:sz w:val="20"/>
+        </w:rPr>
+        <w:t xml:space="preserve"> — 2024</w:t>
+      </w:r>
+      <w:r>
+        <w:rPr>
+          <w:sz w:val="20"/>
+        </w:rPr>
+        <w:br/>
+      </w:r>
+      <w:proofErr w:type="gramStart"/>
+      <w:r>
+        <w:rPr>
+          <w:sz w:val="20"/>
+        </w:rPr>
+        <w:t>Validated</w:t>
+      </w:r>
+      <w:proofErr w:type="gramEnd"/>
+      <w:r>
+        <w:rPr>
+          <w:sz w:val="20"/>
+        </w:rPr>
+        <w:t xml:space="preserve"> practical knowledge of </w:t>
+      </w:r>
+      <w:r>
+        <w:rPr>
+          <w:rStyle w:val="Strong"/>
+          <w:sz w:val="20"/>
+        </w:rPr>
+        <w:t>AWS</w:t>
+      </w:r>
+      <w:r>
+        <w:rPr>
+          <w:sz w:val="20"/>
+        </w:rPr>
+        <w:t xml:space="preserve"> application services, event-driven integrations, deployment workflows, and secure cloud-native backend delivery for scalable production systems.</w:t>
       </w:r>
     </w:p>
     <w:p>
@@ -5236,146 +3216,56 @@
         <w:pStyle w:val="NormalWeb"/>
         <w:numPr>
           <w:ilvl w:val="0"/>
-          <w:numId w:val="36"/>
+          <w:numId w:val="45"/>
         </w:numPr>
         <w:spacing w:before="0" w:beforeAutospacing="0" w:after="0" w:afterAutospacing="0"/>
-        <w:jc w:val="both"/>
-        <w:rPr>
-          <w:rFonts w:ascii="Arial" w:hAnsi="Arial" w:cs="Arial"/>
-          <w:sz w:val="18"/>
-        </w:rPr>
-      </w:pPr>
-      <w:r>
-        <w:rPr>
-          <w:rFonts w:ascii="Arial" w:hAnsi="Arial" w:cs="Arial"/>
-          <w:sz w:val="18"/>
-        </w:rPr>
-        <w:t xml:space="preserve">Designed </w:t>
-      </w:r>
+        <w:rPr>
+          <w:sz w:val="20"/>
+        </w:rPr>
+      </w:pPr>
       <w:proofErr w:type="spellStart"/>
       <w:r>
         <w:rPr>
-          <w:rFonts w:ascii="Arial" w:hAnsi="Arial" w:cs="Arial"/>
-          <w:sz w:val="18"/>
-        </w:rPr>
-        <w:t>async</w:t>
+          <w:rStyle w:val="Strong"/>
+          <w:sz w:val="20"/>
+        </w:rPr>
+        <w:t>TypeScript</w:t>
       </w:r>
       <w:proofErr w:type="spellEnd"/>
       <w:r>
         <w:rPr>
-          <w:rFonts w:ascii="Arial" w:hAnsi="Arial" w:cs="Arial"/>
-          <w:sz w:val="18"/>
-        </w:rPr>
-        <w:t xml:space="preserve"> pipelines using </w:t>
-      </w:r>
-      <w:r>
-        <w:rPr>
-          <w:rStyle w:val="Strong"/>
-          <w:rFonts w:ascii="Arial" w:hAnsi="Arial" w:cs="Arial"/>
-          <w:sz w:val="18"/>
-        </w:rPr>
-        <w:t>AWS SQS/SNS</w:t>
-      </w:r>
-      <w:r>
-        <w:rPr>
-          <w:rFonts w:ascii="Arial" w:hAnsi="Arial" w:cs="Arial"/>
-          <w:sz w:val="18"/>
-        </w:rPr>
-        <w:t xml:space="preserve"> with optional stream fan-out via </w:t>
-      </w:r>
-      <w:r>
-        <w:rPr>
-          <w:rStyle w:val="Strong"/>
-          <w:rFonts w:ascii="Arial" w:hAnsi="Arial" w:cs="Arial"/>
-          <w:sz w:val="18"/>
-        </w:rPr>
-        <w:t>Kafka/</w:t>
+          <w:rStyle w:val="Strong"/>
+          <w:sz w:val="20"/>
+        </w:rPr>
+        <w:t xml:space="preserve"> for Enterprise Backend Systems</w:t>
+      </w:r>
+      <w:r>
+        <w:rPr>
+          <w:sz w:val="20"/>
+        </w:rPr>
+        <w:t xml:space="preserve"> — 2023</w:t>
+      </w:r>
+      <w:r>
+        <w:rPr>
+          <w:sz w:val="20"/>
+        </w:rPr>
+        <w:br/>
+        <w:t xml:space="preserve">Demonstrated strong hands-on understanding of </w:t>
       </w:r>
       <w:proofErr w:type="spellStart"/>
       <w:r>
         <w:rPr>
           <w:rStyle w:val="Strong"/>
-          <w:rFonts w:ascii="Arial" w:hAnsi="Arial" w:cs="Arial"/>
-          <w:sz w:val="18"/>
-        </w:rPr>
-        <w:t>RabbitMQ</w:t>
+          <w:sz w:val="20"/>
+        </w:rPr>
+        <w:t>TypeScript</w:t>
       </w:r>
       <w:proofErr w:type="spellEnd"/>
       <w:r>
         <w:rPr>
-          <w:rFonts w:ascii="Arial" w:hAnsi="Arial" w:cs="Arial"/>
-          <w:sz w:val="18"/>
-        </w:rPr>
-        <w:t xml:space="preserve">, durable persistence in </w:t>
-      </w:r>
-      <w:proofErr w:type="spellStart"/>
-      <w:r>
-        <w:rPr>
-          <w:rStyle w:val="Strong"/>
-          <w:rFonts w:ascii="Arial" w:hAnsi="Arial" w:cs="Arial"/>
-          <w:sz w:val="18"/>
-        </w:rPr>
-        <w:t>PostgreSQL</w:t>
-      </w:r>
-      <w:proofErr w:type="spellEnd"/>
-      <w:r>
-        <w:rPr>
-          <w:rStyle w:val="Strong"/>
-          <w:rFonts w:ascii="Arial" w:hAnsi="Arial" w:cs="Arial"/>
-          <w:sz w:val="18"/>
-        </w:rPr>
-        <w:t>/</w:t>
-      </w:r>
-      <w:proofErr w:type="spellStart"/>
-      <w:r>
-        <w:rPr>
-          <w:rStyle w:val="Strong"/>
-          <w:rFonts w:ascii="Arial" w:hAnsi="Arial" w:cs="Arial"/>
-          <w:sz w:val="18"/>
-        </w:rPr>
-        <w:t>DynamoDB</w:t>
-      </w:r>
-      <w:proofErr w:type="spellEnd"/>
-      <w:r>
-        <w:rPr>
-          <w:rFonts w:ascii="Arial" w:hAnsi="Arial" w:cs="Arial"/>
-          <w:sz w:val="18"/>
-        </w:rPr>
-        <w:t xml:space="preserve">, and DLQs with replay-safe consumers via </w:t>
-      </w:r>
-      <w:proofErr w:type="spellStart"/>
-      <w:r>
-        <w:rPr>
-          <w:rStyle w:val="Strong"/>
-          <w:rFonts w:ascii="Arial" w:hAnsi="Arial" w:cs="Arial"/>
-          <w:sz w:val="18"/>
-        </w:rPr>
-        <w:t>idempotency</w:t>
-      </w:r>
-      <w:proofErr w:type="spellEnd"/>
-      <w:r>
-        <w:rPr>
-          <w:rFonts w:ascii="Arial" w:hAnsi="Arial" w:cs="Arial"/>
-          <w:sz w:val="18"/>
-        </w:rPr>
-        <w:t xml:space="preserve"> and </w:t>
-      </w:r>
-      <w:proofErr w:type="spellStart"/>
-      <w:r>
-        <w:rPr>
-          <w:rStyle w:val="Strong"/>
-          <w:rFonts w:ascii="Arial" w:hAnsi="Arial" w:cs="Arial"/>
-          <w:sz w:val="18"/>
-        </w:rPr>
-        <w:t>deduplication</w:t>
-      </w:r>
-      <w:proofErr w:type="spellEnd"/>
-      <w:r>
-        <w:rPr>
-          <w:rFonts w:ascii="Arial" w:hAnsi="Arial" w:cs="Arial"/>
-          <w:sz w:val="18"/>
-        </w:rPr>
-        <w:t>.</w:t>
+          <w:sz w:val="20"/>
+        </w:rPr>
+        <w:t xml:space="preserve"> service contracts, shared domain modeling, safer refactoring patterns, and runtime-risk reduction in growing backend codebases.</w:t>
       </w:r>
     </w:p>
     <w:p>
@@ -5383,82 +3273,150 @@
         <w:pStyle w:val="NormalWeb"/>
         <w:numPr>
           <w:ilvl w:val="0"/>
-          <w:numId w:val="36"/>
+          <w:numId w:val="45"/>
         </w:numPr>
         <w:spacing w:before="0" w:beforeAutospacing="0" w:after="0" w:afterAutospacing="0"/>
+        <w:rPr>
+          <w:sz w:val="20"/>
+        </w:rPr>
+      </w:pPr>
+      <w:proofErr w:type="spellStart"/>
+      <w:r>
+        <w:rPr>
+          <w:rStyle w:val="Strong"/>
+          <w:sz w:val="20"/>
+        </w:rPr>
+        <w:t>Docker</w:t>
+      </w:r>
+      <w:proofErr w:type="spellEnd"/>
+      <w:r>
+        <w:rPr>
+          <w:rStyle w:val="Strong"/>
+          <w:sz w:val="20"/>
+        </w:rPr>
+        <w:t xml:space="preserve"> &amp; </w:t>
+      </w:r>
+      <w:proofErr w:type="spellStart"/>
+      <w:r>
+        <w:rPr>
+          <w:rStyle w:val="Strong"/>
+          <w:sz w:val="20"/>
+        </w:rPr>
+        <w:t>Kubernetes</w:t>
+      </w:r>
+      <w:proofErr w:type="spellEnd"/>
+      <w:r>
+        <w:rPr>
+          <w:rStyle w:val="Strong"/>
+          <w:sz w:val="20"/>
+        </w:rPr>
+        <w:t xml:space="preserve"> Foundations</w:t>
+      </w:r>
+      <w:r>
+        <w:rPr>
+          <w:sz w:val="20"/>
+        </w:rPr>
+        <w:t xml:space="preserve"> — 2022</w:t>
+      </w:r>
+      <w:r>
+        <w:rPr>
+          <w:sz w:val="20"/>
+        </w:rPr>
+        <w:br/>
+      </w:r>
+      <w:proofErr w:type="gramStart"/>
+      <w:r>
+        <w:rPr>
+          <w:sz w:val="20"/>
+        </w:rPr>
+        <w:t>Validated</w:t>
+      </w:r>
+      <w:proofErr w:type="gramEnd"/>
+      <w:r>
+        <w:rPr>
+          <w:sz w:val="20"/>
+        </w:rPr>
+        <w:t xml:space="preserve"> working knowledge of </w:t>
+      </w:r>
+      <w:proofErr w:type="spellStart"/>
+      <w:r>
+        <w:rPr>
+          <w:rStyle w:val="Strong"/>
+          <w:sz w:val="20"/>
+        </w:rPr>
+        <w:t>Docker</w:t>
+      </w:r>
+      <w:proofErr w:type="spellEnd"/>
+      <w:r>
+        <w:rPr>
+          <w:sz w:val="20"/>
+        </w:rPr>
+        <w:t xml:space="preserve"> containerization, </w:t>
+      </w:r>
+      <w:proofErr w:type="spellStart"/>
+      <w:r>
+        <w:rPr>
+          <w:rStyle w:val="Strong"/>
+          <w:sz w:val="20"/>
+        </w:rPr>
+        <w:t>Kubernetes</w:t>
+      </w:r>
+      <w:proofErr w:type="spellEnd"/>
+      <w:r>
+        <w:rPr>
+          <w:sz w:val="20"/>
+        </w:rPr>
+        <w:t xml:space="preserve"> orchestration fundamentals, service packaging, and deployment consistency practices commonly used for modern backend platforms.</w:t>
+      </w:r>
+    </w:p>
+    <w:p>
+      <w:pPr>
+        <w:pStyle w:val="NormalWeb"/>
+        <w:numPr>
+          <w:ilvl w:val="0"/>
+          <w:numId w:val="45"/>
+        </w:numPr>
+        <w:spacing w:before="0" w:beforeAutospacing="0" w:after="0" w:afterAutospacing="0"/>
+      </w:pPr>
+      <w:proofErr w:type="spellStart"/>
+      <w:r>
+        <w:rPr>
+          <w:rStyle w:val="Strong"/>
+          <w:sz w:val="20"/>
+        </w:rPr>
+        <w:t>PostgreSQL</w:t>
+      </w:r>
+      <w:proofErr w:type="spellEnd"/>
+      <w:r>
+        <w:rPr>
+          <w:rStyle w:val="Strong"/>
+          <w:sz w:val="20"/>
+        </w:rPr>
+        <w:t xml:space="preserve"> Performance and Query Optimization</w:t>
+      </w:r>
+      <w:r>
+        <w:rPr>
+          <w:sz w:val="20"/>
+        </w:rPr>
+        <w:t xml:space="preserve"> — 2021</w:t>
+      </w:r>
+      <w:r>
+        <w:rPr>
+          <w:sz w:val="20"/>
+        </w:rPr>
+        <w:br/>
+        <w:t>Demonstrated practical expertise in relational modeling, index strategy, query tuning, and performance-aware backend data access patterns for operational and reporting-heavy systems.</w:t>
+      </w:r>
+    </w:p>
+    <w:p>
+      <w:pPr>
+        <w:pStyle w:val="Heading3"/>
         <w:jc w:val="both"/>
         <w:rPr>
           <w:rFonts w:ascii="Arial" w:hAnsi="Arial" w:cs="Arial"/>
           <w:sz w:val="18"/>
         </w:rPr>
       </w:pPr>
-      <w:r>
-        <w:rPr>
-          <w:rFonts w:ascii="Arial" w:hAnsi="Arial" w:cs="Arial"/>
-          <w:sz w:val="18"/>
-        </w:rPr>
-        <w:t xml:space="preserve">Implemented verification around API and message schemas using </w:t>
-      </w:r>
-      <w:r>
-        <w:rPr>
-          <w:rStyle w:val="Strong"/>
-          <w:rFonts w:ascii="Arial" w:hAnsi="Arial" w:cs="Arial"/>
-          <w:sz w:val="18"/>
-        </w:rPr>
-        <w:t>Pact-style</w:t>
-      </w:r>
-      <w:r>
-        <w:rPr>
-          <w:rFonts w:ascii="Arial" w:hAnsi="Arial" w:cs="Arial"/>
-          <w:sz w:val="18"/>
-        </w:rPr>
-        <w:t xml:space="preserve"> contract tests plus functional coverage in </w:t>
-      </w:r>
-      <w:r>
-        <w:rPr>
-          <w:rStyle w:val="Strong"/>
-          <w:rFonts w:ascii="Arial" w:hAnsi="Arial" w:cs="Arial"/>
-          <w:sz w:val="18"/>
-        </w:rPr>
-        <w:t>Jest</w:t>
-      </w:r>
-      <w:r>
-        <w:rPr>
-          <w:rFonts w:ascii="Arial" w:hAnsi="Arial" w:cs="Arial"/>
-          <w:sz w:val="18"/>
-        </w:rPr>
-        <w:t xml:space="preserve">, </w:t>
-      </w:r>
-      <w:r>
-        <w:rPr>
-          <w:rStyle w:val="Strong"/>
-          <w:rFonts w:ascii="Arial" w:hAnsi="Arial" w:cs="Arial"/>
-          <w:sz w:val="18"/>
-        </w:rPr>
-        <w:t>Mocha/Chai</w:t>
-      </w:r>
-      <w:r>
-        <w:rPr>
-          <w:rFonts w:ascii="Arial" w:hAnsi="Arial" w:cs="Arial"/>
-          <w:sz w:val="18"/>
-        </w:rPr>
-        <w:t xml:space="preserve">, and journeys in </w:t>
-      </w:r>
-      <w:r>
-        <w:rPr>
-          <w:rStyle w:val="Strong"/>
-          <w:rFonts w:ascii="Arial" w:hAnsi="Arial" w:cs="Arial"/>
-          <w:sz w:val="18"/>
-        </w:rPr>
-        <w:t>Cypress/Playwright</w:t>
-      </w:r>
-      <w:r>
-        <w:rPr>
-          <w:rFonts w:ascii="Arial" w:hAnsi="Arial" w:cs="Arial"/>
-          <w:sz w:val="18"/>
-        </w:rPr>
-        <w:t>.</w:t>
-      </w:r>
     </w:p>
     <w:sectPr>
       <w:pgSz w:w="11906" w:h="16838"/>
@@ -5473,6 +3431,119 @@
 <file path=word/numbering.xml><?xml version="1.0" encoding="utf-8"?>
 <w:numbering xmlns:wpc="http://schemas.microsoft.com/office/word/2010/wordprocessingCanvas" xmlns:mc="http://schemas.openxmlformats.org/markup-compatibility/2006" xmlns:o="urn:schemas-microsoft-com:office:office" xmlns:r="http://schemas.openxmlformats.org/officeDocument/2006/relationships" xmlns:m="http://schemas.openxmlformats.org/officeDocument/2006/math" xmlns:v="urn:schemas-microsoft-com:vml" xmlns:wp14="http://schemas.microsoft.com/office/word/2010/wordprocessingDrawing" xmlns:wp="http://schemas.openxmlformats.org/drawingml/2006/wordprocessingDrawing" xmlns:w10="urn:schemas-microsoft-com:office:word" xmlns:w="http://schemas.openxmlformats.org/wordprocessingml/2006/main" xmlns:w14="http://schemas.microsoft.com/office/word/2010/wordml" xmlns:wpg="http://schemas.microsoft.com/office/word/2010/wordprocessingGroup" xmlns:wpi="http://schemas.microsoft.com/office/word/2010/wordprocessingInk" xmlns:wne="http://schemas.microsoft.com/office/word/2006/wordml" xmlns:wps="http://schemas.microsoft.com/office/word/2010/wordprocessingShape" mc:Ignorable="w14 wp14">
   <w:abstractNum w:abstractNumId="0">
+    <w:nsid w:val="00450285"/>
+    <w:multiLevelType w:val="hybridMultilevel"/>
+    <w:tmpl w:val="D26C156E"/>
+    <w:lvl w:ilvl="0" w:tplc="7054EACA">
+      <w:start w:val="1"/>
+      <w:numFmt w:val="bullet"/>
+      <w:lvlText w:val="-"/>
+      <w:lvlJc w:val="left"/>
+      <w:pPr>
+        <w:ind w:left="360" w:hanging="360"/>
+      </w:pPr>
+      <w:rPr>
+        <w:rFonts w:ascii="Tw Cen MT" w:hAnsi="Tw Cen MT" w:hint="default"/>
+      </w:rPr>
+    </w:lvl>
+    <w:lvl w:ilvl="1" w:tplc="04090003" w:tentative="1">
+      <w:start w:val="1"/>
+      <w:numFmt w:val="bullet"/>
+      <w:lvlText w:val="o"/>
+      <w:lvlJc w:val="left"/>
+      <w:pPr>
+        <w:ind w:left="1080" w:hanging="360"/>
+      </w:pPr>
+      <w:rPr>
+        <w:rFonts w:ascii="Courier New" w:hAnsi="Courier New" w:cs="Courier New" w:hint="default"/>
+      </w:rPr>
+    </w:lvl>
+    <w:lvl w:ilvl="2" w:tplc="04090005" w:tentative="1">
+      <w:start w:val="1"/>
+      <w:numFmt w:val="bullet"/>
+      <w:lvlText w:val=""/>
+      <w:lvlJc w:val="left"/>
+      <w:pPr>
+        <w:ind w:left="1800" w:hanging="360"/>
+      </w:pPr>
+      <w:rPr>
+        <w:rFonts w:ascii="Wingdings" w:hAnsi="Wingdings" w:hint="default"/>
+      </w:rPr>
+    </w:lvl>
+    <w:lvl w:ilvl="3" w:tplc="04090001" w:tentative="1">
+      <w:start w:val="1"/>
+      <w:numFmt w:val="bullet"/>
+      <w:lvlText w:val=""/>
+      <w:lvlJc w:val="left"/>
+      <w:pPr>
+        <w:ind w:left="2520" w:hanging="360"/>
+      </w:pPr>
+      <w:rPr>
+        <w:rFonts w:ascii="Symbol" w:hAnsi="Symbol" w:hint="default"/>
+      </w:rPr>
+    </w:lvl>
+    <w:lvl w:ilvl="4" w:tplc="04090003" w:tentative="1">
+      <w:start w:val="1"/>
+      <w:numFmt w:val="bullet"/>
+      <w:lvlText w:val="o"/>
+      <w:lvlJc w:val="left"/>
+      <w:pPr>
+        <w:ind w:left="3240" w:hanging="360"/>
+      </w:pPr>
+      <w:rPr>
+        <w:rFonts w:ascii="Courier New" w:hAnsi="Courier New" w:cs="Courier New" w:hint="default"/>
+      </w:rPr>
+    </w:lvl>
+    <w:lvl w:ilvl="5" w:tplc="04090005" w:tentative="1">
+      <w:start w:val="1"/>
+      <w:numFmt w:val="bullet"/>
+      <w:lvlText w:val=""/>
+      <w:lvlJc w:val="left"/>
+      <w:pPr>
+        <w:ind w:left="3960" w:hanging="360"/>
+      </w:pPr>
+      <w:rPr>
+        <w:rFonts w:ascii="Wingdings" w:hAnsi="Wingdings" w:hint="default"/>
+      </w:rPr>
+    </w:lvl>
+    <w:lvl w:ilvl="6" w:tplc="04090001" w:tentative="1">
+      <w:start w:val="1"/>
+      <w:numFmt w:val="bullet"/>
+      <w:lvlText w:val=""/>
+      <w:lvlJc w:val="left"/>
+      <w:pPr>
+        <w:ind w:left="4680" w:hanging="360"/>
+      </w:pPr>
+      <w:rPr>
+        <w:rFonts w:ascii="Symbol" w:hAnsi="Symbol" w:hint="default"/>
+      </w:rPr>
+    </w:lvl>
+    <w:lvl w:ilvl="7" w:tplc="04090003" w:tentative="1">
+      <w:start w:val="1"/>
+      <w:numFmt w:val="bullet"/>
+      <w:lvlText w:val="o"/>
+      <w:lvlJc w:val="left"/>
+      <w:pPr>
+        <w:ind w:left="5400" w:hanging="360"/>
+      </w:pPr>
+      <w:rPr>
+        <w:rFonts w:ascii="Courier New" w:hAnsi="Courier New" w:cs="Courier New" w:hint="default"/>
+      </w:rPr>
+    </w:lvl>
+    <w:lvl w:ilvl="8" w:tplc="04090005" w:tentative="1">
+      <w:start w:val="1"/>
+      <w:numFmt w:val="bullet"/>
+      <w:lvlText w:val=""/>
+      <w:lvlJc w:val="left"/>
+      <w:pPr>
+        <w:ind w:left="6120" w:hanging="360"/>
+      </w:pPr>
+      <w:rPr>
+        <w:rFonts w:ascii="Wingdings" w:hAnsi="Wingdings" w:hint="default"/>
+      </w:rPr>
+    </w:lvl>
+  </w:abstractNum>
+  <w:abstractNum w:abstractNumId="1">
     <w:nsid w:val="02407D2D"/>
     <w:multiLevelType w:val="hybridMultilevel"/>
     <w:tmpl w:val="879012A2"/>
@@ -5585,7 +3656,7 @@
       </w:rPr>
     </w:lvl>
   </w:abstractNum>
-  <w:abstractNum w:abstractNumId="1">
+  <w:abstractNum w:abstractNumId="2">
     <w:nsid w:val="02437A25"/>
     <w:multiLevelType w:val="hybridMultilevel"/>
     <w:tmpl w:val="A57C1B06"/>
@@ -5698,7 +3769,7 @@
       </w:rPr>
     </w:lvl>
   </w:abstractNum>
-  <w:abstractNum w:abstractNumId="2">
+  <w:abstractNum w:abstractNumId="3">
     <w:nsid w:val="06F10E35"/>
     <w:multiLevelType w:val="multilevel"/>
     <w:tmpl w:val="696EF720"/>
@@ -5847,7 +3918,7 @@
       </w:rPr>
     </w:lvl>
   </w:abstractNum>
-  <w:abstractNum w:abstractNumId="3">
+  <w:abstractNum w:abstractNumId="4">
     <w:nsid w:val="0E4341D1"/>
     <w:multiLevelType w:val="multilevel"/>
     <w:tmpl w:val="5A4809FA"/>
@@ -5996,7 +4067,7 @@
       </w:rPr>
     </w:lvl>
   </w:abstractNum>
-  <w:abstractNum w:abstractNumId="4">
+  <w:abstractNum w:abstractNumId="5">
     <w:nsid w:val="13AF50B0"/>
     <w:multiLevelType w:val="hybridMultilevel"/>
     <w:tmpl w:val="6A36FF90"/>
@@ -6109,7 +4180,7 @@
       </w:rPr>
     </w:lvl>
   </w:abstractNum>
-  <w:abstractNum w:abstractNumId="5">
+  <w:abstractNum w:abstractNumId="6">
     <w:nsid w:val="14164FE7"/>
     <w:multiLevelType w:val="multilevel"/>
     <w:tmpl w:val="3536DD2C"/>
@@ -6258,7 +4329,121 @@
       </w:rPr>
     </w:lvl>
   </w:abstractNum>
-  <w:abstractNum w:abstractNumId="6">
+  <w:abstractNum w:abstractNumId="7">
+    <w:nsid w:val="14E012B5"/>
+    <w:multiLevelType w:val="hybridMultilevel"/>
+    <w:tmpl w:val="1C78AD00"/>
+    <w:lvl w:ilvl="0" w:tplc="6EAEA980">
+      <w:start w:val="1"/>
+      <w:numFmt w:val="bullet"/>
+      <w:lvlText w:val="-"/>
+      <w:lvlJc w:val="left"/>
+      <w:pPr>
+        <w:ind w:left="360" w:hanging="360"/>
+      </w:pPr>
+      <w:rPr>
+        <w:rFonts w:ascii="Tw Cen MT" w:hAnsi="Tw Cen MT" w:hint="default"/>
+        <w:sz w:val="20"/>
+      </w:rPr>
+    </w:lvl>
+    <w:lvl w:ilvl="1" w:tplc="04090003" w:tentative="1">
+      <w:start w:val="1"/>
+      <w:numFmt w:val="bullet"/>
+      <w:lvlText w:val="o"/>
+      <w:lvlJc w:val="left"/>
+      <w:pPr>
+        <w:ind w:left="1080" w:hanging="360"/>
+      </w:pPr>
+      <w:rPr>
+        <w:rFonts w:ascii="Courier New" w:hAnsi="Courier New" w:cs="Courier New" w:hint="default"/>
+      </w:rPr>
+    </w:lvl>
+    <w:lvl w:ilvl="2" w:tplc="04090005" w:tentative="1">
+      <w:start w:val="1"/>
+      <w:numFmt w:val="bullet"/>
+      <w:lvlText w:val=""/>
+      <w:lvlJc w:val="left"/>
+      <w:pPr>
+        <w:ind w:left="1800" w:hanging="360"/>
+      </w:pPr>
+      <w:rPr>
+        <w:rFonts w:ascii="Wingdings" w:hAnsi="Wingdings" w:hint="default"/>
+      </w:rPr>
+    </w:lvl>
+    <w:lvl w:ilvl="3" w:tplc="04090001" w:tentative="1">
+      <w:start w:val="1"/>
+      <w:numFmt w:val="bullet"/>
+      <w:lvlText w:val=""/>
+      <w:lvlJc w:val="left"/>
+      <w:pPr>
+        <w:ind w:left="2520" w:hanging="360"/>
+      </w:pPr>
+      <w:rPr>
+        <w:rFonts w:ascii="Symbol" w:hAnsi="Symbol" w:hint="default"/>
+      </w:rPr>
+    </w:lvl>
+    <w:lvl w:ilvl="4" w:tplc="04090003" w:tentative="1">
+      <w:start w:val="1"/>
+      <w:numFmt w:val="bullet"/>
+      <w:lvlText w:val="o"/>
+      <w:lvlJc w:val="left"/>
+      <w:pPr>
+        <w:ind w:left="3240" w:hanging="360"/>
+      </w:pPr>
+      <w:rPr>
+        <w:rFonts w:ascii="Courier New" w:hAnsi="Courier New" w:cs="Courier New" w:hint="default"/>
+      </w:rPr>
+    </w:lvl>
+    <w:lvl w:ilvl="5" w:tplc="04090005" w:tentative="1">
+      <w:start w:val="1"/>
+      <w:numFmt w:val="bullet"/>
+      <w:lvlText w:val=""/>
+      <w:lvlJc w:val="left"/>
+      <w:pPr>
+        <w:ind w:left="3960" w:hanging="360"/>
+      </w:pPr>
+      <w:rPr>
+        <w:rFonts w:ascii="Wingdings" w:hAnsi="Wingdings" w:hint="default"/>
+      </w:rPr>
+    </w:lvl>
+    <w:lvl w:ilvl="6" w:tplc="04090001" w:tentative="1">
+      <w:start w:val="1"/>
+      <w:numFmt w:val="bullet"/>
+      <w:lvlText w:val=""/>
+      <w:lvlJc w:val="left"/>
+      <w:pPr>
+        <w:ind w:left="4680" w:hanging="360"/>
+      </w:pPr>
+      <w:rPr>
+        <w:rFonts w:ascii="Symbol" w:hAnsi="Symbol" w:hint="default"/>
+      </w:rPr>
+    </w:lvl>
+    <w:lvl w:ilvl="7" w:tplc="04090003" w:tentative="1">
+      <w:start w:val="1"/>
+      <w:numFmt w:val="bullet"/>
+      <w:lvlText w:val="o"/>
+      <w:lvlJc w:val="left"/>
+      <w:pPr>
+        <w:ind w:left="5400" w:hanging="360"/>
+      </w:pPr>
+      <w:rPr>
+        <w:rFonts w:ascii="Courier New" w:hAnsi="Courier New" w:cs="Courier New" w:hint="default"/>
+      </w:rPr>
+    </w:lvl>
+    <w:lvl w:ilvl="8" w:tplc="04090005" w:tentative="1">
+      <w:start w:val="1"/>
+      <w:numFmt w:val="bullet"/>
+      <w:lvlText w:val=""/>
+      <w:lvlJc w:val="left"/>
+      <w:pPr>
+        <w:ind w:left="6120" w:hanging="360"/>
+      </w:pPr>
+      <w:rPr>
+        <w:rFonts w:ascii="Wingdings" w:hAnsi="Wingdings" w:hint="default"/>
+      </w:rPr>
+    </w:lvl>
+  </w:abstractNum>
+  <w:abstractNum w:abstractNumId="8">
     <w:nsid w:val="14F36FCE"/>
     <w:multiLevelType w:val="multilevel"/>
     <w:tmpl w:val="03481BE6"/>
@@ -6407,7 +4592,7 @@
       </w:rPr>
     </w:lvl>
   </w:abstractNum>
-  <w:abstractNum w:abstractNumId="7">
+  <w:abstractNum w:abstractNumId="9">
     <w:nsid w:val="15980C5C"/>
     <w:multiLevelType w:val="multilevel"/>
     <w:tmpl w:val="BC3CF3F6"/>
@@ -6556,7 +4741,7 @@
       </w:rPr>
     </w:lvl>
   </w:abstractNum>
-  <w:abstractNum w:abstractNumId="8">
+  <w:abstractNum w:abstractNumId="10">
     <w:nsid w:val="17206843"/>
     <w:multiLevelType w:val="hybridMultilevel"/>
     <w:tmpl w:val="2176F660"/>
@@ -6669,7 +4854,7 @@
       </w:rPr>
     </w:lvl>
   </w:abstractNum>
-  <w:abstractNum w:abstractNumId="9">
+  <w:abstractNum w:abstractNumId="11">
     <w:nsid w:val="1B1D51A8"/>
     <w:multiLevelType w:val="multilevel"/>
     <w:tmpl w:val="CDA024C6"/>
@@ -6818,7 +5003,7 @@
       </w:rPr>
     </w:lvl>
   </w:abstractNum>
-  <w:abstractNum w:abstractNumId="10">
+  <w:abstractNum w:abstractNumId="12">
     <w:nsid w:val="1B640FDE"/>
     <w:multiLevelType w:val="multilevel"/>
     <w:tmpl w:val="F32A36FE"/>
@@ -6967,7 +5152,7 @@
       </w:rPr>
     </w:lvl>
   </w:abstractNum>
-  <w:abstractNum w:abstractNumId="11">
+  <w:abstractNum w:abstractNumId="13">
     <w:nsid w:val="2052340A"/>
     <w:multiLevelType w:val="hybridMultilevel"/>
     <w:tmpl w:val="1590A41C"/>
@@ -7080,7 +5265,7 @@
       </w:rPr>
     </w:lvl>
   </w:abstractNum>
-  <w:abstractNum w:abstractNumId="12">
+  <w:abstractNum w:abstractNumId="14">
     <w:nsid w:val="22107652"/>
     <w:multiLevelType w:val="hybridMultilevel"/>
     <w:tmpl w:val="D038B3C2"/>
@@ -7169,7 +5354,121 @@
       </w:pPr>
     </w:lvl>
   </w:abstractNum>
-  <w:abstractNum w:abstractNumId="13">
+  <w:abstractNum w:abstractNumId="15">
+    <w:nsid w:val="263B67D1"/>
+    <w:multiLevelType w:val="hybridMultilevel"/>
+    <w:tmpl w:val="BC42CD70"/>
+    <w:lvl w:ilvl="0" w:tplc="C03A0C12">
+      <w:start w:val="1"/>
+      <w:numFmt w:val="bullet"/>
+      <w:lvlText w:val="-"/>
+      <w:lvlJc w:val="left"/>
+      <w:pPr>
+        <w:ind w:left="360" w:hanging="360"/>
+      </w:pPr>
+      <w:rPr>
+        <w:rFonts w:ascii="Tw Cen MT" w:hAnsi="Tw Cen MT" w:hint="default"/>
+        <w:sz w:val="20"/>
+      </w:rPr>
+    </w:lvl>
+    <w:lvl w:ilvl="1" w:tplc="04090003" w:tentative="1">
+      <w:start w:val="1"/>
+      <w:numFmt w:val="bullet"/>
+      <w:lvlText w:val="o"/>
+      <w:lvlJc w:val="left"/>
+      <w:pPr>
+        <w:ind w:left="1080" w:hanging="360"/>
+      </w:pPr>
+      <w:rPr>
+        <w:rFonts w:ascii="Courier New" w:hAnsi="Courier New" w:cs="Courier New" w:hint="default"/>
+      </w:rPr>
+    </w:lvl>
+    <w:lvl w:ilvl="2" w:tplc="04090005" w:tentative="1">
+      <w:start w:val="1"/>
+      <w:numFmt w:val="bullet"/>
+      <w:lvlText w:val=""/>
+      <w:lvlJc w:val="left"/>
+      <w:pPr>
+        <w:ind w:left="1800" w:hanging="360"/>
+      </w:pPr>
+      <w:rPr>
+        <w:rFonts w:ascii="Wingdings" w:hAnsi="Wingdings" w:hint="default"/>
+      </w:rPr>
+    </w:lvl>
+    <w:lvl w:ilvl="3" w:tplc="04090001" w:tentative="1">
+      <w:start w:val="1"/>
+      <w:numFmt w:val="bullet"/>
+      <w:lvlText w:val=""/>
+      <w:lvlJc w:val="left"/>
+      <w:pPr>
+        <w:ind w:left="2520" w:hanging="360"/>
+      </w:pPr>
+      <w:rPr>
+        <w:rFonts w:ascii="Symbol" w:hAnsi="Symbol" w:hint="default"/>
+      </w:rPr>
+    </w:lvl>
+    <w:lvl w:ilvl="4" w:tplc="04090003" w:tentative="1">
+      <w:start w:val="1"/>
+      <w:numFmt w:val="bullet"/>
+      <w:lvlText w:val="o"/>
+      <w:lvlJc w:val="left"/>
+      <w:pPr>
+        <w:ind w:left="3240" w:hanging="360"/>
+      </w:pPr>
+      <w:rPr>
+        <w:rFonts w:ascii="Courier New" w:hAnsi="Courier New" w:cs="Courier New" w:hint="default"/>
+      </w:rPr>
+    </w:lvl>
+    <w:lvl w:ilvl="5" w:tplc="04090005" w:tentative="1">
+      <w:start w:val="1"/>
+      <w:numFmt w:val="bullet"/>
+      <w:lvlText w:val=""/>
+      <w:lvlJc w:val="left"/>
+      <w:pPr>
+        <w:ind w:left="3960" w:hanging="360"/>
+      </w:pPr>
+      <w:rPr>
+        <w:rFonts w:ascii="Wingdings" w:hAnsi="Wingdings" w:hint="default"/>
+      </w:rPr>
+    </w:lvl>
+    <w:lvl w:ilvl="6" w:tplc="04090001" w:tentative="1">
+      <w:start w:val="1"/>
+      <w:numFmt w:val="bullet"/>
+      <w:lvlText w:val=""/>
+      <w:lvlJc w:val="left"/>
+      <w:pPr>
+        <w:ind w:left="4680" w:hanging="360"/>
+      </w:pPr>
+      <w:rPr>
+        <w:rFonts w:ascii="Symbol" w:hAnsi="Symbol" w:hint="default"/>
+      </w:rPr>
+    </w:lvl>
+    <w:lvl w:ilvl="7" w:tplc="04090003" w:tentative="1">
+      <w:start w:val="1"/>
+      <w:numFmt w:val="bullet"/>
+      <w:lvlText w:val="o"/>
+      <w:lvlJc w:val="left"/>
+      <w:pPr>
+        <w:ind w:left="5400" w:hanging="360"/>
+      </w:pPr>
+      <w:rPr>
+        <w:rFonts w:ascii="Courier New" w:hAnsi="Courier New" w:cs="Courier New" w:hint="default"/>
+      </w:rPr>
+    </w:lvl>
+    <w:lvl w:ilvl="8" w:tplc="04090005" w:tentative="1">
+      <w:start w:val="1"/>
+      <w:numFmt w:val="bullet"/>
+      <w:lvlText w:val=""/>
+      <w:lvlJc w:val="left"/>
+      <w:pPr>
+        <w:ind w:left="6120" w:hanging="360"/>
+      </w:pPr>
+      <w:rPr>
+        <w:rFonts w:ascii="Wingdings" w:hAnsi="Wingdings" w:hint="default"/>
+      </w:rPr>
+    </w:lvl>
+  </w:abstractNum>
+  <w:abstractNum w:abstractNumId="16">
     <w:nsid w:val="2A9130BD"/>
     <w:multiLevelType w:val="hybridMultilevel"/>
     <w:tmpl w:val="E0D62C08"/>
@@ -7282,7 +5581,7 @@
       </w:rPr>
     </w:lvl>
   </w:abstractNum>
-  <w:abstractNum w:abstractNumId="14">
+  <w:abstractNum w:abstractNumId="17">
     <w:nsid w:val="2A9A0572"/>
     <w:multiLevelType w:val="hybridMultilevel"/>
     <w:tmpl w:val="1D8281A0"/>
@@ -7395,7 +5694,7 @@
       </w:rPr>
     </w:lvl>
   </w:abstractNum>
-  <w:abstractNum w:abstractNumId="15">
+  <w:abstractNum w:abstractNumId="18">
     <w:nsid w:val="334777AF"/>
     <w:multiLevelType w:val="hybridMultilevel"/>
     <w:tmpl w:val="A17CC1A6"/>
@@ -7508,7 +5807,7 @@
       </w:rPr>
     </w:lvl>
   </w:abstractNum>
-  <w:abstractNum w:abstractNumId="16">
+  <w:abstractNum w:abstractNumId="19">
     <w:nsid w:val="37921EE2"/>
     <w:multiLevelType w:val="hybridMultilevel"/>
     <w:tmpl w:val="BF7A2574"/>
@@ -7621,7 +5920,121 @@
       </w:rPr>
     </w:lvl>
   </w:abstractNum>
-  <w:abstractNum w:abstractNumId="17">
+  <w:abstractNum w:abstractNumId="20">
+    <w:nsid w:val="3EAE4734"/>
+    <w:multiLevelType w:val="hybridMultilevel"/>
+    <w:tmpl w:val="9482AEAE"/>
+    <w:lvl w:ilvl="0" w:tplc="7054EACA">
+      <w:start w:val="1"/>
+      <w:numFmt w:val="bullet"/>
+      <w:lvlText w:val="-"/>
+      <w:lvlJc w:val="left"/>
+      <w:pPr>
+        <w:ind w:left="360" w:hanging="360"/>
+      </w:pPr>
+      <w:rPr>
+        <w:rFonts w:ascii="Tw Cen MT" w:hAnsi="Tw Cen MT" w:hint="default"/>
+        <w:sz w:val="20"/>
+      </w:rPr>
+    </w:lvl>
+    <w:lvl w:ilvl="1" w:tplc="04090003" w:tentative="1">
+      <w:start w:val="1"/>
+      <w:numFmt w:val="bullet"/>
+      <w:lvlText w:val="o"/>
+      <w:lvlJc w:val="left"/>
+      <w:pPr>
+        <w:ind w:left="1080" w:hanging="360"/>
+      </w:pPr>
+      <w:rPr>
+        <w:rFonts w:ascii="Courier New" w:hAnsi="Courier New" w:cs="Courier New" w:hint="default"/>
+      </w:rPr>
+    </w:lvl>
+    <w:lvl w:ilvl="2" w:tplc="04090005" w:tentative="1">
+      <w:start w:val="1"/>
+      <w:numFmt w:val="bullet"/>
+      <w:lvlText w:val=""/>
+      <w:lvlJc w:val="left"/>
+      <w:pPr>
+        <w:ind w:left="1800" w:hanging="360"/>
+      </w:pPr>
+      <w:rPr>
+        <w:rFonts w:ascii="Wingdings" w:hAnsi="Wingdings" w:hint="default"/>
+      </w:rPr>
+    </w:lvl>
+    <w:lvl w:ilvl="3" w:tplc="04090001" w:tentative="1">
+      <w:start w:val="1"/>
+      <w:numFmt w:val="bullet"/>
+      <w:lvlText w:val=""/>
+      <w:lvlJc w:val="left"/>
+      <w:pPr>
+        <w:ind w:left="2520" w:hanging="360"/>
+      </w:pPr>
+      <w:rPr>
+        <w:rFonts w:ascii="Symbol" w:hAnsi="Symbol" w:hint="default"/>
+      </w:rPr>
+    </w:lvl>
+    <w:lvl w:ilvl="4" w:tplc="04090003" w:tentative="1">
+      <w:start w:val="1"/>
+      <w:numFmt w:val="bullet"/>
+      <w:lvlText w:val="o"/>
+      <w:lvlJc w:val="left"/>
+      <w:pPr>
+        <w:ind w:left="3240" w:hanging="360"/>
+      </w:pPr>
+      <w:rPr>
+        <w:rFonts w:ascii="Courier New" w:hAnsi="Courier New" w:cs="Courier New" w:hint="default"/>
+      </w:rPr>
+    </w:lvl>
+    <w:lvl w:ilvl="5" w:tplc="04090005" w:tentative="1">
+      <w:start w:val="1"/>
+      <w:numFmt w:val="bullet"/>
+      <w:lvlText w:val=""/>
+      <w:lvlJc w:val="left"/>
+      <w:pPr>
+        <w:ind w:left="3960" w:hanging="360"/>
+      </w:pPr>
+      <w:rPr>
+        <w:rFonts w:ascii="Wingdings" w:hAnsi="Wingdings" w:hint="default"/>
+      </w:rPr>
+    </w:lvl>
+    <w:lvl w:ilvl="6" w:tplc="04090001" w:tentative="1">
+      <w:start w:val="1"/>
+      <w:numFmt w:val="bullet"/>
+      <w:lvlText w:val=""/>
+      <w:lvlJc w:val="left"/>
+      <w:pPr>
+        <w:ind w:left="4680" w:hanging="360"/>
+      </w:pPr>
+      <w:rPr>
+        <w:rFonts w:ascii="Symbol" w:hAnsi="Symbol" w:hint="default"/>
+      </w:rPr>
+    </w:lvl>
+    <w:lvl w:ilvl="7" w:tplc="04090003" w:tentative="1">
+      <w:start w:val="1"/>
+      <w:numFmt w:val="bullet"/>
+      <w:lvlText w:val="o"/>
+      <w:lvlJc w:val="left"/>
+      <w:pPr>
+        <w:ind w:left="5400" w:hanging="360"/>
+      </w:pPr>
+      <w:rPr>
+        <w:rFonts w:ascii="Courier New" w:hAnsi="Courier New" w:cs="Courier New" w:hint="default"/>
+      </w:rPr>
+    </w:lvl>
+    <w:lvl w:ilvl="8" w:tplc="04090005" w:tentative="1">
+      <w:start w:val="1"/>
+      <w:numFmt w:val="bullet"/>
+      <w:lvlText w:val=""/>
+      <w:lvlJc w:val="left"/>
+      <w:pPr>
+        <w:ind w:left="6120" w:hanging="360"/>
+      </w:pPr>
+      <w:rPr>
+        <w:rFonts w:ascii="Wingdings" w:hAnsi="Wingdings" w:hint="default"/>
+      </w:rPr>
+    </w:lvl>
+  </w:abstractNum>
+  <w:abstractNum w:abstractNumId="21">
     <w:nsid w:val="40745A8C"/>
     <w:multiLevelType w:val="multilevel"/>
     <w:tmpl w:val="EB3CEF12"/>
@@ -7770,7 +6183,7 @@
       </w:rPr>
     </w:lvl>
   </w:abstractNum>
-  <w:abstractNum w:abstractNumId="18">
+  <w:abstractNum w:abstractNumId="22">
     <w:nsid w:val="4154681F"/>
     <w:multiLevelType w:val="hybridMultilevel"/>
     <w:tmpl w:val="61F0BC8C"/>
@@ -7883,7 +6296,121 @@
       </w:rPr>
     </w:lvl>
   </w:abstractNum>
-  <w:abstractNum w:abstractNumId="19">
+  <w:abstractNum w:abstractNumId="23">
+    <w:nsid w:val="46AB4BE6"/>
+    <w:multiLevelType w:val="hybridMultilevel"/>
+    <w:tmpl w:val="D6AC3FEC"/>
+    <w:lvl w:ilvl="0" w:tplc="D124CCC8">
+      <w:start w:val="1"/>
+      <w:numFmt w:val="bullet"/>
+      <w:lvlText w:val="-"/>
+      <w:lvlJc w:val="left"/>
+      <w:pPr>
+        <w:ind w:left="360" w:hanging="360"/>
+      </w:pPr>
+      <w:rPr>
+        <w:rFonts w:ascii="Tw Cen MT" w:hAnsi="Tw Cen MT" w:hint="default"/>
+        <w:sz w:val="20"/>
+      </w:rPr>
+    </w:lvl>
+    <w:lvl w:ilvl="1" w:tplc="04090003" w:tentative="1">
+      <w:start w:val="1"/>
+      <w:numFmt w:val="bullet"/>
+      <w:lvlText w:val="o"/>
+      <w:lvlJc w:val="left"/>
+      <w:pPr>
+        <w:ind w:left="1080" w:hanging="360"/>
+      </w:pPr>
+      <w:rPr>
+        <w:rFonts w:ascii="Courier New" w:hAnsi="Courier New" w:cs="Courier New" w:hint="default"/>
+      </w:rPr>
+    </w:lvl>
+    <w:lvl w:ilvl="2" w:tplc="04090005" w:tentative="1">
+      <w:start w:val="1"/>
+      <w:numFmt w:val="bullet"/>
+      <w:lvlText w:val=""/>
+      <w:lvlJc w:val="left"/>
+      <w:pPr>
+        <w:ind w:left="1800" w:hanging="360"/>
+      </w:pPr>
+      <w:rPr>
+        <w:rFonts w:ascii="Wingdings" w:hAnsi="Wingdings" w:hint="default"/>
+      </w:rPr>
+    </w:lvl>
+    <w:lvl w:ilvl="3" w:tplc="04090001" w:tentative="1">
+      <w:start w:val="1"/>
+      <w:numFmt w:val="bullet"/>
+      <w:lvlText w:val=""/>
+      <w:lvlJc w:val="left"/>
+      <w:pPr>
+        <w:ind w:left="2520" w:hanging="360"/>
+      </w:pPr>
+      <w:rPr>
+        <w:rFonts w:ascii="Symbol" w:hAnsi="Symbol" w:hint="default"/>
+      </w:rPr>
+    </w:lvl>
+    <w:lvl w:ilvl="4" w:tplc="04090003" w:tentative="1">
+      <w:start w:val="1"/>
+      <w:numFmt w:val="bullet"/>
+      <w:lvlText w:val="o"/>
+      <w:lvlJc w:val="left"/>
+      <w:pPr>
+        <w:ind w:left="3240" w:hanging="360"/>
+      </w:pPr>
+      <w:rPr>
+        <w:rFonts w:ascii="Courier New" w:hAnsi="Courier New" w:cs="Courier New" w:hint="default"/>
+      </w:rPr>
+    </w:lvl>
+    <w:lvl w:ilvl="5" w:tplc="04090005" w:tentative="1">
+      <w:start w:val="1"/>
+      <w:numFmt w:val="bullet"/>
+      <w:lvlText w:val=""/>
+      <w:lvlJc w:val="left"/>
+      <w:pPr>
+        <w:ind w:left="3960" w:hanging="360"/>
+      </w:pPr>
+      <w:rPr>
+        <w:rFonts w:ascii="Wingdings" w:hAnsi="Wingdings" w:hint="default"/>
+      </w:rPr>
+    </w:lvl>
+    <w:lvl w:ilvl="6" w:tplc="04090001" w:tentative="1">
+      <w:start w:val="1"/>
+      <w:numFmt w:val="bullet"/>
+      <w:lvlText w:val=""/>
+      <w:lvlJc w:val="left"/>
+      <w:pPr>
+        <w:ind w:left="4680" w:hanging="360"/>
+      </w:pPr>
+      <w:rPr>
+        <w:rFonts w:ascii="Symbol" w:hAnsi="Symbol" w:hint="default"/>
+      </w:rPr>
+    </w:lvl>
+    <w:lvl w:ilvl="7" w:tplc="04090003" w:tentative="1">
+      <w:start w:val="1"/>
+      <w:numFmt w:val="bullet"/>
+      <w:lvlText w:val="o"/>
+      <w:lvlJc w:val="left"/>
+      <w:pPr>
+        <w:ind w:left="5400" w:hanging="360"/>
+      </w:pPr>
+      <w:rPr>
+        <w:rFonts w:ascii="Courier New" w:hAnsi="Courier New" w:cs="Courier New" w:hint="default"/>
+      </w:rPr>
+    </w:lvl>
+    <w:lvl w:ilvl="8" w:tplc="04090005" w:tentative="1">
+      <w:start w:val="1"/>
+      <w:numFmt w:val="bullet"/>
+      <w:lvlText w:val=""/>
+      <w:lvlJc w:val="left"/>
+      <w:pPr>
+        <w:ind w:left="6120" w:hanging="360"/>
+      </w:pPr>
+      <w:rPr>
+        <w:rFonts w:ascii="Wingdings" w:hAnsi="Wingdings" w:hint="default"/>
+      </w:rPr>
+    </w:lvl>
+  </w:abstractNum>
+  <w:abstractNum w:abstractNumId="24">
     <w:nsid w:val="4FE25629"/>
     <w:multiLevelType w:val="hybridMultilevel"/>
     <w:tmpl w:val="41C23716"/>
@@ -7996,7 +6523,121 @@
       </w:rPr>
     </w:lvl>
   </w:abstractNum>
-  <w:abstractNum w:abstractNumId="20">
+  <w:abstractNum w:abstractNumId="25">
+    <w:nsid w:val="540E735B"/>
+    <w:multiLevelType w:val="hybridMultilevel"/>
+    <w:tmpl w:val="4E28E914"/>
+    <w:lvl w:ilvl="0" w:tplc="3D266402">
+      <w:start w:val="1"/>
+      <w:numFmt w:val="bullet"/>
+      <w:lvlText w:val="-"/>
+      <w:lvlJc w:val="left"/>
+      <w:pPr>
+        <w:ind w:left="360" w:hanging="360"/>
+      </w:pPr>
+      <w:rPr>
+        <w:rFonts w:ascii="Tw Cen MT" w:hAnsi="Tw Cen MT" w:hint="default"/>
+        <w:sz w:val="20"/>
+      </w:rPr>
+    </w:lvl>
+    <w:lvl w:ilvl="1" w:tplc="04090003" w:tentative="1">
+      <w:start w:val="1"/>
+      <w:numFmt w:val="bullet"/>
+      <w:lvlText w:val="o"/>
+      <w:lvlJc w:val="left"/>
+      <w:pPr>
+        <w:ind w:left="1080" w:hanging="360"/>
+      </w:pPr>
+      <w:rPr>
+        <w:rFonts w:ascii="Courier New" w:hAnsi="Courier New" w:cs="Courier New" w:hint="default"/>
+      </w:rPr>
+    </w:lvl>
+    <w:lvl w:ilvl="2" w:tplc="04090005" w:tentative="1">
+      <w:start w:val="1"/>
+      <w:numFmt w:val="bullet"/>
+      <w:lvlText w:val=""/>
+      <w:lvlJc w:val="left"/>
+      <w:pPr>
+        <w:ind w:left="1800" w:hanging="360"/>
+      </w:pPr>
+      <w:rPr>
+        <w:rFonts w:ascii="Wingdings" w:hAnsi="Wingdings" w:hint="default"/>
+      </w:rPr>
+    </w:lvl>
+    <w:lvl w:ilvl="3" w:tplc="04090001" w:tentative="1">
+      <w:start w:val="1"/>
+      <w:numFmt w:val="bullet"/>
+      <w:lvlText w:val=""/>
+      <w:lvlJc w:val="left"/>
+      <w:pPr>
+        <w:ind w:left="2520" w:hanging="360"/>
+      </w:pPr>
+      <w:rPr>
+        <w:rFonts w:ascii="Symbol" w:hAnsi="Symbol" w:hint="default"/>
+      </w:rPr>
+    </w:lvl>
+    <w:lvl w:ilvl="4" w:tplc="04090003" w:tentative="1">
+      <w:start w:val="1"/>
+      <w:numFmt w:val="bullet"/>
+      <w:lvlText w:val="o"/>
+      <w:lvlJc w:val="left"/>
+      <w:pPr>
+        <w:ind w:left="3240" w:hanging="360"/>
+      </w:pPr>
+      <w:rPr>
+        <w:rFonts w:ascii="Courier New" w:hAnsi="Courier New" w:cs="Courier New" w:hint="default"/>
+      </w:rPr>
+    </w:lvl>
+    <w:lvl w:ilvl="5" w:tplc="04090005" w:tentative="1">
+      <w:start w:val="1"/>
+      <w:numFmt w:val="bullet"/>
+      <w:lvlText w:val=""/>
+      <w:lvlJc w:val="left"/>
+      <w:pPr>
+        <w:ind w:left="3960" w:hanging="360"/>
+      </w:pPr>
+      <w:rPr>
+        <w:rFonts w:ascii="Wingdings" w:hAnsi="Wingdings" w:hint="default"/>
+      </w:rPr>
+    </w:lvl>
+    <w:lvl w:ilvl="6" w:tplc="04090001" w:tentative="1">
+      <w:start w:val="1"/>
+      <w:numFmt w:val="bullet"/>
+      <w:lvlText w:val=""/>
+      <w:lvlJc w:val="left"/>
+      <w:pPr>
+        <w:ind w:left="4680" w:hanging="360"/>
+      </w:pPr>
+      <w:rPr>
+        <w:rFonts w:ascii="Symbol" w:hAnsi="Symbol" w:hint="default"/>
+      </w:rPr>
+    </w:lvl>
+    <w:lvl w:ilvl="7" w:tplc="04090003" w:tentative="1">
+      <w:start w:val="1"/>
+      <w:numFmt w:val="bullet"/>
+      <w:lvlText w:val="o"/>
+      <w:lvlJc w:val="left"/>
+      <w:pPr>
+        <w:ind w:left="5400" w:hanging="360"/>
+      </w:pPr>
+      <w:rPr>
+        <w:rFonts w:ascii="Courier New" w:hAnsi="Courier New" w:cs="Courier New" w:hint="default"/>
+      </w:rPr>
+    </w:lvl>
+    <w:lvl w:ilvl="8" w:tplc="04090005" w:tentative="1">
+      <w:start w:val="1"/>
+      <w:numFmt w:val="bullet"/>
+      <w:lvlText w:val=""/>
+      <w:lvlJc w:val="left"/>
+      <w:pPr>
+        <w:ind w:left="6120" w:hanging="360"/>
+      </w:pPr>
+      <w:rPr>
+        <w:rFonts w:ascii="Wingdings" w:hAnsi="Wingdings" w:hint="default"/>
+      </w:rPr>
+    </w:lvl>
+  </w:abstractNum>
+  <w:abstractNum w:abstractNumId="26">
     <w:nsid w:val="541F7259"/>
     <w:multiLevelType w:val="hybridMultilevel"/>
     <w:tmpl w:val="21DAEF7C"/>
@@ -8082,7 +6723,7 @@
       </w:pPr>
     </w:lvl>
   </w:abstractNum>
-  <w:abstractNum w:abstractNumId="21">
+  <w:abstractNum w:abstractNumId="27">
     <w:nsid w:val="550A31FD"/>
     <w:multiLevelType w:val="multilevel"/>
     <w:tmpl w:val="CF1053AA"/>
@@ -8231,7 +6872,7 @@
       </w:rPr>
     </w:lvl>
   </w:abstractNum>
-  <w:abstractNum w:abstractNumId="22">
+  <w:abstractNum w:abstractNumId="28">
     <w:nsid w:val="554202A2"/>
     <w:multiLevelType w:val="hybridMultilevel"/>
     <w:tmpl w:val="5F603924"/>
@@ -8344,7 +6985,7 @@
       </w:rPr>
     </w:lvl>
   </w:abstractNum>
-  <w:abstractNum w:abstractNumId="23">
+  <w:abstractNum w:abstractNumId="29">
     <w:nsid w:val="55457F57"/>
     <w:multiLevelType w:val="hybridMultilevel"/>
     <w:tmpl w:val="F85EF60A"/>
@@ -8457,7 +7098,7 @@
       </w:rPr>
     </w:lvl>
   </w:abstractNum>
-  <w:abstractNum w:abstractNumId="24">
+  <w:abstractNum w:abstractNumId="30">
     <w:nsid w:val="5580592F"/>
     <w:multiLevelType w:val="hybridMultilevel"/>
     <w:tmpl w:val="3F3AE058"/>
@@ -8570,7 +7211,7 @@
       </w:rPr>
     </w:lvl>
   </w:abstractNum>
-  <w:abstractNum w:abstractNumId="25">
+  <w:abstractNum w:abstractNumId="31">
     <w:nsid w:val="57B336E3"/>
     <w:multiLevelType w:val="hybridMultilevel"/>
     <w:tmpl w:val="DA84A0A6"/>
@@ -8683,7 +7324,7 @@
       </w:rPr>
     </w:lvl>
   </w:abstractNum>
-  <w:abstractNum w:abstractNumId="26">
+  <w:abstractNum w:abstractNumId="32">
     <w:nsid w:val="5DBE1C04"/>
     <w:multiLevelType w:val="multilevel"/>
     <w:tmpl w:val="E368B610"/>
@@ -8832,7 +7473,7 @@
       </w:rPr>
     </w:lvl>
   </w:abstractNum>
-  <w:abstractNum w:abstractNumId="27">
+  <w:abstractNum w:abstractNumId="33">
     <w:nsid w:val="658439D6"/>
     <w:multiLevelType w:val="hybridMultilevel"/>
     <w:tmpl w:val="1E0623F0"/>
@@ -8945,7 +7586,7 @@
       </w:rPr>
     </w:lvl>
   </w:abstractNum>
-  <w:abstractNum w:abstractNumId="28">
+  <w:abstractNum w:abstractNumId="34">
     <w:nsid w:val="669E0FC1"/>
     <w:multiLevelType w:val="hybridMultilevel"/>
     <w:tmpl w:val="8DE03E34"/>
@@ -9058,7 +7699,7 @@
       </w:rPr>
     </w:lvl>
   </w:abstractNum>
-  <w:abstractNum w:abstractNumId="29">
+  <w:abstractNum w:abstractNumId="35">
     <w:nsid w:val="6D5070CE"/>
     <w:multiLevelType w:val="hybridMultilevel"/>
     <w:tmpl w:val="CD0267C2"/>
@@ -9171,7 +7812,7 @@
       </w:rPr>
     </w:lvl>
   </w:abstractNum>
-  <w:abstractNum w:abstractNumId="30">
+  <w:abstractNum w:abstractNumId="36">
     <w:nsid w:val="6F3B6F99"/>
     <w:multiLevelType w:val="hybridMultilevel"/>
     <w:tmpl w:val="A1FE15DA"/>
@@ -9285,7 +7926,121 @@
       </w:rPr>
     </w:lvl>
   </w:abstractNum>
-  <w:abstractNum w:abstractNumId="31">
+  <w:abstractNum w:abstractNumId="37">
+    <w:nsid w:val="704007D5"/>
+    <w:multiLevelType w:val="hybridMultilevel"/>
+    <w:tmpl w:val="3B56E696"/>
+    <w:lvl w:ilvl="0" w:tplc="97EA5F40">
+      <w:start w:val="1"/>
+      <w:numFmt w:val="bullet"/>
+      <w:lvlText w:val="-"/>
+      <w:lvlJc w:val="left"/>
+      <w:pPr>
+        <w:ind w:left="360" w:hanging="360"/>
+      </w:pPr>
+      <w:rPr>
+        <w:rFonts w:ascii="Tw Cen MT" w:hAnsi="Tw Cen MT" w:hint="default"/>
+        <w:sz w:val="20"/>
+      </w:rPr>
+    </w:lvl>
+    <w:lvl w:ilvl="1" w:tplc="04090003" w:tentative="1">
+      <w:start w:val="1"/>
+      <w:numFmt w:val="bullet"/>
+      <w:lvlText w:val="o"/>
+      <w:lvlJc w:val="left"/>
+      <w:pPr>
+        <w:ind w:left="1080" w:hanging="360"/>
+      </w:pPr>
+      <w:rPr>
+        <w:rFonts w:ascii="Courier New" w:hAnsi="Courier New" w:cs="Courier New" w:hint="default"/>
+      </w:rPr>
+    </w:lvl>
+    <w:lvl w:ilvl="2" w:tplc="04090005" w:tentative="1">
+      <w:start w:val="1"/>
+      <w:numFmt w:val="bullet"/>
+      <w:lvlText w:val=""/>
+      <w:lvlJc w:val="left"/>
+      <w:pPr>
+        <w:ind w:left="1800" w:hanging="360"/>
+      </w:pPr>
+      <w:rPr>
+        <w:rFonts w:ascii="Wingdings" w:hAnsi="Wingdings" w:hint="default"/>
+      </w:rPr>
+    </w:lvl>
+    <w:lvl w:ilvl="3" w:tplc="04090001" w:tentative="1">
+      <w:start w:val="1"/>
+      <w:numFmt w:val="bullet"/>
+      <w:lvlText w:val=""/>
+      <w:lvlJc w:val="left"/>
+      <w:pPr>
+        <w:ind w:left="2520" w:hanging="360"/>
+      </w:pPr>
+      <w:rPr>
+        <w:rFonts w:ascii="Symbol" w:hAnsi="Symbol" w:hint="default"/>
+      </w:rPr>
+    </w:lvl>
+    <w:lvl w:ilvl="4" w:tplc="04090003" w:tentative="1">
+      <w:start w:val="1"/>
+      <w:numFmt w:val="bullet"/>
+      <w:lvlText w:val="o"/>
+      <w:lvlJc w:val="left"/>
+      <w:pPr>
+        <w:ind w:left="3240" w:hanging="360"/>
+      </w:pPr>
+      <w:rPr>
+        <w:rFonts w:ascii="Courier New" w:hAnsi="Courier New" w:cs="Courier New" w:hint="default"/>
+      </w:rPr>
+    </w:lvl>
+    <w:lvl w:ilvl="5" w:tplc="04090005" w:tentative="1">
+      <w:start w:val="1"/>
+      <w:numFmt w:val="bullet"/>
+      <w:lvlText w:val=""/>
+      <w:lvlJc w:val="left"/>
+      <w:pPr>
+        <w:ind w:left="3960" w:hanging="360"/>
+      </w:pPr>
+      <w:rPr>
+        <w:rFonts w:ascii="Wingdings" w:hAnsi="Wingdings" w:hint="default"/>
+      </w:rPr>
+    </w:lvl>
+    <w:lvl w:ilvl="6" w:tplc="04090001" w:tentative="1">
+      <w:start w:val="1"/>
+      <w:numFmt w:val="bullet"/>
+      <w:lvlText w:val=""/>
+      <w:lvlJc w:val="left"/>
+      <w:pPr>
+        <w:ind w:left="4680" w:hanging="360"/>
+      </w:pPr>
+      <w:rPr>
+        <w:rFonts w:ascii="Symbol" w:hAnsi="Symbol" w:hint="default"/>
+      </w:rPr>
+    </w:lvl>
+    <w:lvl w:ilvl="7" w:tplc="04090003" w:tentative="1">
+      <w:start w:val="1"/>
+      <w:numFmt w:val="bullet"/>
+      <w:lvlText w:val="o"/>
+      <w:lvlJc w:val="left"/>
+      <w:pPr>
+        <w:ind w:left="5400" w:hanging="360"/>
+      </w:pPr>
+      <w:rPr>
+        <w:rFonts w:ascii="Courier New" w:hAnsi="Courier New" w:cs="Courier New" w:hint="default"/>
+      </w:rPr>
+    </w:lvl>
+    <w:lvl w:ilvl="8" w:tplc="04090005" w:tentative="1">
+      <w:start w:val="1"/>
+      <w:numFmt w:val="bullet"/>
+      <w:lvlText w:val=""/>
+      <w:lvlJc w:val="left"/>
+      <w:pPr>
+        <w:ind w:left="6120" w:hanging="360"/>
+      </w:pPr>
+      <w:rPr>
+        <w:rFonts w:ascii="Wingdings" w:hAnsi="Wingdings" w:hint="default"/>
+      </w:rPr>
+    </w:lvl>
+  </w:abstractNum>
+  <w:abstractNum w:abstractNumId="38">
     <w:nsid w:val="74FA6D96"/>
     <w:multiLevelType w:val="hybridMultilevel"/>
     <w:tmpl w:val="A308DCE6"/>
@@ -9374,7 +8129,7 @@
       </w:pPr>
     </w:lvl>
   </w:abstractNum>
-  <w:abstractNum w:abstractNumId="32">
+  <w:abstractNum w:abstractNumId="39">
     <w:nsid w:val="75505CFE"/>
     <w:multiLevelType w:val="hybridMultilevel"/>
     <w:tmpl w:val="5C34B092"/>
@@ -9487,7 +8242,7 @@
       </w:rPr>
     </w:lvl>
   </w:abstractNum>
-  <w:abstractNum w:abstractNumId="33">
+  <w:abstractNum w:abstractNumId="40">
     <w:nsid w:val="78732326"/>
     <w:multiLevelType w:val="hybridMultilevel"/>
     <w:tmpl w:val="2D9AF204"/>
@@ -9600,7 +8355,121 @@
       </w:rPr>
     </w:lvl>
   </w:abstractNum>
-  <w:abstractNum w:abstractNumId="34">
+  <w:abstractNum w:abstractNumId="41">
+    <w:nsid w:val="798400AE"/>
+    <w:multiLevelType w:val="hybridMultilevel"/>
+    <w:tmpl w:val="8F2AA3BC"/>
+    <w:lvl w:ilvl="0" w:tplc="0F86D27C">
+      <w:start w:val="1"/>
+      <w:numFmt w:val="bullet"/>
+      <w:lvlText w:val="-"/>
+      <w:lvlJc w:val="left"/>
+      <w:pPr>
+        <w:ind w:left="360" w:hanging="360"/>
+      </w:pPr>
+      <w:rPr>
+        <w:rFonts w:ascii="Tw Cen MT" w:hAnsi="Tw Cen MT" w:hint="default"/>
+        <w:sz w:val="20"/>
+      </w:rPr>
+    </w:lvl>
+    <w:lvl w:ilvl="1" w:tplc="04090003" w:tentative="1">
+      <w:start w:val="1"/>
+      <w:numFmt w:val="bullet"/>
+      <w:lvlText w:val="o"/>
+      <w:lvlJc w:val="left"/>
+      <w:pPr>
+        <w:ind w:left="1080" w:hanging="360"/>
+      </w:pPr>
+      <w:rPr>
+        <w:rFonts w:ascii="Courier New" w:hAnsi="Courier New" w:cs="Courier New" w:hint="default"/>
+      </w:rPr>
+    </w:lvl>
+    <w:lvl w:ilvl="2" w:tplc="04090005" w:tentative="1">
+      <w:start w:val="1"/>
+      <w:numFmt w:val="bullet"/>
+      <w:lvlText w:val=""/>
+      <w:lvlJc w:val="left"/>
+      <w:pPr>
+        <w:ind w:left="1800" w:hanging="360"/>
+      </w:pPr>
+      <w:rPr>
+        <w:rFonts w:ascii="Wingdings" w:hAnsi="Wingdings" w:hint="default"/>
+      </w:rPr>
+    </w:lvl>
+    <w:lvl w:ilvl="3" w:tplc="04090001" w:tentative="1">
+      <w:start w:val="1"/>
+      <w:numFmt w:val="bullet"/>
+      <w:lvlText w:val=""/>
+      <w:lvlJc w:val="left"/>
+      <w:pPr>
+        <w:ind w:left="2520" w:hanging="360"/>
+      </w:pPr>
+      <w:rPr>
+        <w:rFonts w:ascii="Symbol" w:hAnsi="Symbol" w:hint="default"/>
+      </w:rPr>
+    </w:lvl>
+    <w:lvl w:ilvl="4" w:tplc="04090003" w:tentative="1">
+      <w:start w:val="1"/>
+      <w:numFmt w:val="bullet"/>
+      <w:lvlText w:val="o"/>
+      <w:lvlJc w:val="left"/>
+      <w:pPr>
+        <w:ind w:left="3240" w:hanging="360"/>
+      </w:pPr>
+      <w:rPr>
+        <w:rFonts w:ascii="Courier New" w:hAnsi="Courier New" w:cs="Courier New" w:hint="default"/>
+      </w:rPr>
+    </w:lvl>
+    <w:lvl w:ilvl="5" w:tplc="04090005" w:tentative="1">
+      <w:start w:val="1"/>
+      <w:numFmt w:val="bullet"/>
+      <w:lvlText w:val=""/>
+      <w:lvlJc w:val="left"/>
+      <w:pPr>
+        <w:ind w:left="3960" w:hanging="360"/>
+      </w:pPr>
+      <w:rPr>
+        <w:rFonts w:ascii="Wingdings" w:hAnsi="Wingdings" w:hint="default"/>
+      </w:rPr>
+    </w:lvl>
+    <w:lvl w:ilvl="6" w:tplc="04090001" w:tentative="1">
+      <w:start w:val="1"/>
+      <w:numFmt w:val="bullet"/>
+      <w:lvlText w:val=""/>
+      <w:lvlJc w:val="left"/>
+      <w:pPr>
+        <w:ind w:left="4680" w:hanging="360"/>
+      </w:pPr>
+      <w:rPr>
+        <w:rFonts w:ascii="Symbol" w:hAnsi="Symbol" w:hint="default"/>
+      </w:rPr>
+    </w:lvl>
+    <w:lvl w:ilvl="7" w:tplc="04090003" w:tentative="1">
+      <w:start w:val="1"/>
+      <w:numFmt w:val="bullet"/>
+      <w:lvlText w:val="o"/>
+      <w:lvlJc w:val="left"/>
+      <w:pPr>
+        <w:ind w:left="5400" w:hanging="360"/>
+      </w:pPr>
+      <w:rPr>
+        <w:rFonts w:ascii="Courier New" w:hAnsi="Courier New" w:cs="Courier New" w:hint="default"/>
+      </w:rPr>
+    </w:lvl>
+    <w:lvl w:ilvl="8" w:tplc="04090005" w:tentative="1">
+      <w:start w:val="1"/>
+      <w:numFmt w:val="bullet"/>
+      <w:lvlText w:val=""/>
+      <w:lvlJc w:val="left"/>
+      <w:pPr>
+        <w:ind w:left="6120" w:hanging="360"/>
+      </w:pPr>
+      <w:rPr>
+        <w:rFonts w:ascii="Wingdings" w:hAnsi="Wingdings" w:hint="default"/>
+      </w:rPr>
+    </w:lvl>
+  </w:abstractNum>
+  <w:abstractNum w:abstractNumId="42">
     <w:nsid w:val="7B3F7699"/>
     <w:multiLevelType w:val="hybridMultilevel"/>
     <w:tmpl w:val="34DE97F4"/>
@@ -9713,7 +8582,7 @@
       </w:rPr>
     </w:lvl>
   </w:abstractNum>
-  <w:abstractNum w:abstractNumId="35">
+  <w:abstractNum w:abstractNumId="43">
     <w:nsid w:val="7BD571E8"/>
     <w:multiLevelType w:val="hybridMultilevel"/>
     <w:tmpl w:val="65B099FC"/>
@@ -9826,7 +8695,7 @@
       </w:rPr>
     </w:lvl>
   </w:abstractNum>
-  <w:abstractNum w:abstractNumId="36">
+  <w:abstractNum w:abstractNumId="44">
     <w:nsid w:val="7F292910"/>
     <w:multiLevelType w:val="hybridMultilevel"/>
     <w:tmpl w:val="0F22ED9A"/>
@@ -9940,115 +8809,139 @@
     </w:lvl>
   </w:abstractNum>
   <w:num w:numId="1">
+    <w:abstractNumId w:val="16"/>
+  </w:num>
+  <w:num w:numId="2">
+    <w:abstractNumId w:val="17"/>
+  </w:num>
+  <w:num w:numId="3">
+    <w:abstractNumId w:val="12"/>
+  </w:num>
+  <w:num w:numId="4">
+    <w:abstractNumId w:val="27"/>
+  </w:num>
+  <w:num w:numId="5">
+    <w:abstractNumId w:val="35"/>
+  </w:num>
+  <w:num w:numId="6">
+    <w:abstractNumId w:val="18"/>
+  </w:num>
+  <w:num w:numId="7">
+    <w:abstractNumId w:val="30"/>
+  </w:num>
+  <w:num w:numId="8">
+    <w:abstractNumId w:val="31"/>
+  </w:num>
+  <w:num w:numId="9">
+    <w:abstractNumId w:val="36"/>
+  </w:num>
+  <w:num w:numId="10">
+    <w:abstractNumId w:val="22"/>
+  </w:num>
+  <w:num w:numId="11">
+    <w:abstractNumId w:val="44"/>
+  </w:num>
+  <w:num w:numId="12">
+    <w:abstractNumId w:val="42"/>
+  </w:num>
+  <w:num w:numId="13">
+    <w:abstractNumId w:val="19"/>
+  </w:num>
+  <w:num w:numId="14">
+    <w:abstractNumId w:val="40"/>
+  </w:num>
+  <w:num w:numId="15">
+    <w:abstractNumId w:val="5"/>
+  </w:num>
+  <w:num w:numId="16">
+    <w:abstractNumId w:val="26"/>
+  </w:num>
+  <w:num w:numId="17">
+    <w:abstractNumId w:val="1"/>
+  </w:num>
+  <w:num w:numId="18">
+    <w:abstractNumId w:val="14"/>
+  </w:num>
+  <w:num w:numId="19">
+    <w:abstractNumId w:val="38"/>
+  </w:num>
+  <w:num w:numId="20">
+    <w:abstractNumId w:val="33"/>
+  </w:num>
+  <w:num w:numId="21">
+    <w:abstractNumId w:val="2"/>
+  </w:num>
+  <w:num w:numId="22">
+    <w:abstractNumId w:val="3"/>
+  </w:num>
+  <w:num w:numId="23">
+    <w:abstractNumId w:val="6"/>
+  </w:num>
+  <w:num w:numId="24">
+    <w:abstractNumId w:val="21"/>
+  </w:num>
+  <w:num w:numId="25">
+    <w:abstractNumId w:val="11"/>
+  </w:num>
+  <w:num w:numId="26">
+    <w:abstractNumId w:val="10"/>
+  </w:num>
+  <w:num w:numId="27">
+    <w:abstractNumId w:val="29"/>
+  </w:num>
+  <w:num w:numId="28">
+    <w:abstractNumId w:val="28"/>
+  </w:num>
+  <w:num w:numId="29">
+    <w:abstractNumId w:val="39"/>
+  </w:num>
+  <w:num w:numId="30">
+    <w:abstractNumId w:val="24"/>
+  </w:num>
+  <w:num w:numId="31">
+    <w:abstractNumId w:val="34"/>
+  </w:num>
+  <w:num w:numId="32">
+    <w:abstractNumId w:val="43"/>
+  </w:num>
+  <w:num w:numId="33">
     <w:abstractNumId w:val="13"/>
   </w:num>
-  <w:num w:numId="2">
-    <w:abstractNumId w:val="14"/>
+  <w:num w:numId="34">
+    <w:abstractNumId w:val="4"/>
   </w:num>
-  <w:num w:numId="3">
-    <w:abstractNumId w:val="10"/>
+  <w:num w:numId="35">
+    <w:abstractNumId w:val="8"/>
   </w:num>
-  <w:num w:numId="4">
-    <w:abstractNumId w:val="21"/>
+  <w:num w:numId="36">
+    <w:abstractNumId w:val="9"/>
   </w:num>
-  <w:num w:numId="5">
-    <w:abstractNumId w:val="29"/>
+  <w:num w:numId="37">
+    <w:abstractNumId w:val="32"/>
   </w:num>
-  <w:num w:numId="6">
+  <w:num w:numId="38">
+    <w:abstractNumId w:val="7"/>
+  </w:num>
+  <w:num w:numId="39">
+    <w:abstractNumId w:val="0"/>
+  </w:num>
+  <w:num w:numId="40">
+    <w:abstractNumId w:val="41"/>
+  </w:num>
+  <w:num w:numId="41">
     <w:abstractNumId w:val="15"/>
   </w:num>
-  <w:num w:numId="7">
-    <w:abstractNumId w:val="24"/>
+  <w:num w:numId="42">
+    <w:abstractNumId w:val="20"/>
   </w:num>
-  <w:num w:numId="8">
+  <w:num w:numId="43">
     <w:abstractNumId w:val="25"/>
   </w:num>
-  <w:num w:numId="9">
-    <w:abstractNumId w:val="30"/>
-  </w:num>
-  <w:num w:numId="10">
-    <w:abstractNumId w:val="18"/>
-  </w:num>
-  <w:num w:numId="11">
-    <w:abstractNumId w:val="36"/>
-  </w:num>
-  <w:num w:numId="12">
-    <w:abstractNumId w:val="34"/>
-  </w:num>
-  <w:num w:numId="13">
-    <w:abstractNumId w:val="16"/>
-  </w:num>
-  <w:num w:numId="14">
-    <w:abstractNumId w:val="33"/>
-  </w:num>
-  <w:num w:numId="15">
-    <w:abstractNumId w:val="4"/>
-  </w:num>
-  <w:num w:numId="16">
-    <w:abstractNumId w:val="20"/>
-  </w:num>
-  <w:num w:numId="17">
-    <w:abstractNumId w:val="0"/>
-  </w:num>
-  <w:num w:numId="18">
-    <w:abstractNumId w:val="12"/>
-  </w:num>
-  <w:num w:numId="19">
-    <w:abstractNumId w:val="31"/>
-  </w:num>
-  <w:num w:numId="20">
-    <w:abstractNumId w:val="27"/>
-  </w:num>
-  <w:num w:numId="21">
-    <w:abstractNumId w:val="1"/>
-  </w:num>
-  <w:num w:numId="22">
-    <w:abstractNumId w:val="2"/>
-  </w:num>
-  <w:num w:numId="23">
-    <w:abstractNumId w:val="5"/>
-  </w:num>
-  <w:num w:numId="24">
-    <w:abstractNumId w:val="17"/>
-  </w:num>
-  <w:num w:numId="25">
-    <w:abstractNumId w:val="9"/>
-  </w:num>
-  <w:num w:numId="26">
-    <w:abstractNumId w:val="8"/>
-  </w:num>
-  <w:num w:numId="27">
+  <w:num w:numId="44">
     <w:abstractNumId w:val="23"/>
   </w:num>
-  <w:num w:numId="28">
-    <w:abstractNumId w:val="22"/>
-  </w:num>
-  <w:num w:numId="29">
-    <w:abstractNumId w:val="32"/>
-  </w:num>
-  <w:num w:numId="30">
-    <w:abstractNumId w:val="19"/>
-  </w:num>
-  <w:num w:numId="31">
-    <w:abstractNumId w:val="28"/>
-  </w:num>
-  <w:num w:numId="32">
-    <w:abstractNumId w:val="35"/>
-  </w:num>
-  <w:num w:numId="33">
-    <w:abstractNumId w:val="11"/>
-  </w:num>
-  <w:num w:numId="34">
-    <w:abstractNumId w:val="3"/>
-  </w:num>
-  <w:num w:numId="35">
-    <w:abstractNumId w:val="6"/>
-  </w:num>
-  <w:num w:numId="36">
-    <w:abstractNumId w:val="7"/>
-  </w:num>
-  <w:num w:numId="37">
-    <w:abstractNumId w:val="26"/>
+  <w:num w:numId="45">
+    <w:abstractNumId w:val="37"/>
   </w:num>
   <w:numIdMacAtCleanup w:val="8"/>
 </w:numbering>
@@ -11044,7 +9937,7 @@
 </file>
 
 <file path=customXml/itemProps1.xml><?xml version="1.0" encoding="utf-8"?>
-<ds:datastoreItem xmlns:ds="http://schemas.openxmlformats.org/officeDocument/2006/customXml" ds:itemID="{F2654C54-F29B-4BE7-85CC-C52E6B5D669D}">
+<ds:datastoreItem xmlns:ds="http://schemas.openxmlformats.org/officeDocument/2006/customXml" ds:itemID="{5AD4CCE4-1C9D-49A6-B3F0-7967CDF97903}">
   <ds:schemaRefs>
     <ds:schemaRef ds:uri="http://schemas.openxmlformats.org/officeDocument/2006/bibliography"/>
   </ds:schemaRefs>

--- a/William/Node Backend/William_Jackson.docx
+++ b/William/Node Backend/William_Jackson.docx
@@ -70,8 +70,6 @@
         </w:rPr>
         <w:t>NestJS</w:t>
       </w:r>
-      <w:bookmarkStart w:id="0" w:name="_GoBack"/>
-      <w:bookmarkEnd w:id="0"/>
       <w:proofErr w:type="spellEnd"/>
       <w:r>
         <w:rPr>
@@ -134,7 +132,7 @@
                 <w:sz w:val="17"/>
                 <w:szCs w:val="17"/>
               </w:rPr>
-              <w:t xml:space="preserve">Wellington, Nevada, United States </w:t>
+              <w:t xml:space="preserve">Wellington, Nevada, United States | </w:t>
             </w:r>
             <w:r>
               <w:rPr>
@@ -143,7 +141,7 @@
                 <w:sz w:val="17"/>
                 <w:szCs w:val="17"/>
               </w:rPr>
-              <w:t>+1 (725) 258-7943</w:t>
+              <w:t>+1 (786) 949-7561</w:t>
             </w:r>
             <w:r>
               <w:rPr>
@@ -161,7 +159,7 @@
                 <w:sz w:val="17"/>
                 <w:szCs w:val="17"/>
               </w:rPr>
-              <w:t>williamjacksondev@outlook.com</w:t>
+              <w:t>williamjackson.pro@outlook.com</w:t>
             </w:r>
             <w:r>
               <w:rPr>
@@ -170,7 +168,7 @@
                 <w:sz w:val="17"/>
                 <w:szCs w:val="17"/>
               </w:rPr>
-              <w:t xml:space="preserve">| </w:t>
+              <w:t xml:space="preserve"> | </w:t>
             </w:r>
             <w:r>
               <w:rPr>
@@ -179,8 +177,19 @@
                 <w:sz w:val="17"/>
                 <w:szCs w:val="17"/>
               </w:rPr>
-              <w:t>linkedin.com/in/william-jackson-3816183aa</w:t>
+              <w:t>linkedin.com/in/william-jackson-</w:t>
             </w:r>
+            <w:r>
+              <w:rPr>
+                <w:rFonts w:ascii="Arial" w:eastAsia="Arial" w:hAnsi="Arial" w:cs="Arial"/>
+                <w:color w:val="FFFFFF"/>
+                <w:sz w:val="17"/>
+                <w:szCs w:val="17"/>
+              </w:rPr>
+              <w:t>75b9343b6</w:t>
+            </w:r>
+            <w:bookmarkStart w:id="0" w:name="_GoBack"/>
+            <w:bookmarkEnd w:id="0"/>
           </w:p>
         </w:tc>
       </w:tr>
@@ -9937,7 +9946,7 @@
 </file>
 
 <file path=customXml/itemProps1.xml><?xml version="1.0" encoding="utf-8"?>
-<ds:datastoreItem xmlns:ds="http://schemas.openxmlformats.org/officeDocument/2006/customXml" ds:itemID="{5AD4CCE4-1C9D-49A6-B3F0-7967CDF97903}">
+<ds:datastoreItem xmlns:ds="http://schemas.openxmlformats.org/officeDocument/2006/customXml" ds:itemID="{532E885B-546E-40E5-81CF-FF448D87F3B1}">
   <ds:schemaRefs>
     <ds:schemaRef ds:uri="http://schemas.openxmlformats.org/officeDocument/2006/bibliography"/>
   </ds:schemaRefs>

--- a/William/Node Backend/William_Jackson.docx
+++ b/William/Node Backend/William_Jackson.docx
@@ -132,61 +132,7 @@
                 <w:sz w:val="17"/>
                 <w:szCs w:val="17"/>
               </w:rPr>
-              <w:t xml:space="preserve">Wellington, Nevada, United States | </w:t>
-            </w:r>
-            <w:r>
-              <w:rPr>
-                <w:rFonts w:ascii="Arial" w:eastAsia="Arial" w:hAnsi="Arial" w:cs="Arial"/>
-                <w:color w:val="FFFFFF"/>
-                <w:sz w:val="17"/>
-                <w:szCs w:val="17"/>
-              </w:rPr>
-              <w:t>+1 (786) 949-7561</w:t>
-            </w:r>
-            <w:r>
-              <w:rPr>
-                <w:rFonts w:ascii="Arial" w:eastAsia="Arial" w:hAnsi="Arial" w:cs="Arial"/>
-                <w:color w:val="FFFFFF"/>
-                <w:sz w:val="17"/>
-                <w:szCs w:val="17"/>
-              </w:rPr>
-              <w:t xml:space="preserve">| </w:t>
-            </w:r>
-            <w:r>
-              <w:rPr>
-                <w:rFonts w:ascii="Arial" w:eastAsia="Arial" w:hAnsi="Arial" w:cs="Arial"/>
-                <w:color w:val="FFFFFF"/>
-                <w:sz w:val="17"/>
-                <w:szCs w:val="17"/>
-              </w:rPr>
-              <w:t>williamjackson.pro@outlook.com</w:t>
-            </w:r>
-            <w:r>
-              <w:rPr>
-                <w:rFonts w:ascii="Arial" w:eastAsia="Arial" w:hAnsi="Arial" w:cs="Arial"/>
-                <w:color w:val="FFFFFF"/>
-                <w:sz w:val="17"/>
-                <w:szCs w:val="17"/>
-              </w:rPr>
-              <w:t xml:space="preserve"> | </w:t>
-            </w:r>
-            <w:r>
-              <w:rPr>
-                <w:rFonts w:ascii="Arial" w:eastAsia="Arial" w:hAnsi="Arial" w:cs="Arial"/>
-                <w:color w:val="FFFFFF"/>
-                <w:sz w:val="17"/>
-                <w:szCs w:val="17"/>
-              </w:rPr>
-              <w:t>linkedin.com/in/william-jackson-</w:t>
-            </w:r>
-            <w:r>
-              <w:rPr>
-                <w:rFonts w:ascii="Arial" w:eastAsia="Arial" w:hAnsi="Arial" w:cs="Arial"/>
-                <w:color w:val="FFFFFF"/>
-                <w:sz w:val="17"/>
-                <w:szCs w:val="17"/>
-              </w:rPr>
-              <w:t>75b9343b6</w:t>
+              <w:t>Wellington, Nevada, United States | +1 (786) 949-7561| williamjdev@outlook.com | linkedin.com/in/william-jackson-40036a3ba</w:t>
             </w:r>
             <w:bookmarkStart w:id="0" w:name="_GoBack"/>
             <w:bookmarkEnd w:id="0"/>
@@ -9946,7 +9892,7 @@
 </file>
 
 <file path=customXml/itemProps1.xml><?xml version="1.0" encoding="utf-8"?>
-<ds:datastoreItem xmlns:ds="http://schemas.openxmlformats.org/officeDocument/2006/customXml" ds:itemID="{532E885B-546E-40E5-81CF-FF448D87F3B1}">
+<ds:datastoreItem xmlns:ds="http://schemas.openxmlformats.org/officeDocument/2006/customXml" ds:itemID="{BE43A659-96EB-4F13-815D-C92D42833DB5}">
   <ds:schemaRefs>
     <ds:schemaRef ds:uri="http://schemas.openxmlformats.org/officeDocument/2006/bibliography"/>
   </ds:schemaRefs>

--- a/William/Node Backend/William_Jackson.docx
+++ b/William/Node Backend/William_Jackson.docx
@@ -15,7 +15,7 @@
           <w:sz w:val="44"/>
           <w:szCs w:val="44"/>
         </w:rPr>
-        <w:t>WILLIAM</w:t>
+        <w:t>William</w:t>
       </w:r>
       <w:r>
         <w:rPr>
@@ -25,8 +25,10 @@
           <w:sz w:val="44"/>
           <w:szCs w:val="44"/>
         </w:rPr>
-        <w:t xml:space="preserve"> JACKSON</w:t>
-      </w:r>
+        <w:t xml:space="preserve"> Jackson</w:t>
+      </w:r>
+      <w:bookmarkStart w:id="0" w:name="_GoBack"/>
+      <w:bookmarkEnd w:id="0"/>
     </w:p>
     <w:p>
       <w:pPr>
@@ -134,8 +136,6 @@
               </w:rPr>
               <w:t>Wellington, Nevada, United States | +1 (786) 949-7561| williamjdev@outlook.com | linkedin.com/in/william-jackson-40036a3ba</w:t>
             </w:r>
-            <w:bookmarkStart w:id="0" w:name="_GoBack"/>
-            <w:bookmarkEnd w:id="0"/>
           </w:p>
         </w:tc>
       </w:tr>
@@ -199,15 +199,7 @@
         <w:t>cloud-native services</w:t>
       </w:r>
       <w:r>
-        <w:t xml:space="preserve"> for networking, business workflow, and </w:t>
-      </w:r>
-      <w:proofErr w:type="spellStart"/>
-      <w:r>
-        <w:t>SaaS</w:t>
-      </w:r>
-      <w:proofErr w:type="spellEnd"/>
-      <w:r>
-        <w:t xml:space="preserve">-driven product environments. Strong background designing resilient services with </w:t>
+        <w:t xml:space="preserve"> for networking, business workflow, and SaaS-driven product environments. Strong background designing resilient services with </w:t>
       </w:r>
       <w:r>
         <w:rPr>
@@ -442,7 +434,6 @@
         </w:rPr>
         <w:t xml:space="preserve"> </w:t>
       </w:r>
-      <w:proofErr w:type="spellStart"/>
       <w:r>
         <w:rPr>
           <w:rStyle w:val="Strong"/>
@@ -450,7 +441,6 @@
         </w:rPr>
         <w:t>PostgreSQL</w:t>
       </w:r>
-      <w:proofErr w:type="spellEnd"/>
       <w:r>
         <w:rPr>
           <w:sz w:val="20"/>
@@ -483,7 +473,6 @@
         </w:rPr>
         <w:t xml:space="preserve">, </w:t>
       </w:r>
-      <w:proofErr w:type="spellStart"/>
       <w:r>
         <w:rPr>
           <w:rStyle w:val="Strong"/>
@@ -491,7 +480,6 @@
         </w:rPr>
         <w:t>MongoDB</w:t>
       </w:r>
-      <w:proofErr w:type="spellEnd"/>
       <w:r>
         <w:rPr>
           <w:sz w:val="20"/>
@@ -586,7 +574,117 @@
           <w:rStyle w:val="Strong"/>
           <w:sz w:val="20"/>
         </w:rPr>
-        <w:t xml:space="preserve">Cloud &amp; </w:t>
+        <w:t>Cloud &amp; DevOps:</w:t>
+      </w:r>
+      <w:r>
+        <w:rPr>
+          <w:sz w:val="20"/>
+        </w:rPr>
+        <w:t xml:space="preserve"> </w:t>
+      </w:r>
+      <w:r>
+        <w:rPr>
+          <w:rStyle w:val="Strong"/>
+          <w:sz w:val="20"/>
+        </w:rPr>
+        <w:t>AWS</w:t>
+      </w:r>
+      <w:r>
+        <w:rPr>
+          <w:sz w:val="20"/>
+        </w:rPr>
+        <w:t xml:space="preserve">, </w:t>
+      </w:r>
+      <w:r>
+        <w:rPr>
+          <w:rStyle w:val="Strong"/>
+          <w:sz w:val="20"/>
+        </w:rPr>
+        <w:t>EC2</w:t>
+      </w:r>
+      <w:r>
+        <w:rPr>
+          <w:sz w:val="20"/>
+        </w:rPr>
+        <w:t xml:space="preserve">, </w:t>
+      </w:r>
+      <w:r>
+        <w:rPr>
+          <w:rStyle w:val="Strong"/>
+          <w:sz w:val="20"/>
+        </w:rPr>
+        <w:t>ECS</w:t>
+      </w:r>
+      <w:r>
+        <w:rPr>
+          <w:sz w:val="20"/>
+        </w:rPr>
+        <w:t xml:space="preserve">, </w:t>
+      </w:r>
+      <w:r>
+        <w:rPr>
+          <w:rStyle w:val="Strong"/>
+          <w:sz w:val="20"/>
+        </w:rPr>
+        <w:t>EKS</w:t>
+      </w:r>
+      <w:r>
+        <w:rPr>
+          <w:sz w:val="20"/>
+        </w:rPr>
+        <w:t xml:space="preserve">, </w:t>
+      </w:r>
+      <w:r>
+        <w:rPr>
+          <w:rStyle w:val="Strong"/>
+          <w:sz w:val="20"/>
+        </w:rPr>
+        <w:t>Lambda</w:t>
+      </w:r>
+      <w:r>
+        <w:rPr>
+          <w:sz w:val="20"/>
+        </w:rPr>
+        <w:t xml:space="preserve">, </w:t>
+      </w:r>
+      <w:r>
+        <w:rPr>
+          <w:rStyle w:val="Strong"/>
+          <w:sz w:val="20"/>
+        </w:rPr>
+        <w:t>API Gateway</w:t>
+      </w:r>
+      <w:r>
+        <w:rPr>
+          <w:sz w:val="20"/>
+        </w:rPr>
+        <w:t xml:space="preserve">, </w:t>
+      </w:r>
+      <w:r>
+        <w:rPr>
+          <w:rStyle w:val="Strong"/>
+          <w:sz w:val="20"/>
+        </w:rPr>
+        <w:t>S3</w:t>
+      </w:r>
+      <w:r>
+        <w:rPr>
+          <w:sz w:val="20"/>
+        </w:rPr>
+        <w:t xml:space="preserve">, </w:t>
+      </w:r>
+      <w:r>
+        <w:rPr>
+          <w:rStyle w:val="Strong"/>
+          <w:sz w:val="20"/>
+        </w:rPr>
+        <w:t>RDS</w:t>
+      </w:r>
+      <w:r>
+        <w:rPr>
+          <w:sz w:val="20"/>
+        </w:rPr>
+        <w:t xml:space="preserve">, </w:t>
       </w:r>
       <w:proofErr w:type="spellStart"/>
       <w:r>
@@ -594,68 +692,54 @@
           <w:rStyle w:val="Strong"/>
           <w:sz w:val="20"/>
         </w:rPr>
-        <w:t>DevOps</w:t>
+        <w:t>CloudFront</w:t>
       </w:r>
       <w:proofErr w:type="spellEnd"/>
       <w:r>
         <w:rPr>
-          <w:rStyle w:val="Strong"/>
-          <w:sz w:val="20"/>
-        </w:rPr>
-        <w:t>:</w:t>
-      </w:r>
-      <w:r>
-        <w:rPr>
-          <w:sz w:val="20"/>
-        </w:rPr>
-        <w:t xml:space="preserve"> </w:t>
-      </w:r>
-      <w:r>
-        <w:rPr>
-          <w:rStyle w:val="Strong"/>
-          <w:sz w:val="20"/>
-        </w:rPr>
-        <w:t>AWS</w:t>
-      </w:r>
-      <w:r>
-        <w:rPr>
           <w:sz w:val="20"/>
         </w:rPr>
         <w:t xml:space="preserve">, </w:t>
       </w:r>
-      <w:r>
-        <w:rPr>
-          <w:rStyle w:val="Strong"/>
-          <w:sz w:val="20"/>
-        </w:rPr>
-        <w:t>EC2</w:t>
-      </w:r>
+      <w:proofErr w:type="spellStart"/>
+      <w:r>
+        <w:rPr>
+          <w:rStyle w:val="Strong"/>
+          <w:sz w:val="20"/>
+        </w:rPr>
+        <w:t>DynamoDB</w:t>
+      </w:r>
+      <w:proofErr w:type="spellEnd"/>
       <w:r>
         <w:rPr>
           <w:sz w:val="20"/>
         </w:rPr>
         <w:t xml:space="preserve">, </w:t>
       </w:r>
-      <w:r>
-        <w:rPr>
-          <w:rStyle w:val="Strong"/>
-          <w:sz w:val="20"/>
-        </w:rPr>
-        <w:t>ECS</w:t>
-      </w:r>
+      <w:proofErr w:type="spellStart"/>
+      <w:r>
+        <w:rPr>
+          <w:rStyle w:val="Strong"/>
+          <w:sz w:val="20"/>
+        </w:rPr>
+        <w:t>ElastiCache</w:t>
+      </w:r>
+      <w:proofErr w:type="spellEnd"/>
       <w:r>
         <w:rPr>
           <w:sz w:val="20"/>
         </w:rPr>
         <w:t xml:space="preserve">, </w:t>
       </w:r>
-      <w:r>
-        <w:rPr>
-          <w:rStyle w:val="Strong"/>
-          <w:sz w:val="20"/>
-        </w:rPr>
-        <w:t>EKS</w:t>
-      </w:r>
+      <w:proofErr w:type="spellStart"/>
+      <w:r>
+        <w:rPr>
+          <w:rStyle w:val="Strong"/>
+          <w:sz w:val="20"/>
+        </w:rPr>
+        <w:t>EventBridge</w:t>
+      </w:r>
+      <w:proofErr w:type="spellEnd"/>
       <w:r>
         <w:rPr>
           <w:sz w:val="20"/>
@@ -667,7 +751,7 @@
           <w:rStyle w:val="Strong"/>
           <w:sz w:val="20"/>
         </w:rPr>
-        <w:t>Lambda</w:t>
+        <w:t>Step Functions</w:t>
       </w:r>
       <w:r>
         <w:rPr>
@@ -680,7 +764,7 @@
           <w:rStyle w:val="Strong"/>
           <w:sz w:val="20"/>
         </w:rPr>
-        <w:t>API Gateway</w:t>
+        <w:t>Docker</w:t>
       </w:r>
       <w:r>
         <w:rPr>
@@ -693,7 +777,7 @@
           <w:rStyle w:val="Strong"/>
           <w:sz w:val="20"/>
         </w:rPr>
-        <w:t>S3</w:t>
+        <w:t>Kubernetes</w:t>
       </w:r>
       <w:r>
         <w:rPr>
@@ -706,7 +790,7 @@
           <w:rStyle w:val="Strong"/>
           <w:sz w:val="20"/>
         </w:rPr>
-        <w:t>RDS</w:t>
+        <w:t>Terraform</w:t>
       </w:r>
       <w:r>
         <w:rPr>
@@ -714,139 +798,12 @@
         </w:rPr>
         <w:t xml:space="preserve">, </w:t>
       </w:r>
-      <w:proofErr w:type="spellStart"/>
-      <w:r>
-        <w:rPr>
-          <w:rStyle w:val="Strong"/>
-          <w:sz w:val="20"/>
-        </w:rPr>
-        <w:t>CloudFront</w:t>
-      </w:r>
-      <w:proofErr w:type="spellEnd"/>
-      <w:r>
-        <w:rPr>
-          <w:sz w:val="20"/>
-        </w:rPr>
-        <w:t xml:space="preserve">, </w:t>
-      </w:r>
-      <w:proofErr w:type="spellStart"/>
-      <w:r>
-        <w:rPr>
-          <w:rStyle w:val="Strong"/>
-          <w:sz w:val="20"/>
-        </w:rPr>
-        <w:t>DynamoDB</w:t>
-      </w:r>
-      <w:proofErr w:type="spellEnd"/>
-      <w:r>
-        <w:rPr>
-          <w:sz w:val="20"/>
-        </w:rPr>
-        <w:t xml:space="preserve">, </w:t>
-      </w:r>
-      <w:proofErr w:type="spellStart"/>
-      <w:r>
-        <w:rPr>
-          <w:rStyle w:val="Strong"/>
-          <w:sz w:val="20"/>
-        </w:rPr>
-        <w:t>ElastiCache</w:t>
-      </w:r>
-      <w:proofErr w:type="spellEnd"/>
-      <w:r>
-        <w:rPr>
-          <w:sz w:val="20"/>
-        </w:rPr>
-        <w:t xml:space="preserve">, </w:t>
-      </w:r>
-      <w:proofErr w:type="spellStart"/>
-      <w:r>
-        <w:rPr>
-          <w:rStyle w:val="Strong"/>
-          <w:sz w:val="20"/>
-        </w:rPr>
-        <w:t>EventBridge</w:t>
-      </w:r>
-      <w:proofErr w:type="spellEnd"/>
-      <w:r>
-        <w:rPr>
-          <w:sz w:val="20"/>
-        </w:rPr>
-        <w:t xml:space="preserve">, </w:t>
-      </w:r>
-      <w:r>
-        <w:rPr>
-          <w:rStyle w:val="Strong"/>
-          <w:sz w:val="20"/>
-        </w:rPr>
-        <w:t>Step Functions</w:t>
-      </w:r>
-      <w:r>
-        <w:rPr>
-          <w:sz w:val="20"/>
-        </w:rPr>
-        <w:t xml:space="preserve">, </w:t>
-      </w:r>
-      <w:proofErr w:type="spellStart"/>
-      <w:r>
-        <w:rPr>
-          <w:rStyle w:val="Strong"/>
-          <w:sz w:val="20"/>
-        </w:rPr>
-        <w:t>Docker</w:t>
-      </w:r>
-      <w:proofErr w:type="spellEnd"/>
-      <w:r>
-        <w:rPr>
-          <w:sz w:val="20"/>
-        </w:rPr>
-        <w:t xml:space="preserve">, </w:t>
-      </w:r>
-      <w:proofErr w:type="spellStart"/>
-      <w:r>
-        <w:rPr>
-          <w:rStyle w:val="Strong"/>
-          <w:sz w:val="20"/>
-        </w:rPr>
-        <w:t>Kubernetes</w:t>
-      </w:r>
-      <w:proofErr w:type="spellEnd"/>
-      <w:r>
-        <w:rPr>
-          <w:sz w:val="20"/>
-        </w:rPr>
-        <w:t xml:space="preserve">, </w:t>
-      </w:r>
-      <w:proofErr w:type="spellStart"/>
-      <w:r>
-        <w:rPr>
-          <w:rStyle w:val="Strong"/>
-          <w:sz w:val="20"/>
-        </w:rPr>
-        <w:t>Terraform</w:t>
-      </w:r>
-      <w:proofErr w:type="spellEnd"/>
-      <w:r>
-        <w:rPr>
-          <w:sz w:val="20"/>
-        </w:rPr>
-        <w:t xml:space="preserve">, </w:t>
-      </w:r>
-      <w:proofErr w:type="spellStart"/>
-      <w:r>
-        <w:rPr>
-          <w:rStyle w:val="Strong"/>
-          <w:sz w:val="20"/>
-        </w:rPr>
-        <w:t>GitHub</w:t>
-      </w:r>
-      <w:proofErr w:type="spellEnd"/>
-      <w:r>
-        <w:rPr>
-          <w:rStyle w:val="Strong"/>
-          <w:sz w:val="20"/>
-        </w:rPr>
-        <w:t xml:space="preserve"> Actions</w:t>
+      <w:r>
+        <w:rPr>
+          <w:rStyle w:val="Strong"/>
+          <w:sz w:val="20"/>
+        </w:rPr>
+        <w:t>GitHub Actions</w:t>
       </w:r>
       <w:r>
         <w:rPr>
@@ -887,21 +844,12 @@
         <w:spacing w:before="0" w:beforeAutospacing="0" w:after="0" w:afterAutospacing="0"/>
         <w:jc w:val="both"/>
       </w:pPr>
-      <w:proofErr w:type="spellStart"/>
-      <w:r>
-        <w:rPr>
-          <w:rStyle w:val="Strong"/>
-          <w:sz w:val="20"/>
-        </w:rPr>
-        <w:t>Observability</w:t>
-      </w:r>
-      <w:proofErr w:type="spellEnd"/>
-      <w:r>
-        <w:rPr>
-          <w:rStyle w:val="Strong"/>
-          <w:sz w:val="20"/>
-        </w:rPr>
-        <w:t xml:space="preserve"> / Quality / Security:</w:t>
+      <w:r>
+        <w:rPr>
+          <w:rStyle w:val="Strong"/>
+          <w:sz w:val="20"/>
+        </w:rPr>
+        <w:t>Observability / Quality / Security:</w:t>
       </w:r>
       <w:r>
         <w:rPr>
@@ -1499,21 +1447,12 @@
         </w:rPr>
         <w:t xml:space="preserve">Built containerized deployment pipelines using </w:t>
       </w:r>
-      <w:proofErr w:type="spellStart"/>
-      <w:r>
-        <w:rPr>
-          <w:rStyle w:val="Strong"/>
-          <w:sz w:val="20"/>
-        </w:rPr>
-        <w:t>Docker</w:t>
-      </w:r>
-      <w:proofErr w:type="spellEnd"/>
-      <w:r>
-        <w:rPr>
-          <w:rStyle w:val="Strong"/>
-          <w:sz w:val="20"/>
-        </w:rPr>
-        <w:t xml:space="preserve"> 23.x–26.x</w:t>
+      <w:r>
+        <w:rPr>
+          <w:rStyle w:val="Strong"/>
+          <w:sz w:val="20"/>
+        </w:rPr>
+        <w:t>Docker 23.x–26.x</w:t>
       </w:r>
       <w:r>
         <w:rPr>
@@ -1860,21 +1799,12 @@
         </w:rPr>
         <w:t xml:space="preserve">Improved query-heavy modules in </w:t>
       </w:r>
-      <w:proofErr w:type="spellStart"/>
-      <w:r>
-        <w:rPr>
-          <w:rStyle w:val="Strong"/>
-          <w:sz w:val="20"/>
-        </w:rPr>
-        <w:t>PostgreSQL</w:t>
-      </w:r>
-      <w:proofErr w:type="spellEnd"/>
-      <w:r>
-        <w:rPr>
-          <w:rStyle w:val="Strong"/>
-          <w:sz w:val="20"/>
-        </w:rPr>
-        <w:t xml:space="preserve"> 12–14</w:t>
+      <w:r>
+        <w:rPr>
+          <w:rStyle w:val="Strong"/>
+          <w:sz w:val="20"/>
+        </w:rPr>
+        <w:t>PostgreSQL 12–14</w:t>
       </w:r>
       <w:r>
         <w:rPr>
@@ -2073,21 +2003,12 @@
         </w:rPr>
         <w:t xml:space="preserve"> and packaged services with </w:t>
       </w:r>
-      <w:proofErr w:type="spellStart"/>
-      <w:r>
-        <w:rPr>
-          <w:rStyle w:val="Strong"/>
-          <w:sz w:val="20"/>
-        </w:rPr>
-        <w:t>Docker</w:t>
-      </w:r>
-      <w:proofErr w:type="spellEnd"/>
-      <w:r>
-        <w:rPr>
-          <w:rStyle w:val="Strong"/>
-          <w:sz w:val="20"/>
-        </w:rPr>
-        <w:t xml:space="preserve"> 20.x–23.x</w:t>
+      <w:r>
+        <w:rPr>
+          <w:rStyle w:val="Strong"/>
+          <w:sz w:val="20"/>
+        </w:rPr>
+        <w:t>Docker 20.x–23.x</w:t>
       </w:r>
       <w:r>
         <w:rPr>
@@ -2406,21 +2327,12 @@
         </w:rPr>
         <w:t xml:space="preserve"> and </w:t>
       </w:r>
-      <w:proofErr w:type="spellStart"/>
-      <w:r>
-        <w:rPr>
-          <w:rStyle w:val="Strong"/>
-          <w:sz w:val="20"/>
-        </w:rPr>
-        <w:t>PostgreSQL</w:t>
-      </w:r>
-      <w:proofErr w:type="spellEnd"/>
-      <w:r>
-        <w:rPr>
-          <w:rStyle w:val="Strong"/>
-          <w:sz w:val="20"/>
-        </w:rPr>
-        <w:t xml:space="preserve"> 10–12</w:t>
+      <w:r>
+        <w:rPr>
+          <w:rStyle w:val="Strong"/>
+          <w:sz w:val="20"/>
+        </w:rPr>
+        <w:t>PostgreSQL 10–12</w:t>
       </w:r>
       <w:r>
         <w:rPr>
@@ -2511,21 +2423,12 @@
         </w:rPr>
         <w:t xml:space="preserve"> and </w:t>
       </w:r>
-      <w:proofErr w:type="spellStart"/>
-      <w:r>
-        <w:rPr>
-          <w:rStyle w:val="Strong"/>
-          <w:sz w:val="20"/>
-        </w:rPr>
-        <w:t>Docker</w:t>
-      </w:r>
-      <w:proofErr w:type="spellEnd"/>
-      <w:r>
-        <w:rPr>
-          <w:rStyle w:val="Strong"/>
-          <w:sz w:val="20"/>
-        </w:rPr>
-        <w:t xml:space="preserve"> 19.x–20.x</w:t>
+      <w:r>
+        <w:rPr>
+          <w:rStyle w:val="Strong"/>
+          <w:sz w:val="20"/>
+        </w:rPr>
+        <w:t>Docker 19.x–20.x</w:t>
       </w:r>
       <w:r>
         <w:rPr>
@@ -3235,7 +3138,39 @@
           <w:sz w:val="20"/>
         </w:rPr>
       </w:pPr>
-      <w:proofErr w:type="spellStart"/>
+      <w:r>
+        <w:rPr>
+          <w:rStyle w:val="Strong"/>
+          <w:sz w:val="20"/>
+        </w:rPr>
+        <w:t>Docker &amp; Kubernetes Foundations</w:t>
+      </w:r>
+      <w:r>
+        <w:rPr>
+          <w:sz w:val="20"/>
+        </w:rPr>
+        <w:t xml:space="preserve"> — 2022</w:t>
+      </w:r>
+      <w:r>
+        <w:rPr>
+          <w:sz w:val="20"/>
+        </w:rPr>
+        <w:br/>
+      </w:r>
+      <w:proofErr w:type="gramStart"/>
+      <w:r>
+        <w:rPr>
+          <w:sz w:val="20"/>
+        </w:rPr>
+        <w:t>Validated</w:t>
+      </w:r>
+      <w:proofErr w:type="gramEnd"/>
+      <w:r>
+        <w:rPr>
+          <w:sz w:val="20"/>
+        </w:rPr>
+        <w:t xml:space="preserve"> working knowledge of </w:t>
+      </w:r>
       <w:r>
         <w:rPr>
           <w:rStyle w:val="Strong"/>
@@ -3243,15 +3178,12 @@
         </w:rPr>
         <w:t>Docker</w:t>
       </w:r>
-      <w:proofErr w:type="spellEnd"/>
-      <w:r>
-        <w:rPr>
-          <w:rStyle w:val="Strong"/>
-          <w:sz w:val="20"/>
-        </w:rPr>
-        <w:t xml:space="preserve"> &amp; </w:t>
-      </w:r>
-      <w:proofErr w:type="spellStart"/>
+      <w:r>
+        <w:rPr>
+          <w:sz w:val="20"/>
+        </w:rPr>
+        <w:t xml:space="preserve"> containerization, </w:t>
+      </w:r>
       <w:r>
         <w:rPr>
           <w:rStyle w:val="Strong"/>
@@ -3259,64 +3191,6 @@
         </w:rPr>
         <w:t>Kubernetes</w:t>
       </w:r>
-      <w:proofErr w:type="spellEnd"/>
-      <w:r>
-        <w:rPr>
-          <w:rStyle w:val="Strong"/>
-          <w:sz w:val="20"/>
-        </w:rPr>
-        <w:t xml:space="preserve"> Foundations</w:t>
-      </w:r>
-      <w:r>
-        <w:rPr>
-          <w:sz w:val="20"/>
-        </w:rPr>
-        <w:t xml:space="preserve"> — 2022</w:t>
-      </w:r>
-      <w:r>
-        <w:rPr>
-          <w:sz w:val="20"/>
-        </w:rPr>
-        <w:br/>
-      </w:r>
-      <w:proofErr w:type="gramStart"/>
-      <w:r>
-        <w:rPr>
-          <w:sz w:val="20"/>
-        </w:rPr>
-        <w:t>Validated</w:t>
-      </w:r>
-      <w:proofErr w:type="gramEnd"/>
-      <w:r>
-        <w:rPr>
-          <w:sz w:val="20"/>
-        </w:rPr>
-        <w:t xml:space="preserve"> working knowledge of </w:t>
-      </w:r>
-      <w:proofErr w:type="spellStart"/>
-      <w:r>
-        <w:rPr>
-          <w:rStyle w:val="Strong"/>
-          <w:sz w:val="20"/>
-        </w:rPr>
-        <w:t>Docker</w:t>
-      </w:r>
-      <w:proofErr w:type="spellEnd"/>
-      <w:r>
-        <w:rPr>
-          <w:sz w:val="20"/>
-        </w:rPr>
-        <w:t xml:space="preserve"> containerization, </w:t>
-      </w:r>
-      <w:proofErr w:type="spellStart"/>
-      <w:r>
-        <w:rPr>
-          <w:rStyle w:val="Strong"/>
-          <w:sz w:val="20"/>
-        </w:rPr>
-        <w:t>Kubernetes</w:t>
-      </w:r>
-      <w:proofErr w:type="spellEnd"/>
       <w:r>
         <w:rPr>
           <w:sz w:val="20"/>
@@ -3333,21 +3207,12 @@
         </w:numPr>
         <w:spacing w:before="0" w:beforeAutospacing="0" w:after="0" w:afterAutospacing="0"/>
       </w:pPr>
-      <w:proofErr w:type="spellStart"/>
-      <w:r>
-        <w:rPr>
-          <w:rStyle w:val="Strong"/>
-          <w:sz w:val="20"/>
-        </w:rPr>
-        <w:t>PostgreSQL</w:t>
-      </w:r>
-      <w:proofErr w:type="spellEnd"/>
-      <w:r>
-        <w:rPr>
-          <w:rStyle w:val="Strong"/>
-          <w:sz w:val="20"/>
-        </w:rPr>
-        <w:t xml:space="preserve"> Performance and Query Optimization</w:t>
+      <w:r>
+        <w:rPr>
+          <w:rStyle w:val="Strong"/>
+          <w:sz w:val="20"/>
+        </w:rPr>
+        <w:t>PostgreSQL Performance and Query Optimization</w:t>
       </w:r>
       <w:r>
         <w:rPr>
@@ -9892,7 +9757,7 @@
 </file>
 
 <file path=customXml/itemProps1.xml><?xml version="1.0" encoding="utf-8"?>
-<ds:datastoreItem xmlns:ds="http://schemas.openxmlformats.org/officeDocument/2006/customXml" ds:itemID="{BE43A659-96EB-4F13-815D-C92D42833DB5}">
+<ds:datastoreItem xmlns:ds="http://schemas.openxmlformats.org/officeDocument/2006/customXml" ds:itemID="{02F1CC91-8CC9-4E0D-858A-A21654FD5B6F}">
   <ds:schemaRefs>
     <ds:schemaRef ds:uri="http://schemas.openxmlformats.org/officeDocument/2006/bibliography"/>
   </ds:schemaRefs>
